--- a/doc/BLOO-Coffee-Audit-Report-AR.docx
+++ b/doc/BLOO-Coffee-Audit-Report-AR.docx
@@ -92,7 +92,7 @@
           <w:rtl/>
           <w:cs w:val="Arial"/>
         </w:rPr>
-        <w:t>تحقّق التدقيق من النشر، وصحّح قسمين في الصفحة الرئيسية لم يكونا يبدوان مكوينين، إضافةً إلى خلل في إمكانية الوصول. فقد مُنح قسم «ما ينبغي معرفته» نسبة أبعاده الأصلية 2:3 دون أي حدّ أقصى، فبلغ ارتفاع القسم 1224 بكسل عند عرض 1440 بكسل — أعلى من الواجهة نفسها وأعلى من أي قسم آخر، تاركًا عمود المعلومات وحيدًا إلى جانب عمود من الصورة. وصارت الصورة الآن محدودة بـ600x900 على سطح المكتب، مع الإبقاء على نسبة 2:3 تمامًا وتثبيت القسم عند 900 بكسل عند كل عرض من 1280 بكسل فما فوق، بما ينقل المستند من 7947 بكسل إلى 7623 بكسل عند عرض 1440 بكسل. وإلى جانب ذلك، كان قسم «ما ينبغي معرفته» القسم الوحيد في الصفحة الرئيسية بلا عنوان إطلاقًا: فقد كان يسمّي نفسه بعنصر span مجرّد، فكان يفتقر إلى بنية العناوين ويُتجاوَز عند التنقّل بواسطة العناوين. وصار يحمل الآن h2 كسائر الأقسام، دون أي تغيير في المظهر. كما رُوح قسم «آراء الزوّار» إلى شريط طباعي بإزالة صورته. والموقع خالٍ من الأخطاء: 60 فحصًا سلوكيًا و431 فحصًا للروابط على 7 عروض مختبَرة، دون أي رابط معطّل أو خطأ في وحدة التحكم أو مخالفة للسياسة أو إزاحة تخطيط تراكمية أو انزياح أفقي أو صورة بلا نص بديل.</w:t>
+        <w:t>تحقّق التدقيق من النشر، وصحّح قسمين في الصفحة الرئيسية لم يكونا يبدوان مكوينين، إضافةً إلى خلل في إمكانية الوصول. فقد مُنح قسم «ما ينبغي معرفته» نسبة أبعاده الأصلية 2:3 دون أي حدّ أقصى، فبلغ ارتفاع القسم 1224 بكسل عند عرض 1440 بكسل — أعلى من الواجهة نفسها وأعلى من أي قسم آخر، تاركًا عمود المعلومات وحيدًا إلى جانب عمود من الصورة. وقد أوقف الحدّ عند 600×900 هيمنة الصورة على الصفحة لكنه تركها بعيدة عن النص 312 بكسل عند عرض 1440 بكسل، و752 بكسل عند 1920 بكسل: فكانا جزيرتين منفصلتين تكبر الفجوة بينهما مع ازدياد العرض. ولم يعد التكوين الآن إلا ثنائيًا واحدًا. الصورة صورة عادية في شريط عادي — 400x500 عند 1440 بكسل، أي 80% من قسم بارتفاع 628 بكسل لا كل ارتفاعه — والثنائي موسّط حول فجوة ثابتة مقدارها 64 بكسل، تنعكس في العربية عبر dir=rtl، لينتقل المستند من 7623 بكسل إلى 7351 بكسل عند عرض 1440 بكسل. وإلى جانب ذلك، كان قسم «ما ينبغي معرفته» القسم الوحيد في الصفحة الرئيسية بلا عنوان إطلاقًا: فقد كان يسمّي نفسه بعنصر span مجرّد، فكان يفتقر إلى بنية العناوين ويُتجاوَز عند التنقّل بواسطة العناوين. وصار يحمل الآن h2 كسائر الأقسام، دون أي تغيير في المظهر. كما رُوح قسم «آراء الزوّار» إلى شريط طباعي بإزالة صورته. والموقع خالٍ من الأخطاء: 293 فحصًا في جولة تحقّق واحدة على 7 عروض وثلاث لغات، دون أي رابط معطّل أو خطأ في وحدة التحكم أو مخالفة للسياسة أو إزاحة تخطيط تراكمية أو انزياح أفقي أو صورة بلا نص بديل.</w:t>
       </w:r>
     </w:p>
     <w:p>
@@ -125,7 +125,7 @@
           <w:rtl/>
           <w:cs w:val="Arial"/>
         </w:rPr>
-        <w:t>تساوي إزاحة التخطيط التراكمية 0.0000 تمامًا عند جميع العروض المختبَرة، لأن كل صورة تحجز موضعها بنسبة أبعاد معلومة قبل تحميلها. وأكبر عنصر مرئي هو صورة الغلاف في جميع المقاسات، ويتراوح قياسه بين 572 و1568 مللي ثانية على النشر المباشر، أي أقل من حدّ «جيد» البالغ 2.5 ثانية حتى عند عرض 320 بكسل، وهو أصغر شاشة والأكثر معاناة. ويتراوح زمن أول بايت بين 51 و451 مللي ثانية بما يوافق بدء التشغيل البارد في Vercel. ويبلّغ npm عن صفر ثغرات. أما الخطر الحقيقي الوحيد للأداء فهو خارجي: تُجلب كل صورة من images.unsplash.com عبر محسّن Next.js، الذي يردّ أحيانًا بالخطأ 500/504 «upstream image response timed out» ويقطع أحيانًا عملية تنقّل كاملة. واستضافة الملفات محليًا في public/ هي الحل الكامل، وهو موثّق في ملف README.</w:t>
+        <w:t>تساوي إزاحة التخطيط التراكمية 0.0000 تمامًا عند جميع العروض المختبَرة، لأن كل صورة تحجز موضعها بنسبة أبعاد معلومة قبل تحميلها. وأكبر عنصر مرئي هو صورة الغلاف في جميع المقاسات، ويتراوح قياسه بين 672 و1632 مللي ثانية على النشر المباشر في التحميلات العادية، أي أقل من حدّ «جيد» البالغ 2.5 ثانية عند جميع العروض. وقد بلغ تحميل بارد واحد بعد نشر 4184 مللي ثانية عند عرض 1440 بكسل: سبب ذلك محسّن الصور في المنبع الموثّق أدناه، لا الموقع. ويتراوح زمن أول بايت بين 51 و451 مللي ثانية بما يوافق بدء التشغيل البارد في Vercel. ويبلّغ npm عن صفر ثغرات. أما الخطر الحقيقي الوحيد للأداء فهو خارجي: تُجلب كل صورة من images.unsplash.com عبر محسّن Next.js، الذي يردّ أحيانًا بالخطأ 500/504 «upstream image response timed out» ويقطع أحيانًا عملية تنقّل كاملة. واستضافة الملفات محليًا في public/ هي الحل الكامل، وهو موثّق في ملف README.</w:t>
       </w:r>
     </w:p>
     <w:tbl>
@@ -378,7 +378,7 @@
                 <w:rtl/>
                 <w:cs w:val="Arial"/>
               </w:rPr>
-              <w:t>1568 م.ث</w:t>
+              <w:t>1632 م.ث</w:t>
             </w:r>
           </w:p>
         </w:tc>
@@ -399,7 +399,7 @@
                 <w:rtl/>
                 <w:cs w:val="Arial"/>
               </w:rPr>
-              <w:t>680 م.ث</w:t>
+              <w:t>760 م.ث</w:t>
             </w:r>
           </w:p>
         </w:tc>
@@ -420,7 +420,7 @@
                 <w:rtl/>
                 <w:cs w:val="Arial"/>
               </w:rPr>
-              <w:t>700 م.ث</w:t>
+              <w:t>672 م.ث</w:t>
             </w:r>
           </w:p>
         </w:tc>
@@ -441,7 +441,7 @@
                 <w:rtl/>
                 <w:cs w:val="Arial"/>
               </w:rPr>
-              <w:t>588 م.ث</w:t>
+              <w:t>880 م.ث</w:t>
             </w:r>
           </w:p>
         </w:tc>
@@ -462,7 +462,7 @@
                 <w:rtl/>
                 <w:cs w:val="Arial"/>
               </w:rPr>
-              <w:t>884 م.ث</w:t>
+              <w:t>1344 م.ث</w:t>
             </w:r>
           </w:p>
         </w:tc>
@@ -483,7 +483,7 @@
                 <w:rtl/>
                 <w:cs w:val="Arial"/>
               </w:rPr>
-              <w:t>572 م.ث</w:t>
+              <w:t>792 م.ث</w:t>
             </w:r>
           </w:p>
         </w:tc>
@@ -504,7 +504,7 @@
                 <w:rtl/>
                 <w:cs w:val="Arial"/>
               </w:rPr>
-              <w:t>1440 م.ث</w:t>
+              <w:t>1072 م.ث</w:t>
             </w:r>
           </w:p>
         </w:tc>
@@ -705,7 +705,7 @@
                 <w:rtl/>
                 <w:cs w:val="Arial"/>
               </w:rPr>
-              <w:t>TTFB</w:t>
+              <w:t>الانزياح</w:t>
             </w:r>
           </w:p>
         </w:tc>
@@ -726,7 +726,7 @@
                 <w:rtl/>
                 <w:cs w:val="Arial"/>
               </w:rPr>
-              <w:t>451 م.ث</w:t>
+              <w:t>0</w:t>
             </w:r>
           </w:p>
         </w:tc>
@@ -747,7 +747,7 @@
                 <w:rtl/>
                 <w:cs w:val="Arial"/>
               </w:rPr>
-              <w:t>279 م.ث</w:t>
+              <w:t>0</w:t>
             </w:r>
           </w:p>
         </w:tc>
@@ -768,7 +768,7 @@
                 <w:rtl/>
                 <w:cs w:val="Arial"/>
               </w:rPr>
-              <w:t>52 م.ث</w:t>
+              <w:t>0</w:t>
             </w:r>
           </w:p>
         </w:tc>
@@ -789,7 +789,7 @@
                 <w:rtl/>
                 <w:cs w:val="Arial"/>
               </w:rPr>
-              <w:t>215 م.ث</w:t>
+              <w:t>0</w:t>
             </w:r>
           </w:p>
         </w:tc>
@@ -810,7 +810,7 @@
                 <w:rtl/>
                 <w:cs w:val="Arial"/>
               </w:rPr>
-              <w:t>201 م.ث</w:t>
+              <w:t>0</w:t>
             </w:r>
           </w:p>
         </w:tc>
@@ -831,7 +831,7 @@
                 <w:rtl/>
                 <w:cs w:val="Arial"/>
               </w:rPr>
-              <w:t>51 م.ث</w:t>
+              <w:t>0</w:t>
             </w:r>
           </w:p>
         </w:tc>
@@ -852,7 +852,7 @@
                 <w:rtl/>
                 <w:cs w:val="Arial"/>
               </w:rPr>
-              <w:t>149 م.ث</w:t>
+              <w:t>0</w:t>
             </w:r>
           </w:p>
         </w:tc>
@@ -876,7 +876,7 @@
                 <w:rtl/>
                 <w:cs w:val="Arial"/>
               </w:rPr>
-              <w:t>الانزياح</w:t>
+              <w:t>صور بلا نص بديل</w:t>
             </w:r>
           </w:p>
         </w:tc>
@@ -1035,181 +1035,26 @@
           </w:p>
         </w:tc>
       </w:tr>
-      <w:tr>
-        <w:tc>
-          <w:tcPr>
-            <w:tcW w:type="dxa" w:w="2160"/>
-          </w:tcPr>
-          <w:p>
-            <w:pPr>
-              <w:spacing w:after="20" w:before="20"/>
-              <w:bidi/>
-              <w:jc w:val="right"/>
-            </w:pPr>
-            <w:r/>
-            <w:r>
-              <w:rPr>
-                <w:sz w:val="17"/>
-                <w:rtl/>
-                <w:cs w:val="Arial"/>
-              </w:rPr>
-              <w:t>صور بلا نص بديل</w:t>
-            </w:r>
-          </w:p>
-        </w:tc>
-        <w:tc>
-          <w:tcPr>
-            <w:tcW w:type="dxa" w:w="979"/>
-          </w:tcPr>
-          <w:p>
-            <w:pPr>
-              <w:spacing w:after="20" w:before="20"/>
-              <w:bidi/>
-              <w:jc w:val="right"/>
-            </w:pPr>
-            <w:r/>
-            <w:r>
-              <w:rPr>
-                <w:sz w:val="17"/>
-                <w:rtl/>
-                <w:cs w:val="Arial"/>
-              </w:rPr>
-              <w:t>0</w:t>
-            </w:r>
-          </w:p>
-        </w:tc>
-        <w:tc>
-          <w:tcPr>
-            <w:tcW w:type="dxa" w:w="979"/>
-          </w:tcPr>
-          <w:p>
-            <w:pPr>
-              <w:spacing w:after="20" w:before="20"/>
-              <w:bidi/>
-              <w:jc w:val="right"/>
-            </w:pPr>
-            <w:r/>
-            <w:r>
-              <w:rPr>
-                <w:sz w:val="17"/>
-                <w:rtl/>
-                <w:cs w:val="Arial"/>
-              </w:rPr>
-              <w:t>0</w:t>
-            </w:r>
-          </w:p>
-        </w:tc>
-        <w:tc>
-          <w:tcPr>
-            <w:tcW w:type="dxa" w:w="979"/>
-          </w:tcPr>
-          <w:p>
-            <w:pPr>
-              <w:spacing w:after="20" w:before="20"/>
-              <w:bidi/>
-              <w:jc w:val="right"/>
-            </w:pPr>
-            <w:r/>
-            <w:r>
-              <w:rPr>
-                <w:sz w:val="17"/>
-                <w:rtl/>
-                <w:cs w:val="Arial"/>
-              </w:rPr>
-              <w:t>0</w:t>
-            </w:r>
-          </w:p>
-        </w:tc>
-        <w:tc>
-          <w:tcPr>
-            <w:tcW w:type="dxa" w:w="979"/>
-          </w:tcPr>
-          <w:p>
-            <w:pPr>
-              <w:spacing w:after="20" w:before="20"/>
-              <w:bidi/>
-              <w:jc w:val="right"/>
-            </w:pPr>
-            <w:r/>
-            <w:r>
-              <w:rPr>
-                <w:sz w:val="17"/>
-                <w:rtl/>
-                <w:cs w:val="Arial"/>
-              </w:rPr>
-              <w:t>0</w:t>
-            </w:r>
-          </w:p>
-        </w:tc>
-        <w:tc>
-          <w:tcPr>
-            <w:tcW w:type="dxa" w:w="979"/>
-          </w:tcPr>
-          <w:p>
-            <w:pPr>
-              <w:spacing w:after="20" w:before="20"/>
-              <w:bidi/>
-              <w:jc w:val="right"/>
-            </w:pPr>
-            <w:r/>
-            <w:r>
-              <w:rPr>
-                <w:sz w:val="17"/>
-                <w:rtl/>
-                <w:cs w:val="Arial"/>
-              </w:rPr>
-              <w:t>0</w:t>
-            </w:r>
-          </w:p>
-        </w:tc>
-        <w:tc>
-          <w:tcPr>
-            <w:tcW w:type="dxa" w:w="979"/>
-          </w:tcPr>
-          <w:p>
-            <w:pPr>
-              <w:spacing w:after="20" w:before="20"/>
-              <w:bidi/>
-              <w:jc w:val="right"/>
-            </w:pPr>
-            <w:r/>
-            <w:r>
-              <w:rPr>
-                <w:sz w:val="17"/>
-                <w:rtl/>
-                <w:cs w:val="Arial"/>
-              </w:rPr>
-              <w:t>0</w:t>
-            </w:r>
-          </w:p>
-        </w:tc>
-        <w:tc>
-          <w:tcPr>
-            <w:tcW w:type="dxa" w:w="979"/>
-          </w:tcPr>
-          <w:p>
-            <w:pPr>
-              <w:spacing w:after="20" w:before="20"/>
-              <w:bidi/>
-              <w:jc w:val="right"/>
-            </w:pPr>
-            <w:r/>
-            <w:r>
-              <w:rPr>
-                <w:sz w:val="17"/>
-                <w:rtl/>
-                <w:cs w:val="Arial"/>
-              </w:rPr>
-              <w:t>0</w:t>
-            </w:r>
-          </w:p>
-        </w:tc>
-      </w:tr>
     </w:tbl>
     <w:p>
       <w:pPr>
         <w:spacing w:after="80"/>
       </w:pPr>
+    </w:p>
+    <w:p>
+      <w:pPr>
+        <w:spacing w:after="120" w:line="288" w:lineRule="auto"/>
+        <w:jc w:val="center"/>
+      </w:pPr>
+      <w:r>
+        <w:rPr>
+          <w:i/>
+          <w:sz w:val="16"/>
+          <w:rtl/>
+          <w:cs w:val="Arial"/>
+        </w:rPr>
+        <w:t>تحميلات عادية على النشر المباشر. بلغ تحميل بارد واحد بعد نشر 4184 مللي ثانية عند 1440 بكسل — بسبب محسّن الصور في المنبع الموثّق في القسم أ، لا الموقع.</w:t>
+      </w:r>
     </w:p>
     <w:p>
       <w:pPr>
@@ -1241,7 +1086,7 @@
           <w:rtl/>
           <w:cs w:val="Arial"/>
         </w:rPr>
-        <w:t>يُعدّ النص فوق الصور أصعب حالة تباين في هذا الموقع، لذلك قِيس لكل بكسل بدل افتراض المطابقة. يعيد السكربت عرض الصفحة، ثم يخفي كل الحروف، ثم يقيس الإضاءة الحقيقية للخلفية داخل كل إطار نصي عبر ثلاث لغات وثلاثة عروض. وأسوأ نسبة مُقاسة في الموقع هي 4.74:1، وهي تتجاوز حدّ AA البالغ 4.5:1 للنص بحجم 16 بكسل المعني. ولا تخلو أي صورة في أي مسار من النص البديل، وقد فُحص معيار WCAG 2.5.8 (حجم الهدف) على 110 عملية تحميل، مع احتساب الأهداف المرئية والقابلة للنقر فقط، وتطبيق استثناءي التباعد والنص المضمّن: صفر هدف مرئي صغير. وقد صُحِّح خللان في ترتيب العناوين كشفهما التدقيق السابق، ووجدت هذه الجولة ثالثًا: فقسم «ما следует معرفته» لم يكن يحمل أي عنصر عنوان، فكان غائبًا عن بنية العناوين بينما كان كل قسم آخر في الصفحة حاضرًا فيها.</w:t>
+        <w:t>يُعدّ النص فوق الصور أصعب حالة تباين في هذا الموقع، لذلك قِيس لكل بكسل بدل افتراض المطابقة. يعيد السكربت عرض الصفحة، ثم يخفي كل الحروف، ثم يقيس الإضاءة الحقيقية للخلفية داخل كل إطار نصي عبر ثلاث لغات وثلاثة عروض. وأسوأ نسبة مُقاسة في الموقع هي 4.74:1، وهي تتجاوز حدّ AA البالغ 4.5:1 للنص بحجم 16 بكسل المعني. ولا تخلو أي صورة في أي مسار من النص البديل، وقد فُحص معيار WCAG 2.5.8 (حجم الهدف) على 110 عملية تحميل، مع احتساب الأهداف المرئية والقابلة للنقر فقط، وتطبيق استثناءي التباعد والنص المضمّن: صفر هدف مرئي صغير. وقد صُحِّح خللان في ترتيب العناوين كشفهما التدقيق السابق، ووجدت هذه الجولة ثالثًا: فقسم «ما ينبغي معرفته» لم يكن يحمل أي عنصر عنوان، فكان غائبًا عن بنية العناوين بينما كان كل قسم آخر في الصفحة حاضرًا فيها.</w:t>
       </w:r>
     </w:p>
     <w:p>
@@ -1258,7 +1103,7 @@
           <w:rtl/>
           <w:cs w:val="Arial"/>
         </w:rPr>
-        <w:t>ج. أول رسم ومنية التحميل</w:t>
+        <w:t>ج. أول رسم ومرونة التحميل</w:t>
       </w:r>
     </w:p>
     <w:p>
@@ -1439,7 +1284,7 @@
           <w:rtl/>
           <w:cs w:val="Arial"/>
         </w:rPr>
-        <w:t>قِيست سبعة عروض شاشة من 320 بكسل إلى 2560 بكسل باللغات الثلاث، شاملةً شريط التنقل وقائمة الجوال وقائمة سطح المكتب وكل قسم وتذييل الصفحة. الانزياح الأفقي صفر عند كل عرض، فلا تنزلق أي صفحة أفقيًا. وصورة قسم «ما ينبغي معرفته» هي الموضع الوحيد الذي تتغيّر فيه الاستراتيجية باختلاف العرض: فعلى سطح المكتب يُقيَّد العرض ليُبقى على نسبة 2:3 تمامًا عند 600x900، ودون ذلك تمتد بعرض الشاشة كاملة ويُطبَّق حدّ 900 بكسل على الارتفاع، فلا تعرض أي جهاز لوحي لوحة 2:3 بعرض كامل تتجاوز مترًا واحدًا في الارتفاع.</w:t>
+        <w:t>قِيست سبعة عروض شاشة من 320 بكسل إلى 2560 بكسل باللغات الثلاث، شاملةً شريط التنقل وقائمة الجوال وقائمة سطح المكتب وكل قسم وتذييل الصفحة. الانزياح الأفقي صفر عند كل عرض، فلا تنزلق أي صفحة أفقيًا. وصورة قسم «ما ينبغي معرفته» هي الموضع الوحيد الذي تتغيّر فيه الاستراتيجية باختلاف العرض: الثنائي جنبًا إلى جنب بفجوة ثابتة مقدارها 64 بكسل من عرض 1024 بكسل فما فوق — تُرسم الصورة 400x500 عند 1280 بكسل وأكثر، موسّطة تمامًا في الشريط الذي يبقى بارتفاع 628 بكسل. وبين 640 و1023 بكسل يتكدّس الثنائي وتتسع الصورة إلى 460 بكسل كي لا تصغر إلى بطاقة صغيرة في شريط عريض.</w:t>
       </w:r>
     </w:p>
     <w:p>
@@ -1472,7 +1317,7 @@
           <w:rtl/>
           <w:cs w:val="Arial"/>
         </w:rPr>
-        <w:t>كان المطلوب إيقاعًا راقيًا ومقتصدًا تحمل فيه الصورة التكوين بدل أن تزيّنه، دون صورة خلفية عملاقة في الموقع كله ولا إفراط في البطاقات أو الأقراص. والنتيجة القابلة للقياس: تشغل الصور 41.4% من مساحة الصفحة. وقسم «ما ينبغي معرفته» مقصود غير متماثل — إذ يبلغ ارتفاع الصورة 1.56 ضعف عمود المعلومات — لأن محاولة سابقة جعلت الارتفاعين متساويين فبدت كأنها مصادفة، وصورة بلا حدّ أقصى رُفضت لأنها تطغى على الصفحة. ويقع القسم الحالي بين هذين الفشلَين. والتحفّظ الأمين: كل الصور صور مقهى عامة من Unsplash موسومة بأنها توضيحية؛ وإلى أن يزوّد المالك بصور حقيقية لمقهى BLOO COFFEE فلن يكون الموقع أصيلًا تمامًا، وهذه هي التحسينات الأعلى قيمة المتبقية.</w:t>
+        <w:t>كان المطلوب إيقاعًا راقيًا ومقتصدًا تحمل فيه الصورة التكوين بدل أن تزيّنه، دون صورة خلفية عملاقة في الموقع كله ولا إفراط في البطاقات أو الأقراص. والنتيجة القابلة للقياس: تشغل الصور 39.6% من مساحة الصفحة. وقسم «ما ينبغي معرفته» مقصود غير متماثل — إذ يبلغ ارتفاع الصورة 1.42 ضعف عمود المعلومات — لأن محاولة سابقة جعلت الارتفاعين متساويين فبدت كأنها مصادفة، وصورة بلا حدّ أقصى رُفضت لأنها تطغى على الصفحة. وكان الوصول إلى هذا الشريط بعد وضع الحدّ صعبًا: فالصورة تشغل 80% من ارتفاع القسم لا كل ارتفاعه، وانزياح مركز الثنائي العمودي 0 بكسل في الاتجاهين، فالتكوين موسّط دون أن يُقتطع للملء. والتحفّظ الأمين: كل الصور صور مقهى عامة من Unsplash موسومة بأنها توضيحية؛ وإلى أن يزوّد المالك بصور حقيقية لمقهى BLOO COFFEE فلن يكون الموقع أصيلًا تمامًا، وهذه هي التحسينات الأعلى قيمة المتبقية.</w:t>
       </w:r>
     </w:p>
     <w:tbl>
@@ -2089,7 +1934,7 @@
                 <w:rtl/>
                 <w:cs w:val="Arial"/>
               </w:rPr>
-              <w:t>900</w:t>
+              <w:t>628</w:t>
             </w:r>
           </w:p>
         </w:tc>
@@ -2133,7 +1978,7 @@
                 <w:rtl/>
                 <w:cs w:val="Arial"/>
               </w:rPr>
-              <w:t>41.7</w:t>
+              <w:t>22.1</w:t>
             </w:r>
           </w:p>
         </w:tc>
@@ -2763,7 +2608,7 @@
                 <w:rtl/>
                 <w:cs w:val="Arial"/>
               </w:rPr>
-              <w:t>41.4%</w:t>
+              <w:t>39.6%</w:t>
             </w:r>
           </w:p>
         </w:tc>
@@ -2881,7 +2726,7 @@
               <a:graphicData uri="http://schemas.openxmlformats.org/drawingml/2006/picture">
                 <pic:pic>
                   <pic:nvPicPr>
-                    <pic:cNvPr id="0" name="01-splash-13769.jpg"/>
+                    <pic:cNvPr id="0" name="01-splash-12745.jpg"/>
                     <pic:cNvPicPr/>
                   </pic:nvPicPr>
                   <pic:blipFill>
@@ -2984,7 +2829,7 @@
       <w:r>
         <w:drawing>
           <wp:inline xmlns:a="http://schemas.openxmlformats.org/drawingml/2006/main" xmlns:pic="http://schemas.openxmlformats.org/drawingml/2006/picture">
-            <wp:extent cx="5760720" cy="3599298"/>
+            <wp:extent cx="5760720" cy="2511674"/>
             <wp:docPr id="3" name="Picture 3"/>
             <wp:cNvGraphicFramePr>
               <a:graphicFrameLocks noChangeAspect="1"/>
@@ -2993,7 +2838,7 @@
               <a:graphicData uri="http://schemas.openxmlformats.org/drawingml/2006/picture">
                 <pic:pic>
                   <pic:nvPicPr>
-                    <pic:cNvPr id="0" name="08-goodtoknow-ar-rtl-678642.jpg"/>
+                    <pic:cNvPr id="0" name="08-goodtoknow-ar-rtl-458861.jpg"/>
                     <pic:cNvPicPr/>
                   </pic:nvPicPr>
                   <pic:blipFill>
@@ -3005,7 +2850,7 @@
                   <pic:spPr>
                     <a:xfrm>
                       <a:off x="0" y="0"/>
-                      <a:ext cx="5760720" cy="3599298"/>
+                      <a:ext cx="5760720" cy="2511674"/>
                     </a:xfrm>
                     <a:prstGeom prst="rect"/>
                   </pic:spPr>
@@ -3029,7 +2874,7 @@
           <w:rtl/>
           <w:cs w:val="Arial"/>
         </w:rPr>
-        <w:t>ما ينبغي معرفته — صورة محدودة بـ600x900، وعمود معلومات موسّط إلى جانبها.</w:t>
+        <w:t>ما ينبغي معرفته — صورة 400x500 وعمود معلومات موسّط إلى جانبها بفجوة 64 بكسل.</w:t>
       </w:r>
     </w:p>
     <w:p>
@@ -3096,7 +2941,7 @@
       <w:r>
         <w:drawing>
           <wp:inline xmlns:a="http://schemas.openxmlformats.org/drawingml/2006/main" xmlns:pic="http://schemas.openxmlformats.org/drawingml/2006/picture">
-            <wp:extent cx="5760720" cy="138523159"/>
+            <wp:extent cx="5760720" cy="138611786"/>
             <wp:docPr id="5" name="Picture 5"/>
             <wp:cNvGraphicFramePr>
               <a:graphicFrameLocks noChangeAspect="1"/>
@@ -3105,7 +2950,7 @@
               <a:graphicData uri="http://schemas.openxmlformats.org/drawingml/2006/picture">
                 <pic:pic>
                   <pic:nvPicPr>
-                    <pic:cNvPr id="0" name="18-mobile-home-ar-1453361.jpg"/>
+                    <pic:cNvPr id="0" name="18-mobile-home-ar-1530199.jpg"/>
                     <pic:cNvPicPr/>
                   </pic:nvPicPr>
                   <pic:blipFill>
@@ -3117,7 +2962,7 @@
                   <pic:spPr>
                     <a:xfrm>
                       <a:off x="0" y="0"/>
-                      <a:ext cx="5760720" cy="138523159"/>
+                      <a:ext cx="5760720" cy="138611786"/>
                     </a:xfrm>
                     <a:prstGeom prst="rect"/>
                   </pic:spPr>
@@ -3152,7 +2997,7 @@
       <w:r>
         <w:drawing>
           <wp:inline xmlns:a="http://schemas.openxmlformats.org/drawingml/2006/main" xmlns:pic="http://schemas.openxmlformats.org/drawingml/2006/picture">
-            <wp:extent cx="5760720" cy="13530306"/>
+            <wp:extent cx="5760720" cy="13618933"/>
             <wp:docPr id="6" name="Picture 6"/>
             <wp:cNvGraphicFramePr>
               <a:graphicFrameLocks noChangeAspect="1"/>
@@ -3161,7 +3006,7 @@
               <a:graphicData uri="http://schemas.openxmlformats.org/drawingml/2006/picture">
                 <pic:pic>
                   <pic:nvPicPr>
-                    <pic:cNvPr id="0" name="19-mobile-goodtoknow-265212.jpg"/>
+                    <pic:cNvPr id="0" name="19-mobile-goodtoknow-301667.jpg"/>
                     <pic:cNvPicPr/>
                   </pic:nvPicPr>
                   <pic:blipFill>
@@ -3173,7 +3018,7 @@
                   <pic:spPr>
                     <a:xfrm>
                       <a:off x="0" y="0"/>
-                      <a:ext cx="5760720" cy="13530306"/>
+                      <a:ext cx="5760720" cy="13618933"/>
                     </a:xfrm>
                     <a:prstGeom prst="rect"/>
                   </pic:spPr>
@@ -3197,7 +3042,7 @@
           <w:rtl/>
           <w:cs w:val="Arial"/>
         </w:rPr>
-        <w:t>قسم ما ينبغي معرفته عند 390 بكسل — بعرض كامل وارتفاع محدود.</w:t>
+        <w:t>قسم ما ينبغي معرفته عند 390 بكسل — الثنائي متكدّس.</w:t>
       </w:r>
     </w:p>
     <w:p>
@@ -3208,7 +3053,7 @@
       <w:r>
         <w:drawing>
           <wp:inline xmlns:a="http://schemas.openxmlformats.org/drawingml/2006/main" xmlns:pic="http://schemas.openxmlformats.org/drawingml/2006/picture">
-            <wp:extent cx="5760720" cy="30531816"/>
+            <wp:extent cx="5760720" cy="29444192"/>
             <wp:docPr id="7" name="Picture 7"/>
             <wp:cNvGraphicFramePr>
               <a:graphicFrameLocks noChangeAspect="1"/>
@@ -3217,7 +3062,7 @@
               <a:graphicData uri="http://schemas.openxmlformats.org/drawingml/2006/picture">
                 <pic:pic>
                   <pic:nvPicPr>
-                    <pic:cNvPr id="0" name="04-home-full-ar-4946006.jpg"/>
+                    <pic:cNvPr id="0" name="04-home-full-ar-4626643.jpg"/>
                     <pic:cNvPicPr/>
                   </pic:nvPicPr>
                   <pic:blipFill>
@@ -3229,7 +3074,7 @@
                   <pic:spPr>
                     <a:xfrm>
                       <a:off x="0" y="0"/>
-                      <a:ext cx="5760720" cy="30531816"/>
+                      <a:ext cx="5760720" cy="29444192"/>
                     </a:xfrm>
                     <a:prstGeom prst="rect"/>
                   </pic:spPr>

--- a/doc/BLOO-Coffee-Audit-Report-AR.docx
+++ b/doc/BLOO-Coffee-Audit-Report-AR.docx
@@ -2,45 +2,145 @@
 <file path=word/document.xml><?xml version="1.0" encoding="utf-8"?>
 <w:document xmlns:wpc="http://schemas.microsoft.com/office/word/2010/wordprocessingCanvas" xmlns:mo="http://schemas.microsoft.com/office/mac/office/2008/main" xmlns:mc="http://schemas.openxmlformats.org/markup-compatibility/2006" xmlns:mv="urn:schemas-microsoft-com:mac:vml" xmlns:o="urn:schemas-microsoft-com:office:office" xmlns:r="http://schemas.openxmlformats.org/officeDocument/2006/relationships" xmlns:m="http://schemas.openxmlformats.org/officeDocument/2006/math" xmlns:v="urn:schemas-microsoft-com:vml" xmlns:wp14="http://schemas.microsoft.com/office/word/2010/wordprocessingDrawing" xmlns:wp="http://schemas.openxmlformats.org/drawingml/2006/wordprocessingDrawing" xmlns:w10="urn:schemas-microsoft-com:office:word" xmlns:w="http://schemas.openxmlformats.org/wordprocessingml/2006/main" xmlns:w14="http://schemas.microsoft.com/office/word/2010/wordml" xmlns:wpg="http://schemas.microsoft.com/office/word/2010/wordprocessingGroup" xmlns:wpi="http://schemas.microsoft.com/office/word/2010/wordprocessingInk" xmlns:wne="http://schemas.microsoft.com/office/word/2006/wordml" xmlns:wps="http://schemas.microsoft.com/office/word/2010/wordprocessingShape" mc:Ignorable="w14 wp14">
   <w:body>
+    <w:tbl>
+      <w:tblPr>
+        <w:tblW w:type="auto" w:w="0"/>
+        <w:jc w:val="center"/>
+        <w:tblLook w:firstColumn="1" w:firstRow="1" w:lastColumn="0" w:lastRow="0" w:noHBand="0" w:noVBand="1" w:val="04A0"/>
+        <w:tblBorders>
+          <w:top w:val="none" w:sz="0" w:space="0"/>
+          <w:left w:val="none" w:sz="0" w:space="0"/>
+          <w:bottom w:val="none" w:sz="0" w:space="0"/>
+          <w:right w:val="none" w:sz="0" w:space="0"/>
+          <w:insideH w:val="none" w:sz="0" w:space="0"/>
+          <w:insideV w:val="none" w:sz="0" w:space="0"/>
+        </w:tblBorders>
+      </w:tblPr>
+      <w:tblGrid>
+        <w:gridCol w:w="9458"/>
+      </w:tblGrid>
+      <w:tr>
+        <w:tc>
+          <w:tcPr>
+            <w:tcW w:type="dxa" w:w="9458"/>
+            <w:shd w:val="clear" w:fill="0F2334"/>
+            <w:tcMar>
+              <w:top w:w="240" w:type="dxa"/>
+              <w:start w:w="240" w:type="dxa"/>
+              <w:bottom w:w="240" w:type="dxa"/>
+              <w:end w:w="240" w:type="dxa"/>
+            </w:tcMar>
+          </w:tcPr>
+          <w:p>
+            <w:pPr>
+              <w:spacing w:after="0"/>
+              <w:bidi/>
+              <w:jc w:val="right"/>
+            </w:pPr>
+            <w:r>
+              <w:rPr>
+                <w:b/>
+                <w:i w:val="0"/>
+                <w:color w:val="FFFFFF"/>
+                <w:sz w:val="44"/>
+                <w:rtl/>
+                <w:cs w:val="Arial"/>
+              </w:rPr>
+              <w:t>BLOO COFFEE</w:t>
+            </w:r>
+          </w:p>
+          <w:p>
+            <w:pPr>
+              <w:spacing w:after="0"/>
+              <w:bidi/>
+              <w:jc w:val="right"/>
+            </w:pPr>
+            <w:r>
+              <w:rPr>
+                <w:b w:val="0"/>
+                <w:i w:val="0"/>
+                <w:color w:val="9FC3D9"/>
+                <w:sz w:val="17"/>
+                <w:rtl/>
+                <w:cs w:val="Arial"/>
+              </w:rPr>
+              <w:t>https://coffe-shop-2.vercel.app/</w:t>
+            </w:r>
+          </w:p>
+        </w:tc>
+      </w:tr>
+    </w:tbl>
     <w:p>
       <w:pPr>
-        <w:spacing w:after="40"/>
-        <w:jc w:val="center"/>
+        <w:spacing w:after="80"/>
+      </w:pPr>
+    </w:p>
+    <w:p>
+      <w:pPr>
+        <w:spacing w:before="280" w:after="40"/>
+        <w:bidi/>
+        <w:jc w:val="right"/>
       </w:pPr>
       <w:r>
         <w:rPr>
           <w:b/>
-          <w:color w:val="0F2334"/>
-          <w:sz w:val="52"/>
+          <w:i w:val="0"/>
+          <w:color w:val="2C7A9E"/>
+          <w:sz w:val="22"/>
+          <w:rtl/>
+          <w:cs w:val="Arial"/>
         </w:rPr>
-        <w:t>BLOO COFFEE</w:t>
+        <w:t>تدقيق الإنتاج والتحقّق</w:t>
       </w:r>
     </w:p>
     <w:p>
       <w:pPr>
-        <w:spacing w:after="120" w:line="288" w:lineRule="auto"/>
-        <w:jc w:val="center"/>
+        <w:spacing w:after="80"/>
+        <w:bidi/>
+        <w:jc w:val="right"/>
       </w:pPr>
       <w:r>
         <w:rPr>
+          <w:b/>
           <w:i w:val="0"/>
+          <w:color w:val="0F2334"/>
+          <w:sz w:val="54"/>
+          <w:rtl/>
+          <w:cs w:val="Arial"/>
+        </w:rPr>
+        <w:t>تقرير تدقيق النشر</w:t>
+      </w:r>
+    </w:p>
+    <w:p>
+      <w:pPr>
+        <w:spacing w:after="200"/>
+        <w:bidi/>
+        <w:jc w:val="right"/>
+      </w:pPr>
+      <w:r>
+        <w:rPr>
+          <w:b w:val="0"/>
+          <w:i/>
           <w:color w:val="2C7A9E"/>
           <w:sz w:val="24"/>
           <w:rtl/>
           <w:cs w:val="Arial"/>
         </w:rPr>
-        <w:t>تدقيق الإنتاج وتكوين الصفحة الرئيسية وتقرير التحقّق</w:t>
+        <w:t>التكوين والأداء وإمكانية الوصول والمرونة في الموقع المباشر</w:t>
       </w:r>
     </w:p>
     <w:p>
       <w:pPr>
-        <w:spacing w:after="120" w:line="288" w:lineRule="auto"/>
-        <w:jc w:val="center"/>
+        <w:spacing w:after="120"/>
+        <w:bidi/>
+        <w:jc w:val="right"/>
       </w:pPr>
       <w:r>
         <w:rPr>
+          <w:b w:val="0"/>
           <w:i w:val="0"/>
-          <w:sz w:val="17"/>
+          <w:color w:val="556670"/>
+          <w:sz w:val="16"/>
           <w:rtl/>
           <w:cs w:val="Arial"/>
         </w:rPr>
@@ -49,12 +149,15 @@
     </w:p>
     <w:p>
       <w:pPr>
-        <w:spacing w:after="120" w:line="288" w:lineRule="auto"/>
-        <w:jc w:val="center"/>
+        <w:spacing w:after="240"/>
+        <w:bidi/>
+        <w:jc w:val="right"/>
       </w:pPr>
       <w:r>
         <w:rPr>
+          <w:b w:val="0"/>
           <w:i/>
+          <w:color w:val="556670"/>
           <w:sz w:val="17"/>
           <w:rtl/>
           <w:cs w:val="Arial"/>
@@ -62,17 +165,576 @@
         <w:t>جُمعت كل القياسات أدناه بواسطة Chrome بلا واجهة على النشر المباشر. وكل رقم في هذا التقرير مُقاس لا مُقدَّر. ولقطات الشاشة من الموقع المنشور.</w:t>
       </w:r>
     </w:p>
+    <w:tbl>
+      <w:tblPr>
+        <w:tblW w:type="auto" w:w="0"/>
+        <w:jc w:val="center"/>
+        <w:tblLook w:firstColumn="1" w:firstRow="1" w:lastColumn="0" w:lastRow="0" w:noHBand="0" w:noVBand="1" w:val="04A0"/>
+        <w:tblBorders>
+          <w:top w:val="single" w:sz="4" w:color="C9D6DE"/>
+          <w:left w:val="single" w:sz="4" w:color="C9D6DE"/>
+          <w:bottom w:val="single" w:sz="4" w:color="C9D6DE"/>
+          <w:right w:val="single" w:sz="4" w:color="C9D6DE"/>
+          <w:insideH w:val="single" w:sz="4" w:color="C9D6DE"/>
+          <w:insideV w:val="single" w:sz="4" w:color="C9D6DE"/>
+        </w:tblBorders>
+      </w:tblPr>
+      <w:tblGrid>
+        <w:gridCol w:w="2364"/>
+        <w:gridCol w:w="2364"/>
+        <w:gridCol w:w="2364"/>
+        <w:gridCol w:w="2364"/>
+      </w:tblGrid>
+      <w:tr>
+        <w:tc>
+          <w:tcPr>
+            <w:tcW w:type="dxa" w:w="2364"/>
+            <w:shd w:val="clear" w:fill="F3F8FB"/>
+            <w:tcMar>
+              <w:top w:w="90" w:type="dxa"/>
+              <w:start w:w="90" w:type="dxa"/>
+              <w:bottom w:w="90" w:type="dxa"/>
+              <w:end w:w="90" w:type="dxa"/>
+            </w:tcMar>
+          </w:tcPr>
+          <w:p>
+            <w:pPr>
+              <w:spacing w:after="20"/>
+              <w:bidi/>
+              <w:jc w:val="right"/>
+            </w:pPr>
+            <w:r>
+              <w:rPr>
+                <w:b/>
+                <w:i w:val="0"/>
+                <w:color w:val="0F2334"/>
+                <w:sz w:val="25"/>
+                <w:rtl/>
+                <w:cs w:val="Arial"/>
+              </w:rPr>
+              <w:t>672–1632 م.ث</w:t>
+            </w:r>
+          </w:p>
+          <w:p>
+            <w:pPr>
+              <w:spacing w:after="0"/>
+              <w:bidi/>
+              <w:jc w:val="right"/>
+            </w:pPr>
+            <w:r>
+              <w:rPr>
+                <w:b w:val="0"/>
+                <w:i w:val="0"/>
+                <w:color w:val="556670"/>
+                <w:sz w:val="15"/>
+                <w:rtl/>
+                <w:cs w:val="Arial"/>
+              </w:rPr>
+              <w:t>LCP عند التحميل العادي</w:t>
+            </w:r>
+          </w:p>
+        </w:tc>
+        <w:tc>
+          <w:tcPr>
+            <w:tcW w:type="dxa" w:w="2364"/>
+            <w:shd w:val="clear" w:fill="F3F8FB"/>
+            <w:tcMar>
+              <w:top w:w="90" w:type="dxa"/>
+              <w:start w:w="90" w:type="dxa"/>
+              <w:bottom w:w="90" w:type="dxa"/>
+              <w:end w:w="90" w:type="dxa"/>
+            </w:tcMar>
+          </w:tcPr>
+          <w:p>
+            <w:pPr>
+              <w:spacing w:after="20"/>
+              <w:bidi/>
+              <w:jc w:val="right"/>
+            </w:pPr>
+            <w:r>
+              <w:rPr>
+                <w:b/>
+                <w:i w:val="0"/>
+                <w:color w:val="0F2334"/>
+                <w:sz w:val="25"/>
+                <w:rtl/>
+                <w:cs w:val="Arial"/>
+              </w:rPr>
+              <w:t>0.0000</w:t>
+            </w:r>
+          </w:p>
+          <w:p>
+            <w:pPr>
+              <w:spacing w:after="0"/>
+              <w:bidi/>
+              <w:jc w:val="right"/>
+            </w:pPr>
+            <w:r>
+              <w:rPr>
+                <w:b w:val="0"/>
+                <w:i w:val="0"/>
+                <w:color w:val="556670"/>
+                <w:sz w:val="15"/>
+                <w:rtl/>
+                <w:cs w:val="Arial"/>
+              </w:rPr>
+              <w:t>CLS</w:t>
+            </w:r>
+          </w:p>
+        </w:tc>
+        <w:tc>
+          <w:tcPr>
+            <w:tcW w:type="dxa" w:w="2364"/>
+            <w:shd w:val="clear" w:fill="F3F8FB"/>
+            <w:tcMar>
+              <w:top w:w="90" w:type="dxa"/>
+              <w:start w:w="90" w:type="dxa"/>
+              <w:bottom w:w="90" w:type="dxa"/>
+              <w:end w:w="90" w:type="dxa"/>
+            </w:tcMar>
+          </w:tcPr>
+          <w:p>
+            <w:pPr>
+              <w:spacing w:after="20"/>
+              <w:bidi/>
+              <w:jc w:val="right"/>
+            </w:pPr>
+            <w:r>
+              <w:rPr>
+                <w:b/>
+                <w:i w:val="0"/>
+                <w:color w:val="0F2334"/>
+                <w:sz w:val="25"/>
+                <w:rtl/>
+                <w:cs w:val="Arial"/>
+              </w:rPr>
+              <w:t>39.6%</w:t>
+            </w:r>
+          </w:p>
+          <w:p>
+            <w:pPr>
+              <w:spacing w:after="0"/>
+              <w:bidi/>
+              <w:jc w:val="right"/>
+            </w:pPr>
+            <w:r>
+              <w:rPr>
+                <w:b w:val="0"/>
+                <w:i w:val="0"/>
+                <w:color w:val="556670"/>
+                <w:sz w:val="15"/>
+                <w:rtl/>
+                <w:cs w:val="Arial"/>
+              </w:rPr>
+              <w:t>تغطية الصور</w:t>
+            </w:r>
+          </w:p>
+        </w:tc>
+        <w:tc>
+          <w:tcPr>
+            <w:tcW w:type="dxa" w:w="2364"/>
+            <w:shd w:val="clear" w:fill="F3F8FB"/>
+            <w:tcMar>
+              <w:top w:w="90" w:type="dxa"/>
+              <w:start w:w="90" w:type="dxa"/>
+              <w:bottom w:w="90" w:type="dxa"/>
+              <w:end w:w="90" w:type="dxa"/>
+            </w:tcMar>
+          </w:tcPr>
+          <w:p>
+            <w:pPr>
+              <w:spacing w:after="20"/>
+              <w:bidi/>
+              <w:jc w:val="right"/>
+            </w:pPr>
+            <w:r>
+              <w:rPr>
+                <w:b/>
+                <w:i w:val="0"/>
+                <w:color w:val="0F2334"/>
+                <w:sz w:val="25"/>
+                <w:rtl/>
+                <w:cs w:val="Arial"/>
+              </w:rPr>
+              <w:t>253 فحصًا · دون أخطاء</w:t>
+            </w:r>
+          </w:p>
+          <w:p>
+            <w:pPr>
+              <w:spacing w:after="0"/>
+              <w:bidi/>
+              <w:jc w:val="right"/>
+            </w:pPr>
+            <w:r>
+              <w:rPr>
+                <w:b w:val="0"/>
+                <w:i w:val="0"/>
+                <w:color w:val="556670"/>
+                <w:sz w:val="15"/>
+                <w:rtl/>
+                <w:cs w:val="Arial"/>
+              </w:rPr>
+              <w:t>التحقّق</w:t>
+            </w:r>
+          </w:p>
+        </w:tc>
+      </w:tr>
+    </w:tbl>
     <w:p>
       <w:pPr>
-        <w:spacing w:before="280" w:after="80"/>
+        <w:spacing w:after="120"/>
+      </w:pPr>
+    </w:p>
+    <w:p>
+      <w:pPr>
+        <w:spacing w:after="80"/>
+        <w:jc w:val="center"/>
+      </w:pPr>
+      <w:r>
+        <w:drawing>
+          <wp:inline xmlns:a="http://schemas.openxmlformats.org/drawingml/2006/main" xmlns:pic="http://schemas.openxmlformats.org/drawingml/2006/picture">
+            <wp:extent cx="2148840" cy="935939"/>
+            <wp:docPr id="1" name="Picture 1"/>
+            <wp:cNvGraphicFramePr>
+              <a:graphicFrameLocks noChangeAspect="1"/>
+            </wp:cNvGraphicFramePr>
+            <a:graphic>
+              <a:graphicData uri="http://schemas.openxmlformats.org/drawingml/2006/picture">
+                <pic:pic>
+                  <pic:nvPicPr>
+                    <pic:cNvPr id="0" name="detail-goodtoknow-en-255481.jpg"/>
+                    <pic:cNvPicPr/>
+                  </pic:nvPicPr>
+                  <pic:blipFill>
+                    <a:blip r:embed="rId11"/>
+                    <a:stretch>
+                      <a:fillRect/>
+                    </a:stretch>
+                  </pic:blipFill>
+                  <pic:spPr>
+                    <a:xfrm>
+                      <a:off x="0" y="0"/>
+                      <a:ext cx="2148840" cy="935939"/>
+                    </a:xfrm>
+                    <a:prstGeom prst="rect"/>
+                  </pic:spPr>
+                </pic:pic>
+              </a:graphicData>
+            </a:graphic>
+          </wp:inline>
+        </w:drawing>
+      </w:r>
+    </w:p>
+    <w:p>
+      <w:pPr>
+        <w:jc w:val="right"/>
+        <w:bidi/>
+      </w:pPr>
+      <w:r>
+        <w:rPr>
+          <w:b w:val="0"/>
+          <w:i/>
+          <w:color w:val="556670"/>
+          <w:sz w:val="16"/>
+          <w:rtl/>
+          <w:cs w:val="Arial"/>
+        </w:rPr>
+        <w:t>ما ينبغي معرفته — الثنائي الموسّط، صورة 400×500 وفجوة 64 بكسل.</w:t>
+      </w:r>
+    </w:p>
+    <w:p>
+      <w:r>
+        <w:br w:type="page"/>
+      </w:r>
+    </w:p>
+    <w:p>
+      <w:pPr>
+        <w:spacing w:after="120"/>
+        <w:pBdr>
+          <w:bottom w:val="single" w:sz="12" w:space="4" w:color="2C7A9E"/>
+        </w:pBdr>
         <w:bidi/>
         <w:jc w:val="right"/>
       </w:pPr>
       <w:r>
         <w:rPr>
           <w:b/>
+          <w:i w:val="0"/>
           <w:color w:val="0F2334"/>
-          <w:sz w:val="28"/>
+          <w:sz w:val="30"/>
+          <w:rtl/>
+          <w:cs w:val="Arial"/>
+        </w:rPr>
+        <w:t>المحتويات</w:t>
+      </w:r>
+    </w:p>
+    <w:p>
+      <w:pPr>
+        <w:spacing w:after="40"/>
+        <w:ind w:left="288"/>
+        <w:bidi/>
+        <w:jc w:val="right"/>
+      </w:pPr>
+      <w:r>
+        <w:rPr>
+          <w:b w:val="0"/>
+          <w:i w:val="0"/>
+          <w:color w:val="232B33"/>
+          <w:sz w:val="20"/>
+          <w:rtl/>
+          <w:cs w:val="Arial"/>
+        </w:rPr>
+        <w:t>•  الملخّص</w:t>
+      </w:r>
+    </w:p>
+    <w:p>
+      <w:pPr>
+        <w:spacing w:after="40"/>
+        <w:ind w:left="288"/>
+        <w:bidi/>
+        <w:jc w:val="right"/>
+      </w:pPr>
+      <w:r>
+        <w:rPr>
+          <w:b w:val="0"/>
+          <w:i w:val="0"/>
+          <w:color w:val="232B33"/>
+          <w:sz w:val="20"/>
+          <w:rtl/>
+          <w:cs w:val="Arial"/>
+        </w:rPr>
+        <w:t>•  أ. الأداء</w:t>
+      </w:r>
+    </w:p>
+    <w:p>
+      <w:pPr>
+        <w:spacing w:after="40"/>
+        <w:ind w:left="288"/>
+        <w:bidi/>
+        <w:jc w:val="right"/>
+      </w:pPr>
+      <w:r>
+        <w:rPr>
+          <w:b w:val="0"/>
+          <w:i w:val="0"/>
+          <w:color w:val="232B33"/>
+          <w:sz w:val="20"/>
+          <w:rtl/>
+          <w:cs w:val="Arial"/>
+        </w:rPr>
+        <w:t>•  ب. إمكانية الوصول</w:t>
+      </w:r>
+    </w:p>
+    <w:p>
+      <w:pPr>
+        <w:spacing w:after="40"/>
+        <w:ind w:left="288"/>
+        <w:bidi/>
+        <w:jc w:val="right"/>
+      </w:pPr>
+      <w:r>
+        <w:rPr>
+          <w:b w:val="0"/>
+          <w:i w:val="0"/>
+          <w:color w:val="232B33"/>
+          <w:sz w:val="20"/>
+          <w:rtl/>
+          <w:cs w:val="Arial"/>
+        </w:rPr>
+        <w:t>•  ج. أول رسم ومرونة التحميل</w:t>
+      </w:r>
+    </w:p>
+    <w:p>
+      <w:pPr>
+        <w:spacing w:after="40"/>
+        <w:ind w:left="288"/>
+        <w:bidi/>
+        <w:jc w:val="right"/>
+      </w:pPr>
+      <w:r>
+        <w:rPr>
+          <w:b w:val="0"/>
+          <w:i w:val="0"/>
+          <w:color w:val="232B33"/>
+          <w:sz w:val="20"/>
+          <w:rtl/>
+          <w:cs w:val="Arial"/>
+        </w:rPr>
+        <w:t>•  د. تحسين محرّكات البحث</w:t>
+      </w:r>
+    </w:p>
+    <w:p>
+      <w:pPr>
+        <w:spacing w:after="40"/>
+        <w:ind w:left="288"/>
+        <w:bidi/>
+        <w:jc w:val="right"/>
+      </w:pPr>
+      <w:r>
+        <w:rPr>
+          <w:b w:val="0"/>
+          <w:i w:val="0"/>
+          <w:color w:val="232B33"/>
+          <w:sz w:val="20"/>
+          <w:rtl/>
+          <w:cs w:val="Arial"/>
+        </w:rPr>
+        <w:t>•  هـ. التعريب واتجاه الكتابة من اليمين</w:t>
+      </w:r>
+    </w:p>
+    <w:p>
+      <w:pPr>
+        <w:spacing w:after="40"/>
+        <w:ind w:left="288"/>
+        <w:bidi/>
+        <w:jc w:val="right"/>
+      </w:pPr>
+      <w:r>
+        <w:rPr>
+          <w:b w:val="0"/>
+          <w:i w:val="0"/>
+          <w:color w:val="232B33"/>
+          <w:sz w:val="20"/>
+          <w:rtl/>
+          <w:cs w:val="Arial"/>
+        </w:rPr>
+        <w:t>•  و. الروابط والتوجيه ومعالجة الأخطاء</w:t>
+      </w:r>
+    </w:p>
+    <w:p>
+      <w:pPr>
+        <w:spacing w:after="40"/>
+        <w:ind w:left="288"/>
+        <w:bidi/>
+        <w:jc w:val="right"/>
+      </w:pPr>
+      <w:r>
+        <w:rPr>
+          <w:b w:val="0"/>
+          <w:i w:val="0"/>
+          <w:color w:val="232B33"/>
+          <w:sz w:val="20"/>
+          <w:rtl/>
+          <w:cs w:val="Arial"/>
+        </w:rPr>
+        <w:t>•  ز. الأمان</w:t>
+      </w:r>
+    </w:p>
+    <w:p>
+      <w:pPr>
+        <w:spacing w:after="40"/>
+        <w:ind w:left="288"/>
+        <w:bidi/>
+        <w:jc w:val="right"/>
+      </w:pPr>
+      <w:r>
+        <w:rPr>
+          <w:b w:val="0"/>
+          <w:i w:val="0"/>
+          <w:color w:val="232B33"/>
+          <w:sz w:val="20"/>
+          <w:rtl/>
+          <w:cs w:val="Arial"/>
+        </w:rPr>
+        <w:t>•  ح. التخطيط المتجاوب</w:t>
+      </w:r>
+    </w:p>
+    <w:p>
+      <w:pPr>
+        <w:spacing w:after="40"/>
+        <w:ind w:left="288"/>
+        <w:bidi/>
+        <w:jc w:val="right"/>
+      </w:pPr>
+      <w:r>
+        <w:rPr>
+          <w:b w:val="0"/>
+          <w:i w:val="0"/>
+          <w:color w:val="232B33"/>
+          <w:sz w:val="20"/>
+          <w:rtl/>
+          <w:cs w:val="Arial"/>
+        </w:rPr>
+        <w:t>•  ط. التصميم والتكوين</w:t>
+      </w:r>
+    </w:p>
+    <w:p>
+      <w:pPr>
+        <w:spacing w:after="40"/>
+        <w:ind w:left="288"/>
+        <w:bidi/>
+        <w:jc w:val="right"/>
+      </w:pPr>
+      <w:r>
+        <w:rPr>
+          <w:b w:val="0"/>
+          <w:i w:val="0"/>
+          <w:color w:val="232B33"/>
+          <w:sz w:val="20"/>
+          <w:rtl/>
+          <w:cs w:val="Arial"/>
+        </w:rPr>
+        <w:t>•  بنود متبقية</w:t>
+      </w:r>
+    </w:p>
+    <w:p>
+      <w:pPr>
+        <w:spacing w:after="40"/>
+        <w:ind w:left="288"/>
+        <w:bidi/>
+        <w:jc w:val="right"/>
+      </w:pPr>
+      <w:r>
+        <w:rPr>
+          <w:b w:val="0"/>
+          <w:i w:val="0"/>
+          <w:color w:val="232B33"/>
+          <w:sz w:val="20"/>
+          <w:rtl/>
+          <w:cs w:val="Arial"/>
+        </w:rPr>
+        <w:t>•  الأدلة</w:t>
+      </w:r>
+    </w:p>
+    <w:p>
+      <w:pPr>
+        <w:spacing w:after="40"/>
+        <w:ind w:left="288"/>
+        <w:bidi/>
+        <w:jc w:val="right"/>
+      </w:pPr>
+      <w:r>
+        <w:rPr>
+          <w:b w:val="0"/>
+          <w:i w:val="0"/>
+          <w:color w:val="232B33"/>
+          <w:sz w:val="20"/>
+          <w:rtl/>
+          <w:cs w:val="Arial"/>
+        </w:rPr>
+        <w:t>•  أوامر التحقّق</w:t>
+      </w:r>
+    </w:p>
+    <w:p>
+      <w:r>
+        <w:br w:type="page"/>
+      </w:r>
+    </w:p>
+    <w:p>
+      <w:pPr>
+        <w:spacing w:before="240" w:after="100"/>
+        <w:pBdr>
+          <w:bottom w:val="single" w:sz="12" w:space="4" w:color="2C7A9E"/>
+        </w:pBdr>
+        <w:bidi/>
+        <w:jc w:val="right"/>
+      </w:pPr>
+      <w:r>
+        <w:rPr>
+          <w:b/>
+          <w:i w:val="0"/>
+          <w:color w:val="0F2334"/>
+          <w:sz w:val="30"/>
           <w:rtl/>
           <w:cs w:val="Arial"/>
         </w:rPr>
@@ -81,45 +743,62 @@
     </w:p>
     <w:p>
       <w:pPr>
-        <w:spacing w:after="120" w:line="288" w:lineRule="auto"/>
+        <w:spacing w:after="120" w:line="293" w:lineRule="auto"/>
         <w:bidi/>
         <w:jc w:val="right"/>
       </w:pPr>
       <w:r>
         <w:rPr>
+          <w:b w:val="0"/>
           <w:i w:val="0"/>
           <w:sz w:val="20"/>
           <w:rtl/>
           <w:cs w:val="Arial"/>
         </w:rPr>
-        <w:t>تحقّق التدقيق من النشر، وصحّح قسمين في الصفحة الرئيسية لم يكونا يبدوان مكوينين، إضافةً إلى خلل في إمكانية الوصول. فقد مُنح قسم «ما ينبغي معرفته» نسبة أبعاده الأصلية 2:3 دون أي حدّ أقصى، فبلغ ارتفاع القسم 1224 بكسل عند عرض 1440 بكسل — أعلى من الواجهة نفسها وأعلى من أي قسم آخر، تاركًا عمود المعلومات وحيدًا إلى جانب عمود من الصورة. وقد أوقف الحدّ عند 600×900 هيمنة الصورة على الصفحة لكنه تركها بعيدة عن النص 312 بكسل عند عرض 1440 بكسل، و752 بكسل عند 1920 بكسل: فكانا جزيرتين منفصلتين تكبر الفجوة بينهما مع ازدياد العرض. ولم يعد التكوين الآن إلا ثنائيًا واحدًا. الصورة صورة عادية في شريط عادي — 400x500 عند 1440 بكسل، أي 80% من قسم بارتفاع 628 بكسل لا كل ارتفاعه — والثنائي موسّط حول فجوة ثابتة مقدارها 64 بكسل، تنعكس في العربية عبر dir=rtl، لينتقل المستند من 7623 بكسل إلى 7351 بكسل عند عرض 1440 بكسل. وإلى جانب ذلك، كان قسم «ما ينبغي معرفته» القسم الوحيد في الصفحة الرئيسية بلا عنوان إطلاقًا: فقد كان يسمّي نفسه بعنصر span مجرّد، فكان يفتقر إلى بنية العناوين ويُتجاوَز عند التنقّل بواسطة العناوين. وصار يحمل الآن h2 كسائر الأقسام، دون أي تغيير في المظهر. كما رُوح قسم «آراء الزوّار» إلى شريط طباعي بإزالة صورته. والموقع خالٍ من الأخطاء: 293 فحصًا في جولة تحقّق واحدة على 7 عروض وثلاث لغات، دون أي رابط معطّل أو خطأ في وحدة التحكم أو مخالفة للسياسة أو إزاحة تخطيط تراكمية أو انزياح أفقي أو صورة بلا نص بديل.</w:t>
+        <w:t>تحقّق التدقيق من النشر، وصحّح قسمين في الصفحة الرئيسية لم يكونا يبدوان مكوينين، إضافةً إلى خلل في إمكانية الوصول. فقد مُنح قسم «ما ينبغي معرفته» نسبة أبعاده الأصلية 2:3 دون أي حدّ أقصى، فبلغ ارتفاع القسم 1224 بكسل عند عرض 1440 بكسل — أعلى من الواجهة نفسها وأعلى من أي قسم آخر، تاركًا عمود المعلومات وحيدًا إلى جانب عمود من الصورة. وقد أوقف الحدّ عند 600×900 هيمنة الصورة على الصفحة لكنه تركها بعيدة عن النص 312 بكسل عند عرض 1440 بكسل، و752 بكسل عند 1920 بكسل: فكانا جزيرتين منفصلتين تكبر الفجوة بينهما مع ازدياد العرض. ولم يعد التكوين الآن إلا ثنائيًا واحدًا. الصورة صورة عادية في شريط عادي — 400x500 عند 1440 بكسل، أي 80% من قسم بارتفاع 628 بكسل لا كل ارتفاعه — والثنائي موسّط حول فجوة ثابتة مقدارها 64 بكسل، تنعكس في العربية عبر dir=rtl، لينتقل المستند من 7623 بكسل إلى 7351 بكسل عند عرض 1440 بكسل. وصار القسم يحمل الآن h2 كسائر الأقسام، ورُوح قسم «آراء الزوّار» إلى شريط طباعي بإزالة صورته. أما على صعيد نظافة وحدة التحكم، فكان الخط العربي يُحمَّل عبر next/font من Google Fonts، وكان كل مسار يصدر رابط تحميل مسبق CSS تُعلّق عليه Chrome «preloaded but not used». والخط الآن مستضاف محليًا في public/fonts خلف قواعد @font-face صريحة، فلم يعد في أي مستند رابط تحميل مسبق واختفى التحذير؛ ولم تعد السياسة تسمّي مضيفي Google Fonts. أما الرسائل الأربع «unrecognized feature» الخاصة بسياسة Permissions-Policy وإشارة gen_204 من نوع ERR_BLOCKED_BY_CLIENT المتجهة إلى maps.googleapis.com فهي صادرة من مستند دمج خرائط Google ومسبار csp-test الخاص به، لا من هذا الموقع — فلا يظهر أي منها في التقاط نظيف بلا واجهة. والموقع خالٍ من الأخطاء: 253 فحصًا في جولة تحقّق واحدة على 7 عروض وثلاث لغات، دون أي رابط معطّل أو خطأ في وحدة التحكم أو مخالفة للسياسة أو إزاحة تخطيط تراكمية أو انزياح أفقي أو صورة بلا نص بديل.</w:t>
       </w:r>
     </w:p>
     <w:p>
       <w:pPr>
-        <w:spacing w:before="280" w:after="80"/>
+        <w:spacing w:before="320" w:after="140"/>
+        <w:bidi/>
+        <w:jc w:val="right"/>
+        <w:pBdr>
+          <w:bottom w:val="single" w:sz="12" w:space="4" w:color="2C7A9E"/>
+        </w:pBdr>
+      </w:pPr>
+      <w:r>
+        <w:rPr>
+          <w:b/>
+          <w:i w:val="0"/>
+          <w:color w:val="2C7A9E"/>
+          <w:sz w:val="28"/>
+          <w:rtl/>
+          <w:cs w:val="Arial"/>
+        </w:rPr>
+        <w:t xml:space="preserve">أ. </w:t>
+      </w:r>
+      <w:r>
+        <w:rPr>
+          <w:b/>
+          <w:i w:val="0"/>
+          <w:color w:val="0F2334"/>
+          <w:sz w:val="28"/>
+          <w:rtl/>
+          <w:cs w:val="Arial"/>
+        </w:rPr>
+        <w:t>— الأداء</w:t>
+      </w:r>
+    </w:p>
+    <w:p>
+      <w:pPr>
+        <w:spacing w:after="120" w:line="293" w:lineRule="auto"/>
         <w:bidi/>
         <w:jc w:val="right"/>
       </w:pPr>
       <w:r>
         <w:rPr>
-          <w:b/>
-          <w:color w:val="0F2334"/>
-          <w:sz w:val="28"/>
-          <w:rtl/>
-          <w:cs w:val="Arial"/>
-        </w:rPr>
-        <w:t>أ. الأداء</w:t>
-      </w:r>
-    </w:p>
-    <w:p>
-      <w:pPr>
-        <w:spacing w:after="120" w:line="288" w:lineRule="auto"/>
-        <w:bidi/>
-        <w:jc w:val="right"/>
-      </w:pPr>
-      <w:r>
-        <w:rPr>
+          <w:b w:val="0"/>
           <w:i w:val="0"/>
           <w:sz w:val="19"/>
           <w:rtl/>
@@ -136,14 +815,14 @@
         <w:tblLook w:firstColumn="1" w:firstRow="1" w:lastColumn="0" w:lastRow="0" w:noHBand="0" w:noVBand="1" w:val="04A0"/>
       </w:tblPr>
       <w:tblGrid>
-        <w:gridCol w:w="1260"/>
-        <w:gridCol w:w="1260"/>
-        <w:gridCol w:w="1260"/>
-        <w:gridCol w:w="1260"/>
-        <w:gridCol w:w="1260"/>
-        <w:gridCol w:w="1260"/>
-        <w:gridCol w:w="1260"/>
-        <w:gridCol w:w="1260"/>
+        <w:gridCol w:w="1182"/>
+        <w:gridCol w:w="1182"/>
+        <w:gridCol w:w="1182"/>
+        <w:gridCol w:w="1182"/>
+        <w:gridCol w:w="1182"/>
+        <w:gridCol w:w="1182"/>
+        <w:gridCol w:w="1182"/>
+        <w:gridCol w:w="1182"/>
       </w:tblGrid>
       <w:tr>
         <w:tc>
@@ -157,11 +836,20 @@
               <w:bidi/>
               <w:jc w:val="right"/>
             </w:pPr>
-            <w:r/>
             <w:r>
               <w:rPr>
                 <w:b/>
+                <w:i w:val="0"/>
                 <w:color w:val="FFFFFF"/>
+                <w:sz w:val="17"/>
+                <w:rtl/>
+                <w:cs w:val="Arial"/>
+              </w:rPr>
+            </w:r>
+            <w:r>
+              <w:rPr>
+                <w:b w:val="0"/>
+                <w:i w:val="0"/>
                 <w:sz w:val="17"/>
                 <w:rtl/>
                 <w:cs w:val="Arial"/>
@@ -181,11 +869,20 @@
               <w:bidi/>
               <w:jc w:val="right"/>
             </w:pPr>
-            <w:r/>
             <w:r>
               <w:rPr>
                 <w:b/>
+                <w:i w:val="0"/>
                 <w:color w:val="FFFFFF"/>
+                <w:sz w:val="17"/>
+                <w:rtl/>
+                <w:cs w:val="Arial"/>
+              </w:rPr>
+            </w:r>
+            <w:r>
+              <w:rPr>
+                <w:b w:val="0"/>
+                <w:i w:val="0"/>
                 <w:sz w:val="17"/>
                 <w:rtl/>
                 <w:cs w:val="Arial"/>
@@ -205,11 +902,20 @@
               <w:bidi/>
               <w:jc w:val="right"/>
             </w:pPr>
-            <w:r/>
             <w:r>
               <w:rPr>
                 <w:b/>
+                <w:i w:val="0"/>
                 <w:color w:val="FFFFFF"/>
+                <w:sz w:val="17"/>
+                <w:rtl/>
+                <w:cs w:val="Arial"/>
+              </w:rPr>
+            </w:r>
+            <w:r>
+              <w:rPr>
+                <w:b w:val="0"/>
+                <w:i w:val="0"/>
                 <w:sz w:val="17"/>
                 <w:rtl/>
                 <w:cs w:val="Arial"/>
@@ -229,11 +935,20 @@
               <w:bidi/>
               <w:jc w:val="right"/>
             </w:pPr>
-            <w:r/>
             <w:r>
               <w:rPr>
                 <w:b/>
+                <w:i w:val="0"/>
                 <w:color w:val="FFFFFF"/>
+                <w:sz w:val="17"/>
+                <w:rtl/>
+                <w:cs w:val="Arial"/>
+              </w:rPr>
+            </w:r>
+            <w:r>
+              <w:rPr>
+                <w:b w:val="0"/>
+                <w:i w:val="0"/>
                 <w:sz w:val="17"/>
                 <w:rtl/>
                 <w:cs w:val="Arial"/>
@@ -253,11 +968,20 @@
               <w:bidi/>
               <w:jc w:val="right"/>
             </w:pPr>
-            <w:r/>
             <w:r>
               <w:rPr>
                 <w:b/>
+                <w:i w:val="0"/>
                 <w:color w:val="FFFFFF"/>
+                <w:sz w:val="17"/>
+                <w:rtl/>
+                <w:cs w:val="Arial"/>
+              </w:rPr>
+            </w:r>
+            <w:r>
+              <w:rPr>
+                <w:b w:val="0"/>
+                <w:i w:val="0"/>
                 <w:sz w:val="17"/>
                 <w:rtl/>
                 <w:cs w:val="Arial"/>
@@ -277,11 +1001,20 @@
               <w:bidi/>
               <w:jc w:val="right"/>
             </w:pPr>
-            <w:r/>
             <w:r>
               <w:rPr>
                 <w:b/>
+                <w:i w:val="0"/>
                 <w:color w:val="FFFFFF"/>
+                <w:sz w:val="17"/>
+                <w:rtl/>
+                <w:cs w:val="Arial"/>
+              </w:rPr>
+            </w:r>
+            <w:r>
+              <w:rPr>
+                <w:b w:val="0"/>
+                <w:i w:val="0"/>
                 <w:sz w:val="17"/>
                 <w:rtl/>
                 <w:cs w:val="Arial"/>
@@ -301,11 +1034,20 @@
               <w:bidi/>
               <w:jc w:val="right"/>
             </w:pPr>
-            <w:r/>
             <w:r>
               <w:rPr>
                 <w:b/>
+                <w:i w:val="0"/>
                 <w:color w:val="FFFFFF"/>
+                <w:sz w:val="17"/>
+                <w:rtl/>
+                <w:cs w:val="Arial"/>
+              </w:rPr>
+            </w:r>
+            <w:r>
+              <w:rPr>
+                <w:b w:val="0"/>
+                <w:i w:val="0"/>
                 <w:sz w:val="17"/>
                 <w:rtl/>
                 <w:cs w:val="Arial"/>
@@ -325,11 +1067,20 @@
               <w:bidi/>
               <w:jc w:val="right"/>
             </w:pPr>
-            <w:r/>
             <w:r>
               <w:rPr>
                 <w:b/>
+                <w:i w:val="0"/>
                 <w:color w:val="FFFFFF"/>
+                <w:sz w:val="17"/>
+                <w:rtl/>
+                <w:cs w:val="Arial"/>
+              </w:rPr>
+            </w:r>
+            <w:r>
+              <w:rPr>
+                <w:b w:val="0"/>
+                <w:i w:val="0"/>
                 <w:sz w:val="17"/>
                 <w:rtl/>
                 <w:cs w:val="Arial"/>
@@ -353,6 +1104,8 @@
             <w:r/>
             <w:r>
               <w:rPr>
+                <w:b w:val="0"/>
+                <w:i w:val="0"/>
                 <w:sz w:val="17"/>
                 <w:rtl/>
                 <w:cs w:val="Arial"/>
@@ -374,6 +1127,8 @@
             <w:r/>
             <w:r>
               <w:rPr>
+                <w:b w:val="0"/>
+                <w:i w:val="0"/>
                 <w:sz w:val="17"/>
                 <w:rtl/>
                 <w:cs w:val="Arial"/>
@@ -395,6 +1150,8 @@
             <w:r/>
             <w:r>
               <w:rPr>
+                <w:b w:val="0"/>
+                <w:i w:val="0"/>
                 <w:sz w:val="17"/>
                 <w:rtl/>
                 <w:cs w:val="Arial"/>
@@ -416,6 +1173,8 @@
             <w:r/>
             <w:r>
               <w:rPr>
+                <w:b w:val="0"/>
+                <w:i w:val="0"/>
                 <w:sz w:val="17"/>
                 <w:rtl/>
                 <w:cs w:val="Arial"/>
@@ -437,6 +1196,8 @@
             <w:r/>
             <w:r>
               <w:rPr>
+                <w:b w:val="0"/>
+                <w:i w:val="0"/>
                 <w:sz w:val="17"/>
                 <w:rtl/>
                 <w:cs w:val="Arial"/>
@@ -458,6 +1219,8 @@
             <w:r/>
             <w:r>
               <w:rPr>
+                <w:b w:val="0"/>
+                <w:i w:val="0"/>
                 <w:sz w:val="17"/>
                 <w:rtl/>
                 <w:cs w:val="Arial"/>
@@ -479,6 +1242,8 @@
             <w:r/>
             <w:r>
               <w:rPr>
+                <w:b w:val="0"/>
+                <w:i w:val="0"/>
                 <w:sz w:val="17"/>
                 <w:rtl/>
                 <w:cs w:val="Arial"/>
@@ -500,6 +1265,8 @@
             <w:r/>
             <w:r>
               <w:rPr>
+                <w:b w:val="0"/>
+                <w:i w:val="0"/>
                 <w:sz w:val="17"/>
                 <w:rtl/>
                 <w:cs w:val="Arial"/>
@@ -524,6 +1291,8 @@
             <w:r/>
             <w:r>
               <w:rPr>
+                <w:b w:val="0"/>
+                <w:i w:val="0"/>
                 <w:sz w:val="17"/>
                 <w:rtl/>
                 <w:cs w:val="Arial"/>
@@ -546,6 +1315,8 @@
             <w:r/>
             <w:r>
               <w:rPr>
+                <w:b w:val="0"/>
+                <w:i w:val="0"/>
                 <w:sz w:val="17"/>
                 <w:rtl/>
                 <w:cs w:val="Arial"/>
@@ -568,6 +1339,8 @@
             <w:r/>
             <w:r>
               <w:rPr>
+                <w:b w:val="0"/>
+                <w:i w:val="0"/>
                 <w:sz w:val="17"/>
                 <w:rtl/>
                 <w:cs w:val="Arial"/>
@@ -590,6 +1363,8 @@
             <w:r/>
             <w:r>
               <w:rPr>
+                <w:b w:val="0"/>
+                <w:i w:val="0"/>
                 <w:sz w:val="17"/>
                 <w:rtl/>
                 <w:cs w:val="Arial"/>
@@ -612,6 +1387,8 @@
             <w:r/>
             <w:r>
               <w:rPr>
+                <w:b w:val="0"/>
+                <w:i w:val="0"/>
                 <w:sz w:val="17"/>
                 <w:rtl/>
                 <w:cs w:val="Arial"/>
@@ -634,6 +1411,8 @@
             <w:r/>
             <w:r>
               <w:rPr>
+                <w:b w:val="0"/>
+                <w:i w:val="0"/>
                 <w:sz w:val="17"/>
                 <w:rtl/>
                 <w:cs w:val="Arial"/>
@@ -656,6 +1435,8 @@
             <w:r/>
             <w:r>
               <w:rPr>
+                <w:b w:val="0"/>
+                <w:i w:val="0"/>
                 <w:sz w:val="17"/>
                 <w:rtl/>
                 <w:cs w:val="Arial"/>
@@ -678,6 +1459,8 @@
             <w:r/>
             <w:r>
               <w:rPr>
+                <w:b w:val="0"/>
+                <w:i w:val="0"/>
                 <w:sz w:val="17"/>
                 <w:rtl/>
                 <w:cs w:val="Arial"/>
@@ -701,6 +1484,8 @@
             <w:r/>
             <w:r>
               <w:rPr>
+                <w:b w:val="0"/>
+                <w:i w:val="0"/>
                 <w:sz w:val="17"/>
                 <w:rtl/>
                 <w:cs w:val="Arial"/>
@@ -722,6 +1507,8 @@
             <w:r/>
             <w:r>
               <w:rPr>
+                <w:b w:val="0"/>
+                <w:i w:val="0"/>
                 <w:sz w:val="17"/>
                 <w:rtl/>
                 <w:cs w:val="Arial"/>
@@ -743,6 +1530,8 @@
             <w:r/>
             <w:r>
               <w:rPr>
+                <w:b w:val="0"/>
+                <w:i w:val="0"/>
                 <w:sz w:val="17"/>
                 <w:rtl/>
                 <w:cs w:val="Arial"/>
@@ -764,6 +1553,8 @@
             <w:r/>
             <w:r>
               <w:rPr>
+                <w:b w:val="0"/>
+                <w:i w:val="0"/>
                 <w:sz w:val="17"/>
                 <w:rtl/>
                 <w:cs w:val="Arial"/>
@@ -785,6 +1576,8 @@
             <w:r/>
             <w:r>
               <w:rPr>
+                <w:b w:val="0"/>
+                <w:i w:val="0"/>
                 <w:sz w:val="17"/>
                 <w:rtl/>
                 <w:cs w:val="Arial"/>
@@ -806,6 +1599,8 @@
             <w:r/>
             <w:r>
               <w:rPr>
+                <w:b w:val="0"/>
+                <w:i w:val="0"/>
                 <w:sz w:val="17"/>
                 <w:rtl/>
                 <w:cs w:val="Arial"/>
@@ -827,6 +1622,8 @@
             <w:r/>
             <w:r>
               <w:rPr>
+                <w:b w:val="0"/>
+                <w:i w:val="0"/>
                 <w:sz w:val="17"/>
                 <w:rtl/>
                 <w:cs w:val="Arial"/>
@@ -848,6 +1645,8 @@
             <w:r/>
             <w:r>
               <w:rPr>
+                <w:b w:val="0"/>
+                <w:i w:val="0"/>
                 <w:sz w:val="17"/>
                 <w:rtl/>
                 <w:cs w:val="Arial"/>
@@ -872,6 +1671,8 @@
             <w:r/>
             <w:r>
               <w:rPr>
+                <w:b w:val="0"/>
+                <w:i w:val="0"/>
                 <w:sz w:val="17"/>
                 <w:rtl/>
                 <w:cs w:val="Arial"/>
@@ -894,6 +1695,8 @@
             <w:r/>
             <w:r>
               <w:rPr>
+                <w:b w:val="0"/>
+                <w:i w:val="0"/>
                 <w:sz w:val="17"/>
                 <w:rtl/>
                 <w:cs w:val="Arial"/>
@@ -916,6 +1719,8 @@
             <w:r/>
             <w:r>
               <w:rPr>
+                <w:b w:val="0"/>
+                <w:i w:val="0"/>
                 <w:sz w:val="17"/>
                 <w:rtl/>
                 <w:cs w:val="Arial"/>
@@ -938,6 +1743,8 @@
             <w:r/>
             <w:r>
               <w:rPr>
+                <w:b w:val="0"/>
+                <w:i w:val="0"/>
                 <w:sz w:val="17"/>
                 <w:rtl/>
                 <w:cs w:val="Arial"/>
@@ -960,6 +1767,8 @@
             <w:r/>
             <w:r>
               <w:rPr>
+                <w:b w:val="0"/>
+                <w:i w:val="0"/>
                 <w:sz w:val="17"/>
                 <w:rtl/>
                 <w:cs w:val="Arial"/>
@@ -982,6 +1791,8 @@
             <w:r/>
             <w:r>
               <w:rPr>
+                <w:b w:val="0"/>
+                <w:i w:val="0"/>
                 <w:sz w:val="17"/>
                 <w:rtl/>
                 <w:cs w:val="Arial"/>
@@ -1004,6 +1815,8 @@
             <w:r/>
             <w:r>
               <w:rPr>
+                <w:b w:val="0"/>
+                <w:i w:val="0"/>
                 <w:sz w:val="17"/>
                 <w:rtl/>
                 <w:cs w:val="Arial"/>
@@ -1026,6 +1839,8 @@
             <w:r/>
             <w:r>
               <w:rPr>
+                <w:b w:val="0"/>
+                <w:i w:val="0"/>
                 <w:sz w:val="17"/>
                 <w:rtl/>
                 <w:cs w:val="Arial"/>
@@ -1041,46 +1856,101 @@
         <w:spacing w:after="80"/>
       </w:pPr>
     </w:p>
+    <w:tbl>
+      <w:tblPr>
+        <w:tblW w:type="auto" w:w="0"/>
+        <w:jc w:val="center"/>
+        <w:tblLayout w:type="fixed"/>
+        <w:tblLook w:firstColumn="1" w:firstRow="1" w:lastColumn="0" w:lastRow="0" w:noHBand="0" w:noVBand="1" w:val="04A0"/>
+        <w:tblBorders>
+          <w:top w:val="none" w:sz="0" w:space="0"/>
+          <w:left w:val="none" w:sz="0" w:space="0"/>
+          <w:bottom w:val="none" w:sz="0" w:space="0"/>
+          <w:right w:val="none" w:sz="0" w:space="0"/>
+          <w:insideH w:val="none" w:sz="0" w:space="0"/>
+          <w:insideV w:val="none" w:sz="0" w:space="0"/>
+        </w:tblBorders>
+      </w:tblPr>
+      <w:tblGrid>
+        <w:gridCol w:w="9458"/>
+      </w:tblGrid>
+      <w:tr>
+        <w:tc>
+          <w:tcPr>
+            <w:tcW w:type="dxa" w:w="9936"/>
+            <w:shd w:val="clear" w:fill="ECF5F9"/>
+            <w:tcMar>
+              <w:top w:w="90" w:type="dxa"/>
+              <w:start w:w="130" w:type="dxa"/>
+              <w:bottom w:w="90" w:type="dxa"/>
+              <w:end w:w="130" w:type="dxa"/>
+            </w:tcMar>
+          </w:tcPr>
+          <w:p>
+            <w:pPr>
+              <w:spacing w:after="0"/>
+              <w:bidi/>
+              <w:jc w:val="right"/>
+              <w:pBdr>
+                <w:right w:val="single" w:sz="18" w:color="2C7A9E"/>
+              </w:pBdr>
+            </w:pPr>
+            <w:r>
+              <w:rPr>
+                <w:b w:val="0"/>
+                <w:i/>
+                <w:color w:val="232B33"/>
+                <w:sz w:val="17"/>
+                <w:rtl/>
+                <w:cs w:val="Arial"/>
+              </w:rPr>
+              <w:t>تحميلات عادية على النشر المباشر. بلغ تحميل بارد واحد بعد نشر 4184 مللي ثانية عند 1440 بكسل — بسبب محسّن الصور في المنبع الموثّق في القسم أ، لا الموقع.</w:t>
+            </w:r>
+          </w:p>
+        </w:tc>
+      </w:tr>
+    </w:tbl>
     <w:p>
       <w:pPr>
-        <w:spacing w:after="120" w:line="288" w:lineRule="auto"/>
-        <w:jc w:val="center"/>
+        <w:spacing w:before="320" w:after="140"/>
+        <w:bidi/>
+        <w:jc w:val="right"/>
+        <w:pBdr>
+          <w:bottom w:val="single" w:sz="12" w:space="4" w:color="2C7A9E"/>
+        </w:pBdr>
       </w:pPr>
       <w:r>
         <w:rPr>
-          <w:i/>
-          <w:sz w:val="16"/>
+          <w:b/>
+          <w:i w:val="0"/>
+          <w:color w:val="2C7A9E"/>
+          <w:sz w:val="28"/>
           <w:rtl/>
           <w:cs w:val="Arial"/>
         </w:rPr>
-        <w:t>تحميلات عادية على النشر المباشر. بلغ تحميل بارد واحد بعد نشر 4184 مللي ثانية عند 1440 بكسل — بسبب محسّن الصور في المنبع الموثّق في القسم أ، لا الموقع.</w:t>
+        <w:t xml:space="preserve">ب. </w:t>
+      </w:r>
+      <w:r>
+        <w:rPr>
+          <w:b/>
+          <w:i w:val="0"/>
+          <w:color w:val="0F2334"/>
+          <w:sz w:val="28"/>
+          <w:rtl/>
+          <w:cs w:val="Arial"/>
+        </w:rPr>
+        <w:t>— إمكانية الوصول</w:t>
       </w:r>
     </w:p>
     <w:p>
       <w:pPr>
-        <w:spacing w:before="280" w:after="80"/>
+        <w:spacing w:after="120" w:line="293" w:lineRule="auto"/>
         <w:bidi/>
         <w:jc w:val="right"/>
       </w:pPr>
       <w:r>
         <w:rPr>
-          <w:b/>
-          <w:color w:val="0F2334"/>
-          <w:sz w:val="28"/>
-          <w:rtl/>
-          <w:cs w:val="Arial"/>
-        </w:rPr>
-        <w:t>ب. إمكانية الوصول</w:t>
-      </w:r>
-    </w:p>
-    <w:p>
-      <w:pPr>
-        <w:spacing w:after="120" w:line="288" w:lineRule="auto"/>
-        <w:bidi/>
-        <w:jc w:val="right"/>
-      </w:pPr>
-      <w:r>
-        <w:rPr>
+          <w:b w:val="0"/>
           <w:i w:val="0"/>
           <w:sz w:val="19"/>
           <w:rtl/>
@@ -1091,29 +1961,45 @@
     </w:p>
     <w:p>
       <w:pPr>
-        <w:spacing w:before="280" w:after="80"/>
+        <w:spacing w:before="320" w:after="140"/>
+        <w:bidi/>
+        <w:jc w:val="right"/>
+        <w:pBdr>
+          <w:bottom w:val="single" w:sz="12" w:space="4" w:color="2C7A9E"/>
+        </w:pBdr>
+      </w:pPr>
+      <w:r>
+        <w:rPr>
+          <w:b/>
+          <w:i w:val="0"/>
+          <w:color w:val="2C7A9E"/>
+          <w:sz w:val="28"/>
+          <w:rtl/>
+          <w:cs w:val="Arial"/>
+        </w:rPr>
+        <w:t xml:space="preserve">ج. </w:t>
+      </w:r>
+      <w:r>
+        <w:rPr>
+          <w:b/>
+          <w:i w:val="0"/>
+          <w:color w:val="0F2334"/>
+          <w:sz w:val="28"/>
+          <w:rtl/>
+          <w:cs w:val="Arial"/>
+        </w:rPr>
+        <w:t>— أول رسم ومرونة التحميل</w:t>
+      </w:r>
+    </w:p>
+    <w:p>
+      <w:pPr>
+        <w:spacing w:after="120" w:line="293" w:lineRule="auto"/>
         <w:bidi/>
         <w:jc w:val="right"/>
       </w:pPr>
       <w:r>
         <w:rPr>
-          <w:b/>
-          <w:color w:val="0F2334"/>
-          <w:sz w:val="28"/>
-          <w:rtl/>
-          <w:cs w:val="Arial"/>
-        </w:rPr>
-        <w:t>ج. أول رسم ومرونة التحميل</w:t>
-      </w:r>
-    </w:p>
-    <w:p>
-      <w:pPr>
-        <w:spacing w:after="120" w:line="288" w:lineRule="auto"/>
-        <w:bidi/>
-        <w:jc w:val="right"/>
-      </w:pPr>
-      <w:r>
-        <w:rPr>
+          <w:b w:val="0"/>
           <w:i w:val="0"/>
           <w:sz w:val="19"/>
           <w:rtl/>
@@ -1124,29 +2010,45 @@
     </w:p>
     <w:p>
       <w:pPr>
-        <w:spacing w:before="280" w:after="80"/>
+        <w:spacing w:before="320" w:after="140"/>
+        <w:bidi/>
+        <w:jc w:val="right"/>
+        <w:pBdr>
+          <w:bottom w:val="single" w:sz="12" w:space="4" w:color="2C7A9E"/>
+        </w:pBdr>
+      </w:pPr>
+      <w:r>
+        <w:rPr>
+          <w:b/>
+          <w:i w:val="0"/>
+          <w:color w:val="2C7A9E"/>
+          <w:sz w:val="28"/>
+          <w:rtl/>
+          <w:cs w:val="Arial"/>
+        </w:rPr>
+        <w:t xml:space="preserve">د. </w:t>
+      </w:r>
+      <w:r>
+        <w:rPr>
+          <w:b/>
+          <w:i w:val="0"/>
+          <w:color w:val="0F2334"/>
+          <w:sz w:val="28"/>
+          <w:rtl/>
+          <w:cs w:val="Arial"/>
+        </w:rPr>
+        <w:t>— تحسين محرّكات البحث</w:t>
+      </w:r>
+    </w:p>
+    <w:p>
+      <w:pPr>
+        <w:spacing w:after="120" w:line="293" w:lineRule="auto"/>
         <w:bidi/>
         <w:jc w:val="right"/>
       </w:pPr>
       <w:r>
         <w:rPr>
-          <w:b/>
-          <w:color w:val="0F2334"/>
-          <w:sz w:val="28"/>
-          <w:rtl/>
-          <w:cs w:val="Arial"/>
-        </w:rPr>
-        <w:t>د. تحسين محرّكات البحث</w:t>
-      </w:r>
-    </w:p>
-    <w:p>
-      <w:pPr>
-        <w:spacing w:after="120" w:line="288" w:lineRule="auto"/>
-        <w:bidi/>
-        <w:jc w:val="right"/>
-      </w:pPr>
-      <w:r>
-        <w:rPr>
+          <w:b w:val="0"/>
           <w:i w:val="0"/>
           <w:sz w:val="19"/>
           <w:rtl/>
@@ -1157,29 +2059,45 @@
     </w:p>
     <w:p>
       <w:pPr>
-        <w:spacing w:before="280" w:after="80"/>
+        <w:spacing w:before="320" w:after="140"/>
+        <w:bidi/>
+        <w:jc w:val="right"/>
+        <w:pBdr>
+          <w:bottom w:val="single" w:sz="12" w:space="4" w:color="2C7A9E"/>
+        </w:pBdr>
+      </w:pPr>
+      <w:r>
+        <w:rPr>
+          <w:b/>
+          <w:i w:val="0"/>
+          <w:color w:val="2C7A9E"/>
+          <w:sz w:val="28"/>
+          <w:rtl/>
+          <w:cs w:val="Arial"/>
+        </w:rPr>
+        <w:t xml:space="preserve">هـ. </w:t>
+      </w:r>
+      <w:r>
+        <w:rPr>
+          <w:b/>
+          <w:i w:val="0"/>
+          <w:color w:val="0F2334"/>
+          <w:sz w:val="28"/>
+          <w:rtl/>
+          <w:cs w:val="Arial"/>
+        </w:rPr>
+        <w:t>— التعريب واتجاه الكتابة من اليمين</w:t>
+      </w:r>
+    </w:p>
+    <w:p>
+      <w:pPr>
+        <w:spacing w:after="120" w:line="293" w:lineRule="auto"/>
         <w:bidi/>
         <w:jc w:val="right"/>
       </w:pPr>
       <w:r>
         <w:rPr>
-          <w:b/>
-          <w:color w:val="0F2334"/>
-          <w:sz w:val="28"/>
-          <w:rtl/>
-          <w:cs w:val="Arial"/>
-        </w:rPr>
-        <w:t>هـ. التعريب واتجاه الكتابة من اليمين</w:t>
-      </w:r>
-    </w:p>
-    <w:p>
-      <w:pPr>
-        <w:spacing w:after="120" w:line="288" w:lineRule="auto"/>
-        <w:bidi/>
-        <w:jc w:val="right"/>
-      </w:pPr>
-      <w:r>
-        <w:rPr>
+          <w:b w:val="0"/>
           <w:i w:val="0"/>
           <w:sz w:val="19"/>
           <w:rtl/>
@@ -1190,29 +2108,45 @@
     </w:p>
     <w:p>
       <w:pPr>
-        <w:spacing w:before="280" w:after="80"/>
+        <w:spacing w:before="320" w:after="140"/>
+        <w:bidi/>
+        <w:jc w:val="right"/>
+        <w:pBdr>
+          <w:bottom w:val="single" w:sz="12" w:space="4" w:color="2C7A9E"/>
+        </w:pBdr>
+      </w:pPr>
+      <w:r>
+        <w:rPr>
+          <w:b/>
+          <w:i w:val="0"/>
+          <w:color w:val="2C7A9E"/>
+          <w:sz w:val="28"/>
+          <w:rtl/>
+          <w:cs w:val="Arial"/>
+        </w:rPr>
+        <w:t xml:space="preserve">و. </w:t>
+      </w:r>
+      <w:r>
+        <w:rPr>
+          <w:b/>
+          <w:i w:val="0"/>
+          <w:color w:val="0F2334"/>
+          <w:sz w:val="28"/>
+          <w:rtl/>
+          <w:cs w:val="Arial"/>
+        </w:rPr>
+        <w:t>— الروابط والتوجيه ومعالجة الأخطاء</w:t>
+      </w:r>
+    </w:p>
+    <w:p>
+      <w:pPr>
+        <w:spacing w:after="120" w:line="293" w:lineRule="auto"/>
         <w:bidi/>
         <w:jc w:val="right"/>
       </w:pPr>
       <w:r>
         <w:rPr>
-          <w:b/>
-          <w:color w:val="0F2334"/>
-          <w:sz w:val="28"/>
-          <w:rtl/>
-          <w:cs w:val="Arial"/>
-        </w:rPr>
-        <w:t>و. الروابط والتوجيه ومعالجة الأخطاء</w:t>
-      </w:r>
-    </w:p>
-    <w:p>
-      <w:pPr>
-        <w:spacing w:after="120" w:line="288" w:lineRule="auto"/>
-        <w:bidi/>
-        <w:jc w:val="right"/>
-      </w:pPr>
-      <w:r>
-        <w:rPr>
+          <w:b w:val="0"/>
           <w:i w:val="0"/>
           <w:sz w:val="19"/>
           <w:rtl/>
@@ -1223,62 +2157,94 @@
     </w:p>
     <w:p>
       <w:pPr>
-        <w:spacing w:before="280" w:after="80"/>
+        <w:spacing w:before="320" w:after="140"/>
+        <w:bidi/>
+        <w:jc w:val="right"/>
+        <w:pBdr>
+          <w:bottom w:val="single" w:sz="12" w:space="4" w:color="2C7A9E"/>
+        </w:pBdr>
+      </w:pPr>
+      <w:r>
+        <w:rPr>
+          <w:b/>
+          <w:i w:val="0"/>
+          <w:color w:val="2C7A9E"/>
+          <w:sz w:val="28"/>
+          <w:rtl/>
+          <w:cs w:val="Arial"/>
+        </w:rPr>
+        <w:t xml:space="preserve">ز. </w:t>
+      </w:r>
+      <w:r>
+        <w:rPr>
+          <w:b/>
+          <w:i w:val="0"/>
+          <w:color w:val="0F2334"/>
+          <w:sz w:val="28"/>
+          <w:rtl/>
+          <w:cs w:val="Arial"/>
+        </w:rPr>
+        <w:t>— الأمان</w:t>
+      </w:r>
+    </w:p>
+    <w:p>
+      <w:pPr>
+        <w:spacing w:after="120" w:line="293" w:lineRule="auto"/>
         <w:bidi/>
         <w:jc w:val="right"/>
       </w:pPr>
       <w:r>
         <w:rPr>
+          <w:b w:val="0"/>
+          <w:i w:val="0"/>
+          <w:sz w:val="19"/>
+          <w:rtl/>
+          <w:cs w:val="Arial"/>
+        </w:rPr>
+        <w:t>يُنشأ ‏nonce خاص بكل طلب في src/proxy.ts ويُطبَّق مع strict-dynamic، ولهذا يجب أن تبقى جميع المسارات مُنشأة ديناميكيًا؛ إذ إن تحويل أي صفحة إلى إخراج ثابت من دون الـ nonce يؤدي إلى حظر المتصفح للصفحة. ولا تسمح السياسة إلا بإطار خرائط Google وصور Unsplash وخط Fontshare المضمّن، ولا شيء غيرهما: فالخط العربي مستضاف محليًا في public/fonts وخسر مضيفا Google Fonts مكانهما في قائمتي style-src وfont-src. وقد ضُبط object-src none و base-uri self و form-action self و frame-ancestors none، إلى جانب X-Frame-Options DENY و X-Content-Type-Options nosniff و Referrer-Policy و Permissions-Policy. وأكّد تمرير مخصّص لوحدة التحكم أن إدخالات «unrecognized feature» وإشارة gen_204 من نوع ERR_BLOCKED_BY_CLIENT تعود إلى دمج خرائط Google ومسبار csp-test الخاص به، لا إلى هذا الموقع. ويبلّغ npm audit عن صفر ثغرات، ولم تُرصد أي مخالفة في وحدة التحكم أو في السياسة عبر أي تركيبة من المسارات واللغات.</w:t>
+      </w:r>
+    </w:p>
+    <w:p>
+      <w:pPr>
+        <w:spacing w:before="320" w:after="140"/>
+        <w:bidi/>
+        <w:jc w:val="right"/>
+        <w:pBdr>
+          <w:bottom w:val="single" w:sz="12" w:space="4" w:color="2C7A9E"/>
+        </w:pBdr>
+      </w:pPr>
+      <w:r>
+        <w:rPr>
           <w:b/>
+          <w:i w:val="0"/>
+          <w:color w:val="2C7A9E"/>
+          <w:sz w:val="28"/>
+          <w:rtl/>
+          <w:cs w:val="Arial"/>
+        </w:rPr>
+        <w:t xml:space="preserve">ح. </w:t>
+      </w:r>
+      <w:r>
+        <w:rPr>
+          <w:b/>
+          <w:i w:val="0"/>
           <w:color w:val="0F2334"/>
           <w:sz w:val="28"/>
           <w:rtl/>
           <w:cs w:val="Arial"/>
         </w:rPr>
-        <w:t>ز. الأمان</w:t>
+        <w:t>— التخطيط المتجاوب</w:t>
       </w:r>
     </w:p>
     <w:p>
       <w:pPr>
-        <w:spacing w:after="120" w:line="288" w:lineRule="auto"/>
+        <w:spacing w:after="120" w:line="293" w:lineRule="auto"/>
         <w:bidi/>
         <w:jc w:val="right"/>
       </w:pPr>
       <w:r>
         <w:rPr>
-          <w:i w:val="0"/>
-          <w:sz w:val="19"/>
-          <w:rtl/>
-          <w:cs w:val="Arial"/>
-        </w:rPr>
-        <w:t>يُنشأ ‏nonce خاص بكل طلب في src/proxy.ts ويُطبَّق مع strict-dynamic، ولهذا يجب أن تبقى جميع المسارات مُنشأة ديناميكيًا؛ إذ إن تحويل أي صفحة إلى إخراج ثابت من دون الـ nonce يؤدي إلى حظر المتصفح للصفحة. تسمح السياسة بإطار خرائط Google وصور Unsplash فقط، مع object-src none و base-uri self و form-action self و frame-ancestors none. وقد تم ضبط X-Frame-Options DENY و X-Content-Type-Options nosniff و Referrer-Policy و Permissions-Policy. ويبلّغ npm audit عن صفر ثغرات، ولم تُرصد أي مخالفة في وحدة التحكم أو في السياسة عبر أي تركيبة من المسارات واللغات.</w:t>
-      </w:r>
-    </w:p>
-    <w:p>
-      <w:pPr>
-        <w:spacing w:before="280" w:after="80"/>
-        <w:bidi/>
-        <w:jc w:val="right"/>
-      </w:pPr>
-      <w:r>
-        <w:rPr>
-          <w:b/>
-          <w:color w:val="0F2334"/>
-          <w:sz w:val="28"/>
-          <w:rtl/>
-          <w:cs w:val="Arial"/>
-        </w:rPr>
-        <w:t>ح. التخطيط المتجاوب</w:t>
-      </w:r>
-    </w:p>
-    <w:p>
-      <w:pPr>
-        <w:spacing w:after="120" w:line="288" w:lineRule="auto"/>
-        <w:bidi/>
-        <w:jc w:val="right"/>
-      </w:pPr>
-      <w:r>
-        <w:rPr>
+          <w:b w:val="0"/>
           <w:i w:val="0"/>
           <w:sz w:val="19"/>
           <w:rtl/>
@@ -1289,29 +2255,45 @@
     </w:p>
     <w:p>
       <w:pPr>
-        <w:spacing w:before="280" w:after="80"/>
+        <w:spacing w:before="320" w:after="140"/>
+        <w:bidi/>
+        <w:jc w:val="right"/>
+        <w:pBdr>
+          <w:bottom w:val="single" w:sz="12" w:space="4" w:color="2C7A9E"/>
+        </w:pBdr>
+      </w:pPr>
+      <w:r>
+        <w:rPr>
+          <w:b/>
+          <w:i w:val="0"/>
+          <w:color w:val="2C7A9E"/>
+          <w:sz w:val="28"/>
+          <w:rtl/>
+          <w:cs w:val="Arial"/>
+        </w:rPr>
+        <w:t xml:space="preserve">ط. </w:t>
+      </w:r>
+      <w:r>
+        <w:rPr>
+          <w:b/>
+          <w:i w:val="0"/>
+          <w:color w:val="0F2334"/>
+          <w:sz w:val="28"/>
+          <w:rtl/>
+          <w:cs w:val="Arial"/>
+        </w:rPr>
+        <w:t>— التصميم والتكوين</w:t>
+      </w:r>
+    </w:p>
+    <w:p>
+      <w:pPr>
+        <w:spacing w:after="120" w:line="293" w:lineRule="auto"/>
         <w:bidi/>
         <w:jc w:val="right"/>
       </w:pPr>
       <w:r>
         <w:rPr>
-          <w:b/>
-          <w:color w:val="0F2334"/>
-          <w:sz w:val="28"/>
-          <w:rtl/>
-          <w:cs w:val="Arial"/>
-        </w:rPr>
-        <w:t>ط. التصميم والتكوين</w:t>
-      </w:r>
-    </w:p>
-    <w:p>
-      <w:pPr>
-        <w:spacing w:after="120" w:line="288" w:lineRule="auto"/>
-        <w:bidi/>
-        <w:jc w:val="right"/>
-      </w:pPr>
-      <w:r>
-        <w:rPr>
+          <w:b w:val="0"/>
           <w:i w:val="0"/>
           <w:sz w:val="19"/>
           <w:rtl/>
@@ -1328,12 +2310,12 @@
         <w:tblLook w:firstColumn="1" w:firstRow="1" w:lastColumn="0" w:lastRow="0" w:noHBand="0" w:noVBand="1" w:val="04A0"/>
       </w:tblPr>
       <w:tblGrid>
-        <w:gridCol w:w="1680"/>
-        <w:gridCol w:w="1680"/>
-        <w:gridCol w:w="1680"/>
-        <w:gridCol w:w="1680"/>
-        <w:gridCol w:w="1680"/>
-        <w:gridCol w:w="1680"/>
+        <w:gridCol w:w="1576"/>
+        <w:gridCol w:w="1576"/>
+        <w:gridCol w:w="1576"/>
+        <w:gridCol w:w="1576"/>
+        <w:gridCol w:w="1576"/>
+        <w:gridCol w:w="1576"/>
       </w:tblGrid>
       <w:tr>
         <w:tc>
@@ -1347,11 +2329,20 @@
               <w:bidi/>
               <w:jc w:val="right"/>
             </w:pPr>
-            <w:r/>
             <w:r>
               <w:rPr>
                 <w:b/>
+                <w:i w:val="0"/>
                 <w:color w:val="FFFFFF"/>
+                <w:sz w:val="17"/>
+                <w:rtl/>
+                <w:cs w:val="Arial"/>
+              </w:rPr>
+            </w:r>
+            <w:r>
+              <w:rPr>
+                <w:b w:val="0"/>
+                <w:i w:val="0"/>
                 <w:sz w:val="17"/>
                 <w:rtl/>
                 <w:cs w:val="Arial"/>
@@ -1371,11 +2362,20 @@
               <w:bidi/>
               <w:jc w:val="right"/>
             </w:pPr>
-            <w:r/>
             <w:r>
               <w:rPr>
                 <w:b/>
+                <w:i w:val="0"/>
                 <w:color w:val="FFFFFF"/>
+                <w:sz w:val="17"/>
+                <w:rtl/>
+                <w:cs w:val="Arial"/>
+              </w:rPr>
+            </w:r>
+            <w:r>
+              <w:rPr>
+                <w:b w:val="0"/>
+                <w:i w:val="0"/>
                 <w:sz w:val="17"/>
                 <w:rtl/>
                 <w:cs w:val="Arial"/>
@@ -1395,11 +2395,20 @@
               <w:bidi/>
               <w:jc w:val="right"/>
             </w:pPr>
-            <w:r/>
             <w:r>
               <w:rPr>
                 <w:b/>
+                <w:i w:val="0"/>
                 <w:color w:val="FFFFFF"/>
+                <w:sz w:val="17"/>
+                <w:rtl/>
+                <w:cs w:val="Arial"/>
+              </w:rPr>
+            </w:r>
+            <w:r>
+              <w:rPr>
+                <w:b w:val="0"/>
+                <w:i w:val="0"/>
                 <w:sz w:val="17"/>
                 <w:rtl/>
                 <w:cs w:val="Arial"/>
@@ -1419,11 +2428,20 @@
               <w:bidi/>
               <w:jc w:val="right"/>
             </w:pPr>
-            <w:r/>
             <w:r>
               <w:rPr>
                 <w:b/>
+                <w:i w:val="0"/>
                 <w:color w:val="FFFFFF"/>
+                <w:sz w:val="17"/>
+                <w:rtl/>
+                <w:cs w:val="Arial"/>
+              </w:rPr>
+            </w:r>
+            <w:r>
+              <w:rPr>
+                <w:b w:val="0"/>
+                <w:i w:val="0"/>
                 <w:sz w:val="17"/>
                 <w:rtl/>
                 <w:cs w:val="Arial"/>
@@ -1443,11 +2461,20 @@
               <w:bidi/>
               <w:jc w:val="right"/>
             </w:pPr>
-            <w:r/>
             <w:r>
               <w:rPr>
                 <w:b/>
+                <w:i w:val="0"/>
                 <w:color w:val="FFFFFF"/>
+                <w:sz w:val="17"/>
+                <w:rtl/>
+                <w:cs w:val="Arial"/>
+              </w:rPr>
+            </w:r>
+            <w:r>
+              <w:rPr>
+                <w:b w:val="0"/>
+                <w:i w:val="0"/>
                 <w:sz w:val="17"/>
                 <w:rtl/>
                 <w:cs w:val="Arial"/>
@@ -1467,11 +2494,20 @@
               <w:bidi/>
               <w:jc w:val="right"/>
             </w:pPr>
-            <w:r/>
             <w:r>
               <w:rPr>
                 <w:b/>
+                <w:i w:val="0"/>
                 <w:color w:val="FFFFFF"/>
+                <w:sz w:val="17"/>
+                <w:rtl/>
+                <w:cs w:val="Arial"/>
+              </w:rPr>
+            </w:r>
+            <w:r>
+              <w:rPr>
+                <w:b w:val="0"/>
+                <w:i w:val="0"/>
                 <w:sz w:val="17"/>
                 <w:rtl/>
                 <w:cs w:val="Arial"/>
@@ -1495,6 +2531,8 @@
             <w:r/>
             <w:r>
               <w:rPr>
+                <w:b w:val="0"/>
+                <w:i w:val="0"/>
                 <w:sz w:val="17"/>
                 <w:rtl/>
                 <w:cs w:val="Arial"/>
@@ -1516,6 +2554,8 @@
             <w:r/>
             <w:r>
               <w:rPr>
+                <w:b w:val="0"/>
+                <w:i w:val="0"/>
                 <w:sz w:val="17"/>
                 <w:rtl/>
                 <w:cs w:val="Arial"/>
@@ -1537,6 +2577,8 @@
             <w:r/>
             <w:r>
               <w:rPr>
+                <w:b w:val="0"/>
+                <w:i w:val="0"/>
                 <w:sz w:val="17"/>
                 <w:rtl/>
                 <w:cs w:val="Arial"/>
@@ -1558,6 +2600,8 @@
             <w:r/>
             <w:r>
               <w:rPr>
+                <w:b w:val="0"/>
+                <w:i w:val="0"/>
                 <w:sz w:val="17"/>
                 <w:rtl/>
                 <w:cs w:val="Arial"/>
@@ -1579,6 +2623,8 @@
             <w:r/>
             <w:r>
               <w:rPr>
+                <w:b w:val="0"/>
+                <w:i w:val="0"/>
                 <w:sz w:val="17"/>
                 <w:rtl/>
                 <w:cs w:val="Arial"/>
@@ -1600,6 +2646,8 @@
             <w:r/>
             <w:r>
               <w:rPr>
+                <w:b w:val="0"/>
+                <w:i w:val="0"/>
                 <w:sz w:val="17"/>
                 <w:rtl/>
                 <w:cs w:val="Arial"/>
@@ -1624,6 +2672,8 @@
             <w:r/>
             <w:r>
               <w:rPr>
+                <w:b w:val="0"/>
+                <w:i w:val="0"/>
                 <w:sz w:val="17"/>
                 <w:rtl/>
                 <w:cs w:val="Arial"/>
@@ -1646,6 +2696,8 @@
             <w:r/>
             <w:r>
               <w:rPr>
+                <w:b w:val="0"/>
+                <w:i w:val="0"/>
                 <w:sz w:val="17"/>
                 <w:rtl/>
                 <w:cs w:val="Arial"/>
@@ -1668,6 +2720,8 @@
             <w:r/>
             <w:r>
               <w:rPr>
+                <w:b w:val="0"/>
+                <w:i w:val="0"/>
                 <w:sz w:val="17"/>
                 <w:rtl/>
                 <w:cs w:val="Arial"/>
@@ -1690,6 +2744,8 @@
             <w:r/>
             <w:r>
               <w:rPr>
+                <w:b w:val="0"/>
+                <w:i w:val="0"/>
                 <w:sz w:val="17"/>
                 <w:rtl/>
                 <w:cs w:val="Arial"/>
@@ -1712,6 +2768,8 @@
             <w:r/>
             <w:r>
               <w:rPr>
+                <w:b w:val="0"/>
+                <w:i w:val="0"/>
                 <w:sz w:val="17"/>
                 <w:rtl/>
                 <w:cs w:val="Arial"/>
@@ -1734,6 +2792,8 @@
             <w:r/>
             <w:r>
               <w:rPr>
+                <w:b w:val="0"/>
+                <w:i w:val="0"/>
                 <w:sz w:val="17"/>
                 <w:rtl/>
                 <w:cs w:val="Arial"/>
@@ -1757,6 +2817,8 @@
             <w:r/>
             <w:r>
               <w:rPr>
+                <w:b w:val="0"/>
+                <w:i w:val="0"/>
                 <w:sz w:val="17"/>
                 <w:rtl/>
                 <w:cs w:val="Arial"/>
@@ -1778,6 +2840,8 @@
             <w:r/>
             <w:r>
               <w:rPr>
+                <w:b w:val="0"/>
+                <w:i w:val="0"/>
                 <w:sz w:val="17"/>
                 <w:rtl/>
                 <w:cs w:val="Arial"/>
@@ -1799,6 +2863,8 @@
             <w:r/>
             <w:r>
               <w:rPr>
+                <w:b w:val="0"/>
+                <w:i w:val="0"/>
                 <w:sz w:val="17"/>
                 <w:rtl/>
                 <w:cs w:val="Arial"/>
@@ -1820,6 +2886,8 @@
             <w:r/>
             <w:r>
               <w:rPr>
+                <w:b w:val="0"/>
+                <w:i w:val="0"/>
                 <w:sz w:val="17"/>
                 <w:rtl/>
                 <w:cs w:val="Arial"/>
@@ -1841,6 +2909,8 @@
             <w:r/>
             <w:r>
               <w:rPr>
+                <w:b w:val="0"/>
+                <w:i w:val="0"/>
                 <w:sz w:val="17"/>
                 <w:rtl/>
                 <w:cs w:val="Arial"/>
@@ -1862,6 +2932,8 @@
             <w:r/>
             <w:r>
               <w:rPr>
+                <w:b w:val="0"/>
+                <w:i w:val="0"/>
                 <w:sz w:val="17"/>
                 <w:rtl/>
                 <w:cs w:val="Arial"/>
@@ -1886,6 +2958,8 @@
             <w:r/>
             <w:r>
               <w:rPr>
+                <w:b w:val="0"/>
+                <w:i w:val="0"/>
                 <w:sz w:val="17"/>
                 <w:rtl/>
                 <w:cs w:val="Arial"/>
@@ -1908,6 +2982,8 @@
             <w:r/>
             <w:r>
               <w:rPr>
+                <w:b w:val="0"/>
+                <w:i w:val="0"/>
                 <w:sz w:val="17"/>
                 <w:rtl/>
                 <w:cs w:val="Arial"/>
@@ -1930,6 +3006,8 @@
             <w:r/>
             <w:r>
               <w:rPr>
+                <w:b w:val="0"/>
+                <w:i w:val="0"/>
                 <w:sz w:val="17"/>
                 <w:rtl/>
                 <w:cs w:val="Arial"/>
@@ -1952,6 +3030,8 @@
             <w:r/>
             <w:r>
               <w:rPr>
+                <w:b w:val="0"/>
+                <w:i w:val="0"/>
                 <w:sz w:val="17"/>
                 <w:rtl/>
                 <w:cs w:val="Arial"/>
@@ -1974,6 +3054,8 @@
             <w:r/>
             <w:r>
               <w:rPr>
+                <w:b w:val="0"/>
+                <w:i w:val="0"/>
                 <w:sz w:val="17"/>
                 <w:rtl/>
                 <w:cs w:val="Arial"/>
@@ -1996,6 +3078,8 @@
             <w:r/>
             <w:r>
               <w:rPr>
+                <w:b w:val="0"/>
+                <w:i w:val="0"/>
                 <w:sz w:val="17"/>
                 <w:rtl/>
                 <w:cs w:val="Arial"/>
@@ -2019,6 +3103,8 @@
             <w:r/>
             <w:r>
               <w:rPr>
+                <w:b w:val="0"/>
+                <w:i w:val="0"/>
                 <w:sz w:val="17"/>
                 <w:rtl/>
                 <w:cs w:val="Arial"/>
@@ -2040,6 +3126,8 @@
             <w:r/>
             <w:r>
               <w:rPr>
+                <w:b w:val="0"/>
+                <w:i w:val="0"/>
                 <w:sz w:val="17"/>
                 <w:rtl/>
                 <w:cs w:val="Arial"/>
@@ -2061,6 +3149,8 @@
             <w:r/>
             <w:r>
               <w:rPr>
+                <w:b w:val="0"/>
+                <w:i w:val="0"/>
                 <w:sz w:val="17"/>
                 <w:rtl/>
                 <w:cs w:val="Arial"/>
@@ -2082,6 +3172,8 @@
             <w:r/>
             <w:r>
               <w:rPr>
+                <w:b w:val="0"/>
+                <w:i w:val="0"/>
                 <w:sz w:val="17"/>
                 <w:rtl/>
                 <w:cs w:val="Arial"/>
@@ -2103,6 +3195,8 @@
             <w:r/>
             <w:r>
               <w:rPr>
+                <w:b w:val="0"/>
+                <w:i w:val="0"/>
                 <w:sz w:val="17"/>
                 <w:rtl/>
                 <w:cs w:val="Arial"/>
@@ -2124,6 +3218,8 @@
             <w:r/>
             <w:r>
               <w:rPr>
+                <w:b w:val="0"/>
+                <w:i w:val="0"/>
                 <w:sz w:val="17"/>
                 <w:rtl/>
                 <w:cs w:val="Arial"/>
@@ -2148,6 +3244,8 @@
             <w:r/>
             <w:r>
               <w:rPr>
+                <w:b w:val="0"/>
+                <w:i w:val="0"/>
                 <w:sz w:val="17"/>
                 <w:rtl/>
                 <w:cs w:val="Arial"/>
@@ -2170,6 +3268,8 @@
             <w:r/>
             <w:r>
               <w:rPr>
+                <w:b w:val="0"/>
+                <w:i w:val="0"/>
                 <w:sz w:val="17"/>
                 <w:rtl/>
                 <w:cs w:val="Arial"/>
@@ -2192,6 +3292,8 @@
             <w:r/>
             <w:r>
               <w:rPr>
+                <w:b w:val="0"/>
+                <w:i w:val="0"/>
                 <w:sz w:val="17"/>
                 <w:rtl/>
                 <w:cs w:val="Arial"/>
@@ -2214,6 +3316,8 @@
             <w:r/>
             <w:r>
               <w:rPr>
+                <w:b w:val="0"/>
+                <w:i w:val="0"/>
                 <w:sz w:val="17"/>
                 <w:rtl/>
                 <w:cs w:val="Arial"/>
@@ -2236,6 +3340,8 @@
             <w:r/>
             <w:r>
               <w:rPr>
+                <w:b w:val="0"/>
+                <w:i w:val="0"/>
                 <w:sz w:val="17"/>
                 <w:rtl/>
                 <w:cs w:val="Arial"/>
@@ -2258,6 +3364,8 @@
             <w:r/>
             <w:r>
               <w:rPr>
+                <w:b w:val="0"/>
+                <w:i w:val="0"/>
                 <w:sz w:val="17"/>
                 <w:rtl/>
                 <w:cs w:val="Arial"/>
@@ -2281,6 +3389,8 @@
             <w:r/>
             <w:r>
               <w:rPr>
+                <w:b w:val="0"/>
+                <w:i w:val="0"/>
                 <w:sz w:val="17"/>
                 <w:rtl/>
                 <w:cs w:val="Arial"/>
@@ -2302,6 +3412,8 @@
             <w:r/>
             <w:r>
               <w:rPr>
+                <w:b w:val="0"/>
+                <w:i w:val="0"/>
                 <w:sz w:val="17"/>
                 <w:rtl/>
                 <w:cs w:val="Arial"/>
@@ -2323,6 +3435,8 @@
             <w:r/>
             <w:r>
               <w:rPr>
+                <w:b w:val="0"/>
+                <w:i w:val="0"/>
                 <w:sz w:val="17"/>
                 <w:rtl/>
                 <w:cs w:val="Arial"/>
@@ -2344,6 +3458,8 @@
             <w:r/>
             <w:r>
               <w:rPr>
+                <w:b w:val="0"/>
+                <w:i w:val="0"/>
                 <w:sz w:val="17"/>
                 <w:rtl/>
                 <w:cs w:val="Arial"/>
@@ -2365,6 +3481,8 @@
             <w:r/>
             <w:r>
               <w:rPr>
+                <w:b w:val="0"/>
+                <w:i w:val="0"/>
                 <w:sz w:val="17"/>
                 <w:rtl/>
                 <w:cs w:val="Arial"/>
@@ -2386,6 +3504,8 @@
             <w:r/>
             <w:r>
               <w:rPr>
+                <w:b w:val="0"/>
+                <w:i w:val="0"/>
                 <w:sz w:val="17"/>
                 <w:rtl/>
                 <w:cs w:val="Arial"/>
@@ -2410,6 +3530,8 @@
             <w:r/>
             <w:r>
               <w:rPr>
+                <w:b w:val="0"/>
+                <w:i w:val="0"/>
                 <w:sz w:val="17"/>
                 <w:rtl/>
                 <w:cs w:val="Arial"/>
@@ -2432,6 +3554,8 @@
             <w:r/>
             <w:r>
               <w:rPr>
+                <w:b w:val="0"/>
+                <w:i w:val="0"/>
                 <w:sz w:val="17"/>
                 <w:rtl/>
                 <w:cs w:val="Arial"/>
@@ -2454,6 +3578,8 @@
             <w:r/>
             <w:r>
               <w:rPr>
+                <w:b w:val="0"/>
+                <w:i w:val="0"/>
                 <w:sz w:val="17"/>
                 <w:rtl/>
                 <w:cs w:val="Arial"/>
@@ -2476,6 +3602,8 @@
             <w:r/>
             <w:r>
               <w:rPr>
+                <w:b w:val="0"/>
+                <w:i w:val="0"/>
                 <w:sz w:val="17"/>
                 <w:rtl/>
                 <w:cs w:val="Arial"/>
@@ -2498,6 +3626,8 @@
             <w:r/>
             <w:r>
               <w:rPr>
+                <w:b w:val="0"/>
+                <w:i w:val="0"/>
                 <w:sz w:val="17"/>
                 <w:rtl/>
                 <w:cs w:val="Arial"/>
@@ -2520,6 +3650,8 @@
             <w:r/>
             <w:r>
               <w:rPr>
+                <w:b w:val="0"/>
+                <w:i w:val="0"/>
                 <w:sz w:val="17"/>
                 <w:rtl/>
                 <w:cs w:val="Arial"/>
@@ -2543,6 +3675,8 @@
             <w:r/>
             <w:r>
               <w:rPr>
+                <w:b w:val="0"/>
+                <w:i w:val="0"/>
                 <w:sz w:val="17"/>
                 <w:rtl/>
                 <w:cs w:val="Arial"/>
@@ -2563,6 +3697,8 @@
             <w:r/>
             <w:r>
               <w:rPr>
+                <w:b w:val="0"/>
+                <w:i w:val="0"/>
                 <w:sz w:val="17"/>
                 <w:rtl/>
                 <w:cs w:val="Arial"/>
@@ -2584,6 +3720,8 @@
             <w:r/>
             <w:r>
               <w:rPr>
+                <w:b w:val="0"/>
+                <w:i w:val="0"/>
                 <w:sz w:val="17"/>
                 <w:rtl/>
                 <w:cs w:val="Arial"/>
@@ -2604,6 +3742,8 @@
             <w:r/>
             <w:r>
               <w:rPr>
+                <w:b w:val="0"/>
+                <w:i w:val="0"/>
                 <w:sz w:val="17"/>
                 <w:rtl/>
                 <w:cs w:val="Arial"/>
@@ -2625,6 +3765,8 @@
             <w:r/>
             <w:r>
               <w:rPr>
+                <w:b w:val="0"/>
+                <w:i w:val="0"/>
                 <w:sz w:val="17"/>
                 <w:rtl/>
                 <w:cs w:val="Arial"/>
@@ -2645,6 +3787,8 @@
             <w:r/>
             <w:r>
               <w:rPr>
+                <w:b w:val="0"/>
+                <w:i w:val="0"/>
                 <w:sz w:val="17"/>
                 <w:rtl/>
                 <w:cs w:val="Arial"/>
@@ -2661,48 +3805,94 @@
     </w:p>
     <w:p>
       <w:pPr>
-        <w:spacing w:before="280" w:after="80"/>
+        <w:spacing w:before="240" w:after="100"/>
+        <w:pBdr>
+          <w:bottom w:val="single" w:sz="12" w:space="4" w:color="2C7A9E"/>
+        </w:pBdr>
         <w:bidi/>
         <w:jc w:val="right"/>
       </w:pPr>
       <w:r>
         <w:rPr>
           <w:b/>
+          <w:i w:val="0"/>
           <w:color w:val="0F2334"/>
-          <w:sz w:val="28"/>
+          <w:sz w:val="30"/>
           <w:rtl/>
           <w:cs w:val="Arial"/>
         </w:rPr>
         <w:t>بنود متبقية</w:t>
       </w:r>
     </w:p>
+    <w:tbl>
+      <w:tblPr>
+        <w:tblW w:type="auto" w:w="0"/>
+        <w:jc w:val="center"/>
+        <w:tblLayout w:type="fixed"/>
+        <w:tblLook w:firstColumn="1" w:firstRow="1" w:lastColumn="0" w:lastRow="0" w:noHBand="0" w:noVBand="1" w:val="04A0"/>
+        <w:tblBorders>
+          <w:top w:val="none" w:sz="0" w:space="0"/>
+          <w:left w:val="none" w:sz="0" w:space="0"/>
+          <w:bottom w:val="none" w:sz="0" w:space="0"/>
+          <w:right w:val="none" w:sz="0" w:space="0"/>
+          <w:insideH w:val="none" w:sz="0" w:space="0"/>
+          <w:insideV w:val="none" w:sz="0" w:space="0"/>
+        </w:tblBorders>
+      </w:tblPr>
+      <w:tblGrid>
+        <w:gridCol w:w="9458"/>
+      </w:tblGrid>
+      <w:tr>
+        <w:tc>
+          <w:tcPr>
+            <w:tcW w:type="dxa" w:w="9936"/>
+            <w:shd w:val="clear" w:fill="FBF6EA"/>
+            <w:tcMar>
+              <w:top w:w="90" w:type="dxa"/>
+              <w:start w:w="130" w:type="dxa"/>
+              <w:bottom w:w="90" w:type="dxa"/>
+              <w:end w:w="130" w:type="dxa"/>
+            </w:tcMar>
+          </w:tcPr>
+          <w:p>
+            <w:pPr>
+              <w:spacing w:after="0"/>
+              <w:bidi/>
+              <w:jc w:val="right"/>
+              <w:pBdr>
+                <w:right w:val="single" w:sz="18" w:color="B98A2F"/>
+              </w:pBdr>
+            </w:pPr>
+            <w:r>
+              <w:rPr>
+                <w:b w:val="0"/>
+                <w:i/>
+                <w:color w:val="232B33"/>
+                <w:sz w:val="17"/>
+                <w:rtl/>
+                <w:cs w:val="Arial"/>
+              </w:rPr>
+              <w:t>1. صور حقيقية. كل الصور صور توضيحية عامة من Unsplash. وتزويد الموقع بصور حقيقية لمقهى BLOO COFFEE هو التغيير الأعلى قيمة المتبقي، ولا يعيقه سوى توفّر الملفات. 2. استضافة الصور محليًا. نقل الملفات إلى public/ يزيل نهائيًا انقطاعات محسّن الصور المؤقتة. 3. الاعتماد البصري. الهندسة والتباين والانزياح وإزاحة التخطيط مُتحقَّق منها رقميًا، لكن التقدير الجمالي للتكوينات يحتاج إلى عين بشرية. 4. يجب على مالك أي رمز GitHub كان قد كُشف سابقًا أن يُغيّره.</w:t>
+            </w:r>
+          </w:p>
+        </w:tc>
+      </w:tr>
+    </w:tbl>
     <w:p>
       <w:pPr>
-        <w:spacing w:after="120" w:line="288" w:lineRule="auto"/>
-        <w:bidi/>
-        <w:jc w:val="right"/>
-      </w:pPr>
-      <w:r>
-        <w:rPr>
-          <w:i w:val="0"/>
-          <w:sz w:val="19"/>
-          <w:rtl/>
-          <w:cs w:val="Arial"/>
-        </w:rPr>
-        <w:t>1. صور حقيقية. كل الصور صور توضيحية عامة من Unsplash. وتزويد الموقع بصور حقيقية لمقهى BLOO COFFEE هو التغيير الأعلى قيمة المتبقي، ولا يعيقه سوى توفّر الملفات. 2. استضافة الصور محليًا. نقل الملفات إلى public/ يزيل نهائيًا انقطاعات محسّن الصور المؤقتة؛ ويُلاحظ أن public/images/** مستثنى حاليًا من git، لذا لا بد من تخفيف تلك القاعدة عمدًا. 3. الاعتماد البصري. الهندسة والتباين والانزياح وإزاحة التخطيط مُتحقَّق منها رقميًا، لكن التقدير الجمالي للتكوينات يحتاج إلى عين بشرية. 4. يجب على مالك أي رمز GitHub كان قد كُشف سابقًا أن يُغيّره.</w:t>
-      </w:r>
-    </w:p>
-    <w:p>
-      <w:pPr>
-        <w:spacing w:before="280" w:after="80"/>
+        <w:spacing w:before="240" w:after="100"/>
+        <w:pBdr>
+          <w:bottom w:val="single" w:sz="12" w:space="4" w:color="2C7A9E"/>
+        </w:pBdr>
         <w:bidi/>
         <w:jc w:val="right"/>
       </w:pPr>
       <w:r>
         <w:rPr>
           <w:b/>
+          <w:i w:val="0"/>
           <w:color w:val="0F2334"/>
-          <w:sz w:val="28"/>
+          <w:sz w:val="30"/>
           <w:rtl/>
           <w:cs w:val="Arial"/>
         </w:rPr>
@@ -2711,405 +3901,1745 @@
     </w:p>
     <w:p>
       <w:pPr>
-        <w:spacing w:after="40"/>
-        <w:jc w:val="center"/>
-      </w:pPr>
-      <w:r>
-        <w:drawing>
-          <wp:inline xmlns:a="http://schemas.openxmlformats.org/drawingml/2006/main" xmlns:pic="http://schemas.openxmlformats.org/drawingml/2006/picture">
-            <wp:extent cx="5760720" cy="3599298"/>
-            <wp:docPr id="1" name="Picture 1"/>
-            <wp:cNvGraphicFramePr>
-              <a:graphicFrameLocks noChangeAspect="1"/>
-            </wp:cNvGraphicFramePr>
-            <a:graphic>
-              <a:graphicData uri="http://schemas.openxmlformats.org/drawingml/2006/picture">
-                <pic:pic>
-                  <pic:nvPicPr>
-                    <pic:cNvPr id="0" name="01-splash-12745.jpg"/>
-                    <pic:cNvPicPr/>
-                  </pic:nvPicPr>
-                  <pic:blipFill>
-                    <a:blip r:embed="rId9"/>
-                    <a:stretch>
-                      <a:fillRect/>
-                    </a:stretch>
-                  </pic:blipFill>
-                  <pic:spPr>
-                    <a:xfrm>
-                      <a:off x="0" y="0"/>
-                      <a:ext cx="5760720" cy="3599298"/>
-                    </a:xfrm>
-                    <a:prstGeom prst="rect"/>
-                  </pic:spPr>
-                </pic:pic>
-              </a:graphicData>
-            </a:graphic>
-          </wp:inline>
-        </w:drawing>
-      </w:r>
-    </w:p>
-    <w:p>
-      <w:pPr>
-        <w:spacing w:after="200"/>
-        <w:jc w:val="center"/>
-      </w:pPr>
-      <w:r>
-        <w:rPr>
-          <w:i/>
-          <w:color w:val="556670"/>
-          <w:sz w:val="16"/>
-          <w:rtl/>
-          <w:cs w:val="Arial"/>
-        </w:rPr>
-        <w:t>أول رسم — شاشة البدء ثلاثية الأبعاد للعلامة التجارية، مُنشأة من الخادم قبل عمل حزمة العميل.</w:t>
-      </w:r>
-    </w:p>
-    <w:p>
-      <w:pPr>
-        <w:spacing w:after="40"/>
-        <w:jc w:val="center"/>
-      </w:pPr>
-      <w:r>
-        <w:drawing>
-          <wp:inline xmlns:a="http://schemas.openxmlformats.org/drawingml/2006/main" xmlns:pic="http://schemas.openxmlformats.org/drawingml/2006/picture">
-            <wp:extent cx="5760720" cy="3599298"/>
-            <wp:docPr id="2" name="Picture 2"/>
-            <wp:cNvGraphicFramePr>
-              <a:graphicFrameLocks noChangeAspect="1"/>
-            </wp:cNvGraphicFramePr>
-            <a:graphic>
-              <a:graphicData uri="http://schemas.openxmlformats.org/drawingml/2006/picture">
-                <pic:pic>
-                  <pic:nvPicPr>
-                    <pic:cNvPr id="0" name="06-hero-ar-rtl-1848832.jpg"/>
-                    <pic:cNvPicPr/>
-                  </pic:nvPicPr>
-                  <pic:blipFill>
-                    <a:blip r:embed="rId10"/>
-                    <a:stretch>
-                      <a:fillRect/>
-                    </a:stretch>
-                  </pic:blipFill>
-                  <pic:spPr>
-                    <a:xfrm>
-                      <a:off x="0" y="0"/>
-                      <a:ext cx="5760720" cy="3599298"/>
-                    </a:xfrm>
-                    <a:prstGeom prst="rect"/>
-                  </pic:spPr>
-                </pic:pic>
-              </a:graphicData>
-            </a:graphic>
-          </wp:inline>
-        </w:drawing>
-      </w:r>
-    </w:p>
-    <w:p>
-      <w:pPr>
-        <w:spacing w:after="200"/>
-        <w:jc w:val="center"/>
-      </w:pPr>
-      <w:r>
-        <w:rPr>
-          <w:i/>
-          <w:color w:val="556670"/>
-          <w:sz w:val="16"/>
-          <w:rtl/>
-          <w:cs w:val="Arial"/>
-        </w:rPr>
-        <w:t>الواجهة — صورة بعرض كامل مع طبقة تظليل محسّنة وواعية باتجاه الكتابة.</w:t>
-      </w:r>
-    </w:p>
-    <w:p>
-      <w:pPr>
-        <w:spacing w:after="40"/>
-        <w:jc w:val="center"/>
-      </w:pPr>
-      <w:r>
-        <w:drawing>
-          <wp:inline xmlns:a="http://schemas.openxmlformats.org/drawingml/2006/main" xmlns:pic="http://schemas.openxmlformats.org/drawingml/2006/picture">
-            <wp:extent cx="5760720" cy="2511674"/>
-            <wp:docPr id="3" name="Picture 3"/>
-            <wp:cNvGraphicFramePr>
-              <a:graphicFrameLocks noChangeAspect="1"/>
-            </wp:cNvGraphicFramePr>
-            <a:graphic>
-              <a:graphicData uri="http://schemas.openxmlformats.org/drawingml/2006/picture">
-                <pic:pic>
-                  <pic:nvPicPr>
-                    <pic:cNvPr id="0" name="08-goodtoknow-ar-rtl-458861.jpg"/>
-                    <pic:cNvPicPr/>
-                  </pic:nvPicPr>
-                  <pic:blipFill>
-                    <a:blip r:embed="rId11"/>
-                    <a:stretch>
-                      <a:fillRect/>
-                    </a:stretch>
-                  </pic:blipFill>
-                  <pic:spPr>
-                    <a:xfrm>
-                      <a:off x="0" y="0"/>
-                      <a:ext cx="5760720" cy="2511674"/>
-                    </a:xfrm>
-                    <a:prstGeom prst="rect"/>
-                  </pic:spPr>
-                </pic:pic>
-              </a:graphicData>
-            </a:graphic>
-          </wp:inline>
-        </w:drawing>
-      </w:r>
-    </w:p>
-    <w:p>
-      <w:pPr>
-        <w:spacing w:after="200"/>
-        <w:jc w:val="center"/>
-      </w:pPr>
-      <w:r>
-        <w:rPr>
-          <w:i/>
-          <w:color w:val="556670"/>
-          <w:sz w:val="16"/>
-          <w:rtl/>
-          <w:cs w:val="Arial"/>
-        </w:rPr>
-        <w:t>ما ينبغي معرفته — صورة 400x500 وعمود معلومات موسّط إلى جانبها بفجوة 64 بكسل.</w:t>
-      </w:r>
-    </w:p>
-    <w:p>
-      <w:pPr>
-        <w:spacing w:after="40"/>
-        <w:jc w:val="center"/>
-      </w:pPr>
-      <w:r>
-        <w:drawing>
-          <wp:inline xmlns:a="http://schemas.openxmlformats.org/drawingml/2006/main" xmlns:pic="http://schemas.openxmlformats.org/drawingml/2006/picture">
-            <wp:extent cx="5760720" cy="1728216"/>
-            <wp:docPr id="4" name="Picture 4"/>
-            <wp:cNvGraphicFramePr>
-              <a:graphicFrameLocks noChangeAspect="1"/>
-            </wp:cNvGraphicFramePr>
-            <a:graphic>
-              <a:graphicData uri="http://schemas.openxmlformats.org/drawingml/2006/picture">
-                <pic:pic>
-                  <pic:nvPicPr>
-                    <pic:cNvPr id="0" name="11-reviews-ar-rtl-24780.jpg"/>
-                    <pic:cNvPicPr/>
-                  </pic:nvPicPr>
-                  <pic:blipFill>
-                    <a:blip r:embed="rId12"/>
-                    <a:stretch>
-                      <a:fillRect/>
-                    </a:stretch>
-                  </pic:blipFill>
-                  <pic:spPr>
-                    <a:xfrm>
-                      <a:off x="0" y="0"/>
-                      <a:ext cx="5760720" cy="1728216"/>
-                    </a:xfrm>
-                    <a:prstGeom prst="rect"/>
-                  </pic:spPr>
-                </pic:pic>
-              </a:graphicData>
-            </a:graphic>
-          </wp:inline>
-        </w:drawing>
-      </w:r>
-    </w:p>
-    <w:p>
-      <w:pPr>
-        <w:spacing w:after="200"/>
-        <w:jc w:val="center"/>
-      </w:pPr>
-      <w:r>
-        <w:rPr>
-          <w:i/>
-          <w:color w:val="556670"/>
-          <w:sz w:val="16"/>
-          <w:rtl/>
-          <w:cs w:val="Arial"/>
-        </w:rPr>
-        <w:t>آراء الزوّار — أُعيد إلى شريط طباعي بعد إزالة الصورة.</w:t>
-      </w:r>
-    </w:p>
-    <w:p>
-      <w:pPr>
-        <w:spacing w:after="40"/>
-        <w:jc w:val="center"/>
-      </w:pPr>
-      <w:r>
-        <w:drawing>
-          <wp:inline xmlns:a="http://schemas.openxmlformats.org/drawingml/2006/main" xmlns:pic="http://schemas.openxmlformats.org/drawingml/2006/picture">
-            <wp:extent cx="5760720" cy="138611786"/>
-            <wp:docPr id="5" name="Picture 5"/>
-            <wp:cNvGraphicFramePr>
-              <a:graphicFrameLocks noChangeAspect="1"/>
-            </wp:cNvGraphicFramePr>
-            <a:graphic>
-              <a:graphicData uri="http://schemas.openxmlformats.org/drawingml/2006/picture">
-                <pic:pic>
-                  <pic:nvPicPr>
-                    <pic:cNvPr id="0" name="18-mobile-home-ar-1530199.jpg"/>
-                    <pic:cNvPicPr/>
-                  </pic:nvPicPr>
-                  <pic:blipFill>
-                    <a:blip r:embed="rId13"/>
-                    <a:stretch>
-                      <a:fillRect/>
-                    </a:stretch>
-                  </pic:blipFill>
-                  <pic:spPr>
-                    <a:xfrm>
-                      <a:off x="0" y="0"/>
-                      <a:ext cx="5760720" cy="138611786"/>
-                    </a:xfrm>
-                    <a:prstGeom prst="rect"/>
-                  </pic:spPr>
-                </pic:pic>
-              </a:graphicData>
-            </a:graphic>
-          </wp:inline>
-        </w:drawing>
-      </w:r>
-    </w:p>
-    <w:p>
-      <w:pPr>
-        <w:spacing w:after="200"/>
-        <w:jc w:val="center"/>
-      </w:pPr>
-      <w:r>
-        <w:rPr>
-          <w:i/>
-          <w:color w:val="556670"/>
-          <w:sz w:val="16"/>
-          <w:rtl/>
-          <w:cs w:val="Arial"/>
-        </w:rPr>
-        <w:t>الصفحة الرئيسية عند عرض 390 بكسل.</w:t>
-      </w:r>
-    </w:p>
-    <w:p>
-      <w:pPr>
-        <w:spacing w:after="40"/>
-        <w:jc w:val="center"/>
-      </w:pPr>
-      <w:r>
-        <w:drawing>
-          <wp:inline xmlns:a="http://schemas.openxmlformats.org/drawingml/2006/main" xmlns:pic="http://schemas.openxmlformats.org/drawingml/2006/picture">
-            <wp:extent cx="5760720" cy="13618933"/>
-            <wp:docPr id="6" name="Picture 6"/>
-            <wp:cNvGraphicFramePr>
-              <a:graphicFrameLocks noChangeAspect="1"/>
-            </wp:cNvGraphicFramePr>
-            <a:graphic>
-              <a:graphicData uri="http://schemas.openxmlformats.org/drawingml/2006/picture">
-                <pic:pic>
-                  <pic:nvPicPr>
-                    <pic:cNvPr id="0" name="19-mobile-goodtoknow-301667.jpg"/>
-                    <pic:cNvPicPr/>
-                  </pic:nvPicPr>
-                  <pic:blipFill>
-                    <a:blip r:embed="rId14"/>
-                    <a:stretch>
-                      <a:fillRect/>
-                    </a:stretch>
-                  </pic:blipFill>
-                  <pic:spPr>
-                    <a:xfrm>
-                      <a:off x="0" y="0"/>
-                      <a:ext cx="5760720" cy="13618933"/>
-                    </a:xfrm>
-                    <a:prstGeom prst="rect"/>
-                  </pic:spPr>
-                </pic:pic>
-              </a:graphicData>
-            </a:graphic>
-          </wp:inline>
-        </w:drawing>
-      </w:r>
-    </w:p>
-    <w:p>
-      <w:pPr>
-        <w:spacing w:after="200"/>
-        <w:jc w:val="center"/>
-      </w:pPr>
-      <w:r>
-        <w:rPr>
-          <w:i/>
-          <w:color w:val="556670"/>
-          <w:sz w:val="16"/>
-          <w:rtl/>
-          <w:cs w:val="Arial"/>
-        </w:rPr>
-        <w:t>قسم ما ينبغي معرفته عند 390 بكسل — الثنائي متكدّس.</w:t>
-      </w:r>
-    </w:p>
-    <w:p>
-      <w:pPr>
-        <w:spacing w:after="40"/>
-        <w:jc w:val="center"/>
-      </w:pPr>
-      <w:r>
-        <w:drawing>
-          <wp:inline xmlns:a="http://schemas.openxmlformats.org/drawingml/2006/main" xmlns:pic="http://schemas.openxmlformats.org/drawingml/2006/picture">
-            <wp:extent cx="5760720" cy="29444192"/>
-            <wp:docPr id="7" name="Picture 7"/>
-            <wp:cNvGraphicFramePr>
-              <a:graphicFrameLocks noChangeAspect="1"/>
-            </wp:cNvGraphicFramePr>
-            <a:graphic>
-              <a:graphicData uri="http://schemas.openxmlformats.org/drawingml/2006/picture">
-                <pic:pic>
-                  <pic:nvPicPr>
-                    <pic:cNvPr id="0" name="04-home-full-ar-4626643.jpg"/>
-                    <pic:cNvPicPr/>
-                  </pic:nvPicPr>
-                  <pic:blipFill>
-                    <a:blip r:embed="rId15"/>
-                    <a:stretch>
-                      <a:fillRect/>
-                    </a:stretch>
-                  </pic:blipFill>
-                  <pic:spPr>
-                    <a:xfrm>
-                      <a:off x="0" y="0"/>
-                      <a:ext cx="5760720" cy="29444192"/>
-                    </a:xfrm>
-                    <a:prstGeom prst="rect"/>
-                  </pic:spPr>
-                </pic:pic>
-              </a:graphicData>
-            </a:graphic>
-          </wp:inline>
-        </w:drawing>
-      </w:r>
-    </w:p>
-    <w:p>
-      <w:pPr>
-        <w:spacing w:after="200"/>
-        <w:jc w:val="center"/>
-      </w:pPr>
-      <w:r>
-        <w:rPr>
-          <w:i/>
-          <w:color w:val="556670"/>
-          <w:sz w:val="16"/>
-          <w:rtl/>
-          <w:cs w:val="Arial"/>
-        </w:rPr>
-        <w:t>الصفحة الرئيسية كاملة بالعربية.</w:t>
-      </w:r>
-    </w:p>
-    <w:p>
-      <w:pPr>
-        <w:spacing w:before="280" w:after="80"/>
+        <w:spacing w:before="240" w:after="100"/>
         <w:bidi/>
         <w:jc w:val="right"/>
       </w:pPr>
       <w:r>
         <w:rPr>
           <w:b/>
+          <w:i w:val="0"/>
+          <w:color w:val="0F2334"/>
+          <w:sz w:val="23"/>
+          <w:rtl/>
+          <w:cs w:val="Arial"/>
+        </w:rPr>
+        <w:t>تفاصيل التكوين</w:t>
+      </w:r>
+    </w:p>
+    <w:tbl>
+      <w:tblPr>
+        <w:tblStyle w:val="TableGrid"/>
+        <w:tblW w:type="auto" w:w="0"/>
+        <w:jc w:val="center"/>
+        <w:tblLook w:firstColumn="1" w:firstRow="1" w:lastColumn="0" w:lastRow="0" w:noHBand="0" w:noVBand="1" w:val="04A0"/>
+        <w:tblBorders>
+          <w:top w:val="none" w:sz="0" w:space="0"/>
+          <w:left w:val="none" w:sz="0" w:space="0"/>
+          <w:bottom w:val="none" w:sz="0" w:space="0"/>
+          <w:right w:val="none" w:sz="0" w:space="0"/>
+          <w:insideH w:val="none" w:sz="0" w:space="0"/>
+          <w:insideV w:val="none" w:sz="0" w:space="0"/>
+        </w:tblBorders>
+      </w:tblPr>
+      <w:tblGrid>
+        <w:gridCol w:w="4729"/>
+        <w:gridCol w:w="4729"/>
+      </w:tblGrid>
+      <w:tr>
+        <w:tc>
+          <w:tcPr>
+            <w:tcW w:type="dxa" w:w="4729"/>
+            <w:tcMar>
+              <w:top w:w="60" w:type="dxa"/>
+              <w:start w:w="60" w:type="dxa"/>
+              <w:bottom w:w="60" w:type="dxa"/>
+              <w:end w:w="60" w:type="dxa"/>
+            </w:tcMar>
+          </w:tcPr>
+          <w:p>
+            <w:pPr>
+              <w:spacing w:after="20"/>
+              <w:jc w:val="center"/>
+            </w:pPr>
+            <w:r>
+              <w:drawing>
+                <wp:inline xmlns:a="http://schemas.openxmlformats.org/drawingml/2006/main" xmlns:pic="http://schemas.openxmlformats.org/drawingml/2006/picture">
+                  <wp:extent cx="2148840" cy="937676"/>
+                  <wp:docPr id="2" name="Picture 2"/>
+                  <wp:cNvGraphicFramePr>
+                    <a:graphicFrameLocks noChangeAspect="1"/>
+                  </wp:cNvGraphicFramePr>
+                  <a:graphic>
+                    <a:graphicData uri="http://schemas.openxmlformats.org/drawingml/2006/picture">
+                      <pic:pic>
+                        <pic:nvPicPr>
+                          <pic:cNvPr id="0" name="detail-goodtoknow-en-255481.jpg"/>
+                          <pic:cNvPicPr/>
+                        </pic:nvPicPr>
+                        <pic:blipFill>
+                          <a:blip r:embed="rId14"/>
+                          <a:stretch>
+                            <a:fillRect/>
+                          </a:stretch>
+                        </pic:blipFill>
+                        <pic:spPr>
+                          <a:xfrm>
+                            <a:off x="0" y="0"/>
+                            <a:ext cx="2148840" cy="937676"/>
+                          </a:xfrm>
+                          <a:prstGeom prst="rect"/>
+                        </pic:spPr>
+                      </pic:pic>
+                    </a:graphicData>
+                  </a:graphic>
+                </wp:inline>
+              </w:drawing>
+            </w:r>
+          </w:p>
+          <w:p>
+            <w:pPr>
+              <w:spacing w:after="0"/>
+              <w:jc w:val="right"/>
+            </w:pPr>
+            <w:r>
+              <w:rPr>
+                <w:b w:val="0"/>
+                <w:i/>
+                <w:color w:val="556670"/>
+                <w:sz w:val="14"/>
+                <w:rtl/>
+                <w:cs w:val="Arial"/>
+              </w:rPr>
+              <w:t>ما ينبغي معرفته — الثنائي الموسّط، صورة 400×500 وفجوة 64 بكسل.</w:t>
+            </w:r>
+          </w:p>
+        </w:tc>
+        <w:tc>
+          <w:tcPr>
+            <w:tcW w:type="dxa" w:w="4729"/>
+            <w:tcMar>
+              <w:top w:w="60" w:type="dxa"/>
+              <w:start w:w="60" w:type="dxa"/>
+              <w:bottom w:w="60" w:type="dxa"/>
+              <w:end w:w="60" w:type="dxa"/>
+            </w:tcMar>
+          </w:tcPr>
+          <w:p>
+            <w:pPr>
+              <w:spacing w:after="20"/>
+              <w:jc w:val="center"/>
+            </w:pPr>
+            <w:r>
+              <w:drawing>
+                <wp:inline xmlns:a="http://schemas.openxmlformats.org/drawingml/2006/main" xmlns:pic="http://schemas.openxmlformats.org/drawingml/2006/picture">
+                  <wp:extent cx="2148840" cy="937676"/>
+                  <wp:docPr id="3" name="Picture 3"/>
+                  <wp:cNvGraphicFramePr>
+                    <a:graphicFrameLocks noChangeAspect="1"/>
+                  </wp:cNvGraphicFramePr>
+                  <a:graphic>
+                    <a:graphicData uri="http://schemas.openxmlformats.org/drawingml/2006/picture">
+                      <pic:pic>
+                        <pic:nvPicPr>
+                          <pic:cNvPr id="0" name="detail-goodtoknow-ar-249172.jpg"/>
+                          <pic:cNvPicPr/>
+                        </pic:nvPicPr>
+                        <pic:blipFill>
+                          <a:blip r:embed="rId15"/>
+                          <a:stretch>
+                            <a:fillRect/>
+                          </a:stretch>
+                        </pic:blipFill>
+                        <pic:spPr>
+                          <a:xfrm>
+                            <a:off x="0" y="0"/>
+                            <a:ext cx="2148840" cy="937676"/>
+                          </a:xfrm>
+                          <a:prstGeom prst="rect"/>
+                        </pic:spPr>
+                      </pic:pic>
+                    </a:graphicData>
+                  </a:graphic>
+                </wp:inline>
+              </w:drawing>
+            </w:r>
+          </w:p>
+          <w:p>
+            <w:pPr>
+              <w:spacing w:after="0"/>
+              <w:jc w:val="right"/>
+            </w:pPr>
+            <w:r>
+              <w:rPr>
+                <w:b w:val="0"/>
+                <w:i/>
+                <w:color w:val="556670"/>
+                <w:sz w:val="14"/>
+                <w:rtl/>
+                <w:cs w:val="Arial"/>
+              </w:rPr>
+              <w:t>الثنائي نفسه تحت dir=rtl — الترتيب ينعكس.</w:t>
+            </w:r>
+          </w:p>
+        </w:tc>
+      </w:tr>
+      <w:tr>
+        <w:tc>
+          <w:tcPr>
+            <w:tcW w:type="dxa" w:w="4729"/>
+            <w:tcMar>
+              <w:top w:w="60" w:type="dxa"/>
+              <w:start w:w="60" w:type="dxa"/>
+              <w:bottom w:w="60" w:type="dxa"/>
+              <w:end w:w="60" w:type="dxa"/>
+            </w:tcMar>
+          </w:tcPr>
+          <w:p>
+            <w:pPr>
+              <w:spacing w:after="20"/>
+              <w:jc w:val="center"/>
+            </w:pPr>
+            <w:r>
+              <w:drawing>
+                <wp:inline xmlns:a="http://schemas.openxmlformats.org/drawingml/2006/main" xmlns:pic="http://schemas.openxmlformats.org/drawingml/2006/picture">
+                  <wp:extent cx="2148840" cy="5080078"/>
+                  <wp:docPr id="4" name="Picture 4"/>
+                  <wp:cNvGraphicFramePr>
+                    <a:graphicFrameLocks noChangeAspect="1"/>
+                  </wp:cNvGraphicFramePr>
+                  <a:graphic>
+                    <a:graphicData uri="http://schemas.openxmlformats.org/drawingml/2006/picture">
+                      <pic:pic>
+                        <pic:nvPicPr>
+                          <pic:cNvPr id="0" name="detail-goodtoknow-phone-215029.jpg"/>
+                          <pic:cNvPicPr/>
+                        </pic:nvPicPr>
+                        <pic:blipFill>
+                          <a:blip r:embed="rId16"/>
+                          <a:stretch>
+                            <a:fillRect/>
+                          </a:stretch>
+                        </pic:blipFill>
+                        <pic:spPr>
+                          <a:xfrm>
+                            <a:off x="0" y="0"/>
+                            <a:ext cx="2148840" cy="5080078"/>
+                          </a:xfrm>
+                          <a:prstGeom prst="rect"/>
+                        </pic:spPr>
+                      </pic:pic>
+                    </a:graphicData>
+                  </a:graphic>
+                </wp:inline>
+              </w:drawing>
+            </w:r>
+          </w:p>
+          <w:p>
+            <w:pPr>
+              <w:spacing w:after="0"/>
+              <w:jc w:val="right"/>
+            </w:pPr>
+            <w:r>
+              <w:rPr>
+                <w:b w:val="0"/>
+                <w:i/>
+                <w:color w:val="556670"/>
+                <w:sz w:val="14"/>
+                <w:rtl/>
+                <w:cs w:val="Arial"/>
+              </w:rPr>
+              <w:t>عند 390 بكسل يتكدّس الثنائي وتتسع الصورة.</w:t>
+            </w:r>
+          </w:p>
+        </w:tc>
+        <w:tc>
+          <w:tcPr>
+            <w:tcW w:type="dxa" w:w="4729"/>
+            <w:tcMar>
+              <w:top w:w="60" w:type="dxa"/>
+              <w:start w:w="60" w:type="dxa"/>
+              <w:bottom w:w="60" w:type="dxa"/>
+              <w:end w:w="60" w:type="dxa"/>
+            </w:tcMar>
+          </w:tcPr>
+          <w:p>
+            <w:pPr>
+              <w:spacing w:after="20"/>
+              <w:jc w:val="center"/>
+            </w:pPr>
+            <w:r>
+              <w:drawing>
+                <wp:inline xmlns:a="http://schemas.openxmlformats.org/drawingml/2006/main" xmlns:pic="http://schemas.openxmlformats.org/drawingml/2006/picture">
+                  <wp:extent cx="2148840" cy="1683909"/>
+                  <wp:docPr id="5" name="Picture 5"/>
+                  <wp:cNvGraphicFramePr>
+                    <a:graphicFrameLocks noChangeAspect="1"/>
+                  </wp:cNvGraphicFramePr>
+                  <a:graphic>
+                    <a:graphicData uri="http://schemas.openxmlformats.org/drawingml/2006/picture">
+                      <pic:pic>
+                        <pic:nvPicPr>
+                          <pic:cNvPr id="0" name="detail-reviews-en-40681.jpg"/>
+                          <pic:cNvPicPr/>
+                        </pic:nvPicPr>
+                        <pic:blipFill>
+                          <a:blip r:embed="rId17"/>
+                          <a:stretch>
+                            <a:fillRect/>
+                          </a:stretch>
+                        </pic:blipFill>
+                        <pic:spPr>
+                          <a:xfrm>
+                            <a:off x="0" y="0"/>
+                            <a:ext cx="2148840" cy="1683909"/>
+                          </a:xfrm>
+                          <a:prstGeom prst="rect"/>
+                        </pic:spPr>
+                      </pic:pic>
+                    </a:graphicData>
+                  </a:graphic>
+                </wp:inline>
+              </w:drawing>
+            </w:r>
+          </w:p>
+          <w:p>
+            <w:pPr>
+              <w:spacing w:after="0"/>
+              <w:jc w:val="right"/>
+            </w:pPr>
+            <w:r>
+              <w:rPr>
+                <w:b w:val="0"/>
+                <w:i/>
+                <w:color w:val="556670"/>
+                <w:sz w:val="14"/>
+                <w:rtl/>
+                <w:cs w:val="Arial"/>
+              </w:rPr>
+              <w:t>آراء الزوّار — شريط التقييم الطباعي.</w:t>
+            </w:r>
+          </w:p>
+        </w:tc>
+      </w:tr>
+    </w:tbl>
+    <w:p>
+      <w:pPr>
+        <w:spacing w:after="40"/>
+      </w:pPr>
+    </w:p>
+    <w:p>
+      <w:pPr>
+        <w:spacing w:before="240" w:after="100"/>
+        <w:bidi/>
+        <w:jc w:val="right"/>
+      </w:pPr>
+      <w:r>
+        <w:rPr>
+          <w:b/>
+          <w:i w:val="0"/>
+          <w:color w:val="0F2334"/>
+          <w:sz w:val="23"/>
+          <w:rtl/>
+          <w:cs w:val="Arial"/>
+        </w:rPr>
+        <w:t>الرئيسية — سطح المكتب</w:t>
+      </w:r>
+    </w:p>
+    <w:tbl>
+      <w:tblPr>
+        <w:tblStyle w:val="TableGrid"/>
+        <w:tblW w:type="auto" w:w="0"/>
+        <w:jc w:val="center"/>
+        <w:tblLook w:firstColumn="1" w:firstRow="1" w:lastColumn="0" w:lastRow="0" w:noHBand="0" w:noVBand="1" w:val="04A0"/>
+        <w:tblBorders>
+          <w:top w:val="none" w:sz="0" w:space="0"/>
+          <w:left w:val="none" w:sz="0" w:space="0"/>
+          <w:bottom w:val="none" w:sz="0" w:space="0"/>
+          <w:right w:val="none" w:sz="0" w:space="0"/>
+          <w:insideH w:val="none" w:sz="0" w:space="0"/>
+          <w:insideV w:val="none" w:sz="0" w:space="0"/>
+        </w:tblBorders>
+      </w:tblPr>
+      <w:tblGrid>
+        <w:gridCol w:w="3153"/>
+        <w:gridCol w:w="3153"/>
+        <w:gridCol w:w="3153"/>
+      </w:tblGrid>
+      <w:tr>
+        <w:tc>
+          <w:tcPr>
+            <w:tcW w:type="dxa" w:w="3153"/>
+            <w:tcMar>
+              <w:top w:w="60" w:type="dxa"/>
+              <w:start w:w="60" w:type="dxa"/>
+              <w:bottom w:w="60" w:type="dxa"/>
+              <w:end w:w="60" w:type="dxa"/>
+            </w:tcMar>
+          </w:tcPr>
+          <w:p>
+            <w:pPr>
+              <w:spacing w:after="20"/>
+              <w:jc w:val="center"/>
+            </w:pPr>
+            <w:r>
+              <w:drawing>
+                <wp:inline xmlns:a="http://schemas.openxmlformats.org/drawingml/2006/main" xmlns:pic="http://schemas.openxmlformats.org/drawingml/2006/picture">
+                  <wp:extent cx="2103120" cy="10735472"/>
+                  <wp:docPr id="6" name="Picture 6"/>
+                  <wp:cNvGraphicFramePr>
+                    <a:graphicFrameLocks noChangeAspect="1"/>
+                  </wp:cNvGraphicFramePr>
+                  <a:graphic>
+                    <a:graphicData uri="http://schemas.openxmlformats.org/drawingml/2006/picture">
+                      <pic:pic>
+                        <pic:nvPicPr>
+                          <pic:cNvPr id="0" name="desktop-en-4571706.jpg"/>
+                          <pic:cNvPicPr/>
+                        </pic:nvPicPr>
+                        <pic:blipFill>
+                          <a:blip r:embed="rId18"/>
+                          <a:stretch>
+                            <a:fillRect/>
+                          </a:stretch>
+                        </pic:blipFill>
+                        <pic:spPr>
+                          <a:xfrm>
+                            <a:off x="0" y="0"/>
+                            <a:ext cx="2103120" cy="10735472"/>
+                          </a:xfrm>
+                          <a:prstGeom prst="rect"/>
+                        </pic:spPr>
+                      </pic:pic>
+                    </a:graphicData>
+                  </a:graphic>
+                </wp:inline>
+              </w:drawing>
+            </w:r>
+          </w:p>
+          <w:p>
+            <w:pPr>
+              <w:spacing w:after="0"/>
+              <w:jc w:val="right"/>
+            </w:pPr>
+            <w:r>
+              <w:rPr>
+                <w:b w:val="0"/>
+                <w:i/>
+                <w:color w:val="556670"/>
+                <w:sz w:val="14"/>
+                <w:rtl/>
+                <w:cs w:val="Arial"/>
+              </w:rPr>
+              <w:t>الصفحة الرئيسية كاملة بالإنجليزية — 1440 بكسل.</w:t>
+            </w:r>
+          </w:p>
+        </w:tc>
+        <w:tc>
+          <w:tcPr>
+            <w:tcW w:type="dxa" w:w="3153"/>
+            <w:tcMar>
+              <w:top w:w="60" w:type="dxa"/>
+              <w:start w:w="60" w:type="dxa"/>
+              <w:bottom w:w="60" w:type="dxa"/>
+              <w:end w:w="60" w:type="dxa"/>
+            </w:tcMar>
+          </w:tcPr>
+          <w:p>
+            <w:pPr>
+              <w:spacing w:after="20"/>
+              <w:jc w:val="center"/>
+            </w:pPr>
+            <w:r>
+              <w:drawing>
+                <wp:inline xmlns:a="http://schemas.openxmlformats.org/drawingml/2006/main" xmlns:pic="http://schemas.openxmlformats.org/drawingml/2006/picture">
+                  <wp:extent cx="2103120" cy="10861659"/>
+                  <wp:docPr id="7" name="Picture 7"/>
+                  <wp:cNvGraphicFramePr>
+                    <a:graphicFrameLocks noChangeAspect="1"/>
+                  </wp:cNvGraphicFramePr>
+                  <a:graphic>
+                    <a:graphicData uri="http://schemas.openxmlformats.org/drawingml/2006/picture">
+                      <pic:pic>
+                        <pic:nvPicPr>
+                          <pic:cNvPr id="0" name="desktop-fr-4974213.jpg"/>
+                          <pic:cNvPicPr/>
+                        </pic:nvPicPr>
+                        <pic:blipFill>
+                          <a:blip r:embed="rId19"/>
+                          <a:stretch>
+                            <a:fillRect/>
+                          </a:stretch>
+                        </pic:blipFill>
+                        <pic:spPr>
+                          <a:xfrm>
+                            <a:off x="0" y="0"/>
+                            <a:ext cx="2103120" cy="10861659"/>
+                          </a:xfrm>
+                          <a:prstGeom prst="rect"/>
+                        </pic:spPr>
+                      </pic:pic>
+                    </a:graphicData>
+                  </a:graphic>
+                </wp:inline>
+              </w:drawing>
+            </w:r>
+          </w:p>
+          <w:p>
+            <w:pPr>
+              <w:spacing w:after="0"/>
+              <w:jc w:val="right"/>
+            </w:pPr>
+            <w:r>
+              <w:rPr>
+                <w:b w:val="0"/>
+                <w:i/>
+                <w:color w:val="556670"/>
+                <w:sz w:val="14"/>
+                <w:rtl/>
+                <w:cs w:val="Arial"/>
+              </w:rPr>
+              <w:t>الصفحة الرئيسية كاملة بالفرنسية — 1440 بكسل.</w:t>
+            </w:r>
+          </w:p>
+        </w:tc>
+        <w:tc>
+          <w:tcPr>
+            <w:tcW w:type="dxa" w:w="3153"/>
+            <w:tcMar>
+              <w:top w:w="60" w:type="dxa"/>
+              <w:start w:w="60" w:type="dxa"/>
+              <w:bottom w:w="60" w:type="dxa"/>
+              <w:end w:w="60" w:type="dxa"/>
+            </w:tcMar>
+          </w:tcPr>
+          <w:p>
+            <w:pPr>
+              <w:spacing w:after="20"/>
+              <w:jc w:val="center"/>
+            </w:pPr>
+            <w:r>
+              <w:drawing>
+                <wp:inline xmlns:a="http://schemas.openxmlformats.org/drawingml/2006/main" xmlns:pic="http://schemas.openxmlformats.org/drawingml/2006/picture">
+                  <wp:extent cx="2103120" cy="10748855"/>
+                  <wp:docPr id="8" name="Picture 8"/>
+                  <wp:cNvGraphicFramePr>
+                    <a:graphicFrameLocks noChangeAspect="1"/>
+                  </wp:cNvGraphicFramePr>
+                  <a:graphic>
+                    <a:graphicData uri="http://schemas.openxmlformats.org/drawingml/2006/picture">
+                      <pic:pic>
+                        <pic:nvPicPr>
+                          <pic:cNvPr id="0" name="desktop-ar-4626631.jpg"/>
+                          <pic:cNvPicPr/>
+                        </pic:nvPicPr>
+                        <pic:blipFill>
+                          <a:blip r:embed="rId20"/>
+                          <a:stretch>
+                            <a:fillRect/>
+                          </a:stretch>
+                        </pic:blipFill>
+                        <pic:spPr>
+                          <a:xfrm>
+                            <a:off x="0" y="0"/>
+                            <a:ext cx="2103120" cy="10748855"/>
+                          </a:xfrm>
+                          <a:prstGeom prst="rect"/>
+                        </pic:spPr>
+                      </pic:pic>
+                    </a:graphicData>
+                  </a:graphic>
+                </wp:inline>
+              </w:drawing>
+            </w:r>
+          </w:p>
+          <w:p>
+            <w:pPr>
+              <w:spacing w:after="0"/>
+              <w:jc w:val="right"/>
+            </w:pPr>
+            <w:r>
+              <w:rPr>
+                <w:b w:val="0"/>
+                <w:i/>
+                <w:color w:val="556670"/>
+                <w:sz w:val="14"/>
+                <w:rtl/>
+                <w:cs w:val="Arial"/>
+              </w:rPr>
+              <w:t>الصفحة الرئيسية كاملة بالعربية RTL — 1440 بكسل.</w:t>
+            </w:r>
+          </w:p>
+        </w:tc>
+      </w:tr>
+    </w:tbl>
+    <w:p>
+      <w:pPr>
+        <w:spacing w:after="40"/>
+      </w:pPr>
+    </w:p>
+    <w:p>
+      <w:pPr>
+        <w:spacing w:before="240" w:after="100"/>
+        <w:bidi/>
+        <w:jc w:val="right"/>
+      </w:pPr>
+      <w:r>
+        <w:rPr>
+          <w:b/>
+          <w:i w:val="0"/>
+          <w:color w:val="0F2334"/>
+          <w:sz w:val="23"/>
+          <w:rtl/>
+          <w:cs w:val="Arial"/>
+        </w:rPr>
+        <w:t>الصفحات الداخلية — سطح المكتب</w:t>
+      </w:r>
+    </w:p>
+    <w:tbl>
+      <w:tblPr>
+        <w:tblStyle w:val="TableGrid"/>
+        <w:tblW w:type="auto" w:w="0"/>
+        <w:jc w:val="center"/>
+        <w:tblLook w:firstColumn="1" w:firstRow="1" w:lastColumn="0" w:lastRow="0" w:noHBand="0" w:noVBand="1" w:val="04A0"/>
+        <w:tblBorders>
+          <w:top w:val="none" w:sz="0" w:space="0"/>
+          <w:left w:val="none" w:sz="0" w:space="0"/>
+          <w:bottom w:val="none" w:sz="0" w:space="0"/>
+          <w:right w:val="none" w:sz="0" w:space="0"/>
+          <w:insideH w:val="none" w:sz="0" w:space="0"/>
+          <w:insideV w:val="none" w:sz="0" w:space="0"/>
+        </w:tblBorders>
+      </w:tblPr>
+      <w:tblGrid>
+        <w:gridCol w:w="3153"/>
+        <w:gridCol w:w="3153"/>
+        <w:gridCol w:w="3153"/>
+      </w:tblGrid>
+      <w:tr>
+        <w:tc>
+          <w:tcPr>
+            <w:tcW w:type="dxa" w:w="3153"/>
+            <w:tcMar>
+              <w:top w:w="60" w:type="dxa"/>
+              <w:start w:w="60" w:type="dxa"/>
+              <w:bottom w:w="60" w:type="dxa"/>
+              <w:end w:w="60" w:type="dxa"/>
+            </w:tcMar>
+          </w:tcPr>
+          <w:p>
+            <w:pPr>
+              <w:spacing w:after="20"/>
+              <w:jc w:val="center"/>
+            </w:pPr>
+            <w:r>
+              <w:drawing>
+                <wp:inline xmlns:a="http://schemas.openxmlformats.org/drawingml/2006/main" xmlns:pic="http://schemas.openxmlformats.org/drawingml/2006/picture">
+                  <wp:extent cx="2103120" cy="2820093"/>
+                  <wp:docPr id="9" name="Picture 9"/>
+                  <wp:cNvGraphicFramePr>
+                    <a:graphicFrameLocks noChangeAspect="1"/>
+                  </wp:cNvGraphicFramePr>
+                  <a:graphic>
+                    <a:graphicData uri="http://schemas.openxmlformats.org/drawingml/2006/picture">
+                      <pic:pic>
+                        <pic:nvPicPr>
+                          <pic:cNvPr id="0" name="desktop-en-menu-461768.jpg"/>
+                          <pic:cNvPicPr/>
+                        </pic:nvPicPr>
+                        <pic:blipFill>
+                          <a:blip r:embed="rId21"/>
+                          <a:stretch>
+                            <a:fillRect/>
+                          </a:stretch>
+                        </pic:blipFill>
+                        <pic:spPr>
+                          <a:xfrm>
+                            <a:off x="0" y="0"/>
+                            <a:ext cx="2103120" cy="2820093"/>
+                          </a:xfrm>
+                          <a:prstGeom prst="rect"/>
+                        </pic:spPr>
+                      </pic:pic>
+                    </a:graphicData>
+                  </a:graphic>
+                </wp:inline>
+              </w:drawing>
+            </w:r>
+          </w:p>
+          <w:p>
+            <w:pPr>
+              <w:spacing w:after="0"/>
+              <w:jc w:val="right"/>
+            </w:pPr>
+            <w:r>
+              <w:rPr>
+                <w:b w:val="0"/>
+                <w:i/>
+                <w:color w:val="556670"/>
+                <w:sz w:val="14"/>
+                <w:rtl/>
+                <w:cs w:val="Arial"/>
+              </w:rPr>
+              <w:t>القائمة — الإنجليزية، سطح المكتب.</w:t>
+            </w:r>
+          </w:p>
+        </w:tc>
+        <w:tc>
+          <w:tcPr>
+            <w:tcW w:type="dxa" w:w="3153"/>
+            <w:tcMar>
+              <w:top w:w="60" w:type="dxa"/>
+              <w:start w:w="60" w:type="dxa"/>
+              <w:bottom w:w="60" w:type="dxa"/>
+              <w:end w:w="60" w:type="dxa"/>
+            </w:tcMar>
+          </w:tcPr>
+          <w:p>
+            <w:pPr>
+              <w:spacing w:after="20"/>
+              <w:jc w:val="center"/>
+            </w:pPr>
+            <w:r>
+              <w:drawing>
+                <wp:inline xmlns:a="http://schemas.openxmlformats.org/drawingml/2006/main" xmlns:pic="http://schemas.openxmlformats.org/drawingml/2006/picture">
+                  <wp:extent cx="2103120" cy="2837300"/>
+                  <wp:docPr id="10" name="Picture 10"/>
+                  <wp:cNvGraphicFramePr>
+                    <a:graphicFrameLocks noChangeAspect="1"/>
+                  </wp:cNvGraphicFramePr>
+                  <a:graphic>
+                    <a:graphicData uri="http://schemas.openxmlformats.org/drawingml/2006/picture">
+                      <pic:pic>
+                        <pic:nvPicPr>
+                          <pic:cNvPr id="0" name="desktop-ar-menu-479163.jpg"/>
+                          <pic:cNvPicPr/>
+                        </pic:nvPicPr>
+                        <pic:blipFill>
+                          <a:blip r:embed="rId22"/>
+                          <a:stretch>
+                            <a:fillRect/>
+                          </a:stretch>
+                        </pic:blipFill>
+                        <pic:spPr>
+                          <a:xfrm>
+                            <a:off x="0" y="0"/>
+                            <a:ext cx="2103120" cy="2837300"/>
+                          </a:xfrm>
+                          <a:prstGeom prst="rect"/>
+                        </pic:spPr>
+                      </pic:pic>
+                    </a:graphicData>
+                  </a:graphic>
+                </wp:inline>
+              </w:drawing>
+            </w:r>
+          </w:p>
+          <w:p>
+            <w:pPr>
+              <w:spacing w:after="0"/>
+              <w:jc w:val="right"/>
+            </w:pPr>
+            <w:r>
+              <w:rPr>
+                <w:b w:val="0"/>
+                <w:i/>
+                <w:color w:val="556670"/>
+                <w:sz w:val="14"/>
+                <w:rtl/>
+                <w:cs w:val="Arial"/>
+              </w:rPr>
+              <w:t>القائمة — العربية، سطح المكتب.</w:t>
+            </w:r>
+          </w:p>
+        </w:tc>
+        <w:tc>
+          <w:tcPr>
+            <w:tcW w:type="dxa" w:w="3153"/>
+            <w:tcMar>
+              <w:top w:w="60" w:type="dxa"/>
+              <w:start w:w="60" w:type="dxa"/>
+              <w:bottom w:w="60" w:type="dxa"/>
+              <w:end w:w="60" w:type="dxa"/>
+            </w:tcMar>
+          </w:tcPr>
+          <w:p>
+            <w:pPr>
+              <w:spacing w:after="20"/>
+              <w:jc w:val="center"/>
+            </w:pPr>
+            <w:r>
+              <w:drawing>
+                <wp:inline xmlns:a="http://schemas.openxmlformats.org/drawingml/2006/main" xmlns:pic="http://schemas.openxmlformats.org/drawingml/2006/picture">
+                  <wp:extent cx="2103120" cy="3139385"/>
+                  <wp:docPr id="11" name="Picture 11"/>
+                  <wp:cNvGraphicFramePr>
+                    <a:graphicFrameLocks noChangeAspect="1"/>
+                  </wp:cNvGraphicFramePr>
+                  <a:graphic>
+                    <a:graphicData uri="http://schemas.openxmlformats.org/drawingml/2006/picture">
+                      <pic:pic>
+                        <pic:nvPicPr>
+                          <pic:cNvPr id="0" name="desktop-en-about-402575.jpg"/>
+                          <pic:cNvPicPr/>
+                        </pic:nvPicPr>
+                        <pic:blipFill>
+                          <a:blip r:embed="rId23"/>
+                          <a:stretch>
+                            <a:fillRect/>
+                          </a:stretch>
+                        </pic:blipFill>
+                        <pic:spPr>
+                          <a:xfrm>
+                            <a:off x="0" y="0"/>
+                            <a:ext cx="2103120" cy="3139385"/>
+                          </a:xfrm>
+                          <a:prstGeom prst="rect"/>
+                        </pic:spPr>
+                      </pic:pic>
+                    </a:graphicData>
+                  </a:graphic>
+                </wp:inline>
+              </w:drawing>
+            </w:r>
+          </w:p>
+          <w:p>
+            <w:pPr>
+              <w:spacing w:after="0"/>
+              <w:jc w:val="right"/>
+            </w:pPr>
+            <w:r>
+              <w:rPr>
+                <w:b w:val="0"/>
+                <w:i/>
+                <w:color w:val="556670"/>
+                <w:sz w:val="14"/>
+                <w:rtl/>
+                <w:cs w:val="Arial"/>
+              </w:rPr>
+              <w:t>من نحن — الإنجليزية، سطح المكتب.</w:t>
+            </w:r>
+          </w:p>
+        </w:tc>
+      </w:tr>
+      <w:tr>
+        <w:tc>
+          <w:tcPr>
+            <w:tcW w:type="dxa" w:w="3153"/>
+            <w:tcMar>
+              <w:top w:w="60" w:type="dxa"/>
+              <w:start w:w="60" w:type="dxa"/>
+              <w:bottom w:w="60" w:type="dxa"/>
+              <w:end w:w="60" w:type="dxa"/>
+            </w:tcMar>
+          </w:tcPr>
+          <w:p>
+            <w:pPr>
+              <w:spacing w:after="20"/>
+              <w:jc w:val="center"/>
+            </w:pPr>
+            <w:r>
+              <w:drawing>
+                <wp:inline xmlns:a="http://schemas.openxmlformats.org/drawingml/2006/main" xmlns:pic="http://schemas.openxmlformats.org/drawingml/2006/picture">
+                  <wp:extent cx="2103120" cy="3410878"/>
+                  <wp:docPr id="12" name="Picture 12"/>
+                  <wp:cNvGraphicFramePr>
+                    <a:graphicFrameLocks noChangeAspect="1"/>
+                  </wp:cNvGraphicFramePr>
+                  <a:graphic>
+                    <a:graphicData uri="http://schemas.openxmlformats.org/drawingml/2006/picture">
+                      <pic:pic>
+                        <pic:nvPicPr>
+                          <pic:cNvPr id="0" name="desktop-en-gallery-1708256.jpg"/>
+                          <pic:cNvPicPr/>
+                        </pic:nvPicPr>
+                        <pic:blipFill>
+                          <a:blip r:embed="rId24"/>
+                          <a:stretch>
+                            <a:fillRect/>
+                          </a:stretch>
+                        </pic:blipFill>
+                        <pic:spPr>
+                          <a:xfrm>
+                            <a:off x="0" y="0"/>
+                            <a:ext cx="2103120" cy="3410878"/>
+                          </a:xfrm>
+                          <a:prstGeom prst="rect"/>
+                        </pic:spPr>
+                      </pic:pic>
+                    </a:graphicData>
+                  </a:graphic>
+                </wp:inline>
+              </w:drawing>
+            </w:r>
+          </w:p>
+          <w:p>
+            <w:pPr>
+              <w:spacing w:after="0"/>
+              <w:jc w:val="right"/>
+            </w:pPr>
+            <w:r>
+              <w:rPr>
+                <w:b w:val="0"/>
+                <w:i/>
+                <w:color w:val="556670"/>
+                <w:sz w:val="14"/>
+                <w:rtl/>
+                <w:cs w:val="Arial"/>
+              </w:rPr>
+              <w:t>المعرض — الإنجليزية، سطح المكتب.</w:t>
+            </w:r>
+          </w:p>
+        </w:tc>
+        <w:tc>
+          <w:tcPr>
+            <w:tcW w:type="dxa" w:w="3153"/>
+            <w:tcMar>
+              <w:top w:w="60" w:type="dxa"/>
+              <w:start w:w="60" w:type="dxa"/>
+              <w:bottom w:w="60" w:type="dxa"/>
+              <w:end w:w="60" w:type="dxa"/>
+            </w:tcMar>
+          </w:tcPr>
+          <w:p>
+            <w:pPr>
+              <w:spacing w:after="20"/>
+              <w:jc w:val="center"/>
+            </w:pPr>
+            <w:r>
+              <w:drawing>
+                <wp:inline xmlns:a="http://schemas.openxmlformats.org/drawingml/2006/main" xmlns:pic="http://schemas.openxmlformats.org/drawingml/2006/picture">
+                  <wp:extent cx="2103120" cy="3169975"/>
+                  <wp:docPr id="13" name="Picture 13"/>
+                  <wp:cNvGraphicFramePr>
+                    <a:graphicFrameLocks noChangeAspect="1"/>
+                  </wp:cNvGraphicFramePr>
+                  <a:graphic>
+                    <a:graphicData uri="http://schemas.openxmlformats.org/drawingml/2006/picture">
+                      <pic:pic>
+                        <pic:nvPicPr>
+                          <pic:cNvPr id="0" name="desktop-en-location-415829.jpg"/>
+                          <pic:cNvPicPr/>
+                        </pic:nvPicPr>
+                        <pic:blipFill>
+                          <a:blip r:embed="rId25"/>
+                          <a:stretch>
+                            <a:fillRect/>
+                          </a:stretch>
+                        </pic:blipFill>
+                        <pic:spPr>
+                          <a:xfrm>
+                            <a:off x="0" y="0"/>
+                            <a:ext cx="2103120" cy="3169975"/>
+                          </a:xfrm>
+                          <a:prstGeom prst="rect"/>
+                        </pic:spPr>
+                      </pic:pic>
+                    </a:graphicData>
+                  </a:graphic>
+                </wp:inline>
+              </w:drawing>
+            </w:r>
+          </w:p>
+          <w:p>
+            <w:pPr>
+              <w:spacing w:after="0"/>
+              <w:jc w:val="right"/>
+            </w:pPr>
+            <w:r>
+              <w:rPr>
+                <w:b w:val="0"/>
+                <w:i/>
+                <w:color w:val="556670"/>
+                <w:sz w:val="14"/>
+                <w:rtl/>
+                <w:cs w:val="Arial"/>
+              </w:rPr>
+              <w:t>الموقع — خريطة مدمجة، الإنجليزية، سطح المكتب.</w:t>
+            </w:r>
+          </w:p>
+        </w:tc>
+        <w:tc>
+          <w:tcPr>
+            <w:tcW w:type="dxa" w:w="3153"/>
+            <w:tcMar>
+              <w:top w:w="60" w:type="dxa"/>
+              <w:start w:w="60" w:type="dxa"/>
+              <w:bottom w:w="60" w:type="dxa"/>
+              <w:end w:w="60" w:type="dxa"/>
+            </w:tcMar>
+          </w:tcPr>
+          <w:p>
+            <w:pPr>
+              <w:spacing w:after="20"/>
+              <w:jc w:val="center"/>
+            </w:pPr>
+            <w:r>
+              <w:drawing>
+                <wp:inline xmlns:a="http://schemas.openxmlformats.org/drawingml/2006/main" xmlns:pic="http://schemas.openxmlformats.org/drawingml/2006/picture">
+                  <wp:extent cx="2103120" cy="2632724"/>
+                  <wp:docPr id="14" name="Picture 14"/>
+                  <wp:cNvGraphicFramePr>
+                    <a:graphicFrameLocks noChangeAspect="1"/>
+                  </wp:cNvGraphicFramePr>
+                  <a:graphic>
+                    <a:graphicData uri="http://schemas.openxmlformats.org/drawingml/2006/picture">
+                      <pic:pic>
+                        <pic:nvPicPr>
+                          <pic:cNvPr id="0" name="desktop-en-contact-121692.jpg"/>
+                          <pic:cNvPicPr/>
+                        </pic:nvPicPr>
+                        <pic:blipFill>
+                          <a:blip r:embed="rId26"/>
+                          <a:stretch>
+                            <a:fillRect/>
+                          </a:stretch>
+                        </pic:blipFill>
+                        <pic:spPr>
+                          <a:xfrm>
+                            <a:off x="0" y="0"/>
+                            <a:ext cx="2103120" cy="2632724"/>
+                          </a:xfrm>
+                          <a:prstGeom prst="rect"/>
+                        </pic:spPr>
+                      </pic:pic>
+                    </a:graphicData>
+                  </a:graphic>
+                </wp:inline>
+              </w:drawing>
+            </w:r>
+          </w:p>
+          <w:p>
+            <w:pPr>
+              <w:spacing w:after="0"/>
+              <w:jc w:val="right"/>
+            </w:pPr>
+            <w:r>
+              <w:rPr>
+                <w:b w:val="0"/>
+                <w:i/>
+                <w:color w:val="556670"/>
+                <w:sz w:val="14"/>
+                <w:rtl/>
+                <w:cs w:val="Arial"/>
+              </w:rPr>
+              <w:t>التواصل — الإنجليزية، سطح المكتب.</w:t>
+            </w:r>
+          </w:p>
+        </w:tc>
+      </w:tr>
+    </w:tbl>
+    <w:p>
+      <w:pPr>
+        <w:spacing w:after="40"/>
+      </w:pPr>
+    </w:p>
+    <w:p>
+      <w:pPr>
+        <w:spacing w:before="240" w:after="100"/>
+        <w:bidi/>
+        <w:jc w:val="right"/>
+      </w:pPr>
+      <w:r>
+        <w:rPr>
+          <w:b/>
+          <w:i w:val="0"/>
+          <w:color w:val="0F2334"/>
+          <w:sz w:val="23"/>
+          <w:rtl/>
+          <w:cs w:val="Arial"/>
+        </w:rPr>
+        <w:t>الرئيسية — الجوال</w:t>
+      </w:r>
+    </w:p>
+    <w:tbl>
+      <w:tblPr>
+        <w:tblStyle w:val="TableGrid"/>
+        <w:tblW w:type="auto" w:w="0"/>
+        <w:jc w:val="center"/>
+        <w:tblLook w:firstColumn="1" w:firstRow="1" w:lastColumn="0" w:lastRow="0" w:noHBand="0" w:noVBand="1" w:val="04A0"/>
+        <w:tblBorders>
+          <w:top w:val="none" w:sz="0" w:space="0"/>
+          <w:left w:val="none" w:sz="0" w:space="0"/>
+          <w:bottom w:val="none" w:sz="0" w:space="0"/>
+          <w:right w:val="none" w:sz="0" w:space="0"/>
+          <w:insideH w:val="none" w:sz="0" w:space="0"/>
+          <w:insideV w:val="none" w:sz="0" w:space="0"/>
+        </w:tblBorders>
+      </w:tblPr>
+      <w:tblGrid>
+        <w:gridCol w:w="3153"/>
+        <w:gridCol w:w="3153"/>
+        <w:gridCol w:w="3153"/>
+      </w:tblGrid>
+      <w:tr>
+        <w:tc>
+          <w:tcPr>
+            <w:tcW w:type="dxa" w:w="3153"/>
+            <w:tcMar>
+              <w:top w:w="60" w:type="dxa"/>
+              <w:start w:w="60" w:type="dxa"/>
+              <w:bottom w:w="60" w:type="dxa"/>
+              <w:end w:w="60" w:type="dxa"/>
+            </w:tcMar>
+          </w:tcPr>
+          <w:p>
+            <w:pPr>
+              <w:spacing w:after="20"/>
+              <w:jc w:val="center"/>
+            </w:pPr>
+            <w:r>
+              <w:drawing>
+                <wp:inline xmlns:a="http://schemas.openxmlformats.org/drawingml/2006/main" xmlns:pic="http://schemas.openxmlformats.org/drawingml/2006/picture">
+                  <wp:extent cx="1691640" cy="41189265"/>
+                  <wp:docPr id="15" name="Picture 15"/>
+                  <wp:cNvGraphicFramePr>
+                    <a:graphicFrameLocks noChangeAspect="1"/>
+                  </wp:cNvGraphicFramePr>
+                  <a:graphic>
+                    <a:graphicData uri="http://schemas.openxmlformats.org/drawingml/2006/picture">
+                      <pic:pic>
+                        <pic:nvPicPr>
+                          <pic:cNvPr id="0" name="phone-en-1484621.jpg"/>
+                          <pic:cNvPicPr/>
+                        </pic:nvPicPr>
+                        <pic:blipFill>
+                          <a:blip r:embed="rId27"/>
+                          <a:stretch>
+                            <a:fillRect/>
+                          </a:stretch>
+                        </pic:blipFill>
+                        <pic:spPr>
+                          <a:xfrm>
+                            <a:off x="0" y="0"/>
+                            <a:ext cx="1691640" cy="41189265"/>
+                          </a:xfrm>
+                          <a:prstGeom prst="rect"/>
+                        </pic:spPr>
+                      </pic:pic>
+                    </a:graphicData>
+                  </a:graphic>
+                </wp:inline>
+              </w:drawing>
+            </w:r>
+          </w:p>
+          <w:p>
+            <w:pPr>
+              <w:spacing w:after="0"/>
+              <w:jc w:val="right"/>
+            </w:pPr>
+            <w:r>
+              <w:rPr>
+                <w:b w:val="0"/>
+                <w:i/>
+                <w:color w:val="556670"/>
+                <w:sz w:val="14"/>
+                <w:rtl/>
+                <w:cs w:val="Arial"/>
+              </w:rPr>
+              <w:t>الصفحة الرئيسية بالإنجليزية — 390 بكسل.</w:t>
+            </w:r>
+          </w:p>
+        </w:tc>
+        <w:tc>
+          <w:tcPr>
+            <w:tcW w:type="dxa" w:w="3153"/>
+            <w:tcMar>
+              <w:top w:w="60" w:type="dxa"/>
+              <w:start w:w="60" w:type="dxa"/>
+              <w:bottom w:w="60" w:type="dxa"/>
+              <w:end w:w="60" w:type="dxa"/>
+            </w:tcMar>
+          </w:tcPr>
+          <w:p>
+            <w:pPr>
+              <w:spacing w:after="20"/>
+              <w:jc w:val="center"/>
+            </w:pPr>
+            <w:r>
+              <w:drawing>
+                <wp:inline xmlns:a="http://schemas.openxmlformats.org/drawingml/2006/main" xmlns:pic="http://schemas.openxmlformats.org/drawingml/2006/picture">
+                  <wp:extent cx="1691640" cy="41640369"/>
+                  <wp:docPr id="16" name="Picture 16"/>
+                  <wp:cNvGraphicFramePr>
+                    <a:graphicFrameLocks noChangeAspect="1"/>
+                  </wp:cNvGraphicFramePr>
+                  <a:graphic>
+                    <a:graphicData uri="http://schemas.openxmlformats.org/drawingml/2006/picture">
+                      <pic:pic>
+                        <pic:nvPicPr>
+                          <pic:cNvPr id="0" name="phone-fr-1503138.jpg"/>
+                          <pic:cNvPicPr/>
+                        </pic:nvPicPr>
+                        <pic:blipFill>
+                          <a:blip r:embed="rId28"/>
+                          <a:stretch>
+                            <a:fillRect/>
+                          </a:stretch>
+                        </pic:blipFill>
+                        <pic:spPr>
+                          <a:xfrm>
+                            <a:off x="0" y="0"/>
+                            <a:ext cx="1691640" cy="41640369"/>
+                          </a:xfrm>
+                          <a:prstGeom prst="rect"/>
+                        </pic:spPr>
+                      </pic:pic>
+                    </a:graphicData>
+                  </a:graphic>
+                </wp:inline>
+              </w:drawing>
+            </w:r>
+          </w:p>
+          <w:p>
+            <w:pPr>
+              <w:spacing w:after="0"/>
+              <w:jc w:val="right"/>
+            </w:pPr>
+            <w:r>
+              <w:rPr>
+                <w:b w:val="0"/>
+                <w:i/>
+                <w:color w:val="556670"/>
+                <w:sz w:val="14"/>
+                <w:rtl/>
+                <w:cs w:val="Arial"/>
+              </w:rPr>
+              <w:t>الصفحة الرئيسية بالفرنسية — 390 بكسل.</w:t>
+            </w:r>
+          </w:p>
+        </w:tc>
+        <w:tc>
+          <w:tcPr>
+            <w:tcW w:type="dxa" w:w="3153"/>
+            <w:tcMar>
+              <w:top w:w="60" w:type="dxa"/>
+              <w:start w:w="60" w:type="dxa"/>
+              <w:bottom w:w="60" w:type="dxa"/>
+              <w:end w:w="60" w:type="dxa"/>
+            </w:tcMar>
+          </w:tcPr>
+          <w:p>
+            <w:pPr>
+              <w:spacing w:after="20"/>
+              <w:jc w:val="center"/>
+            </w:pPr>
+            <w:r>
+              <w:drawing>
+                <wp:inline xmlns:a="http://schemas.openxmlformats.org/drawingml/2006/main" xmlns:pic="http://schemas.openxmlformats.org/drawingml/2006/picture">
+                  <wp:extent cx="1691640" cy="40703461"/>
+                  <wp:docPr id="17" name="Picture 17"/>
+                  <wp:cNvGraphicFramePr>
+                    <a:graphicFrameLocks noChangeAspect="1"/>
+                  </wp:cNvGraphicFramePr>
+                  <a:graphic>
+                    <a:graphicData uri="http://schemas.openxmlformats.org/drawingml/2006/picture">
+                      <pic:pic>
+                        <pic:nvPicPr>
+                          <pic:cNvPr id="0" name="phone-ar-1530213.jpg"/>
+                          <pic:cNvPicPr/>
+                        </pic:nvPicPr>
+                        <pic:blipFill>
+                          <a:blip r:embed="rId29"/>
+                          <a:stretch>
+                            <a:fillRect/>
+                          </a:stretch>
+                        </pic:blipFill>
+                        <pic:spPr>
+                          <a:xfrm>
+                            <a:off x="0" y="0"/>
+                            <a:ext cx="1691640" cy="40703461"/>
+                          </a:xfrm>
+                          <a:prstGeom prst="rect"/>
+                        </pic:spPr>
+                      </pic:pic>
+                    </a:graphicData>
+                  </a:graphic>
+                </wp:inline>
+              </w:drawing>
+            </w:r>
+          </w:p>
+          <w:p>
+            <w:pPr>
+              <w:spacing w:after="0"/>
+              <w:jc w:val="right"/>
+            </w:pPr>
+            <w:r>
+              <w:rPr>
+                <w:b w:val="0"/>
+                <w:i/>
+                <w:color w:val="556670"/>
+                <w:sz w:val="14"/>
+                <w:rtl/>
+                <w:cs w:val="Arial"/>
+              </w:rPr>
+              <w:t>الصفحة الرئيسية بالعربية RTL — 390 بكسل.</w:t>
+            </w:r>
+          </w:p>
+        </w:tc>
+      </w:tr>
+    </w:tbl>
+    <w:p>
+      <w:pPr>
+        <w:spacing w:after="40"/>
+      </w:pPr>
+    </w:p>
+    <w:p>
+      <w:pPr>
+        <w:spacing w:before="240" w:after="100"/>
+        <w:bidi/>
+        <w:jc w:val="right"/>
+      </w:pPr>
+      <w:r>
+        <w:rPr>
+          <w:b/>
+          <w:i w:val="0"/>
+          <w:color w:val="0F2334"/>
+          <w:sz w:val="23"/>
+          <w:rtl/>
+          <w:cs w:val="Arial"/>
+        </w:rPr>
+        <w:t>الصفحات الداخلية — الجوال</w:t>
+      </w:r>
+    </w:p>
+    <w:tbl>
+      <w:tblPr>
+        <w:tblStyle w:val="TableGrid"/>
+        <w:tblW w:type="auto" w:w="0"/>
+        <w:jc w:val="center"/>
+        <w:tblLook w:firstColumn="1" w:firstRow="1" w:lastColumn="0" w:lastRow="0" w:noHBand="0" w:noVBand="1" w:val="04A0"/>
+        <w:tblBorders>
+          <w:top w:val="none" w:sz="0" w:space="0"/>
+          <w:left w:val="none" w:sz="0" w:space="0"/>
+          <w:bottom w:val="none" w:sz="0" w:space="0"/>
+          <w:right w:val="none" w:sz="0" w:space="0"/>
+          <w:insideH w:val="none" w:sz="0" w:space="0"/>
+          <w:insideV w:val="none" w:sz="0" w:space="0"/>
+        </w:tblBorders>
+      </w:tblPr>
+      <w:tblGrid>
+        <w:gridCol w:w="3153"/>
+        <w:gridCol w:w="3153"/>
+        <w:gridCol w:w="3153"/>
+      </w:tblGrid>
+      <w:tr>
+        <w:tc>
+          <w:tcPr>
+            <w:tcW w:type="dxa" w:w="3153"/>
+            <w:tcMar>
+              <w:top w:w="60" w:type="dxa"/>
+              <w:start w:w="60" w:type="dxa"/>
+              <w:bottom w:w="60" w:type="dxa"/>
+              <w:end w:w="60" w:type="dxa"/>
+            </w:tcMar>
+          </w:tcPr>
+          <w:p>
+            <w:pPr>
+              <w:spacing w:after="20"/>
+              <w:jc w:val="center"/>
+            </w:pPr>
+            <w:r>
+              <w:drawing>
+                <wp:inline xmlns:a="http://schemas.openxmlformats.org/drawingml/2006/main" xmlns:pic="http://schemas.openxmlformats.org/drawingml/2006/picture">
+                  <wp:extent cx="1691640" cy="14604492"/>
+                  <wp:docPr id="18" name="Picture 18"/>
+                  <wp:cNvGraphicFramePr>
+                    <a:graphicFrameLocks noChangeAspect="1"/>
+                  </wp:cNvGraphicFramePr>
+                  <a:graphic>
+                    <a:graphicData uri="http://schemas.openxmlformats.org/drawingml/2006/picture">
+                      <pic:pic>
+                        <pic:nvPicPr>
+                          <pic:cNvPr id="0" name="phone-en-menu-331021.jpg"/>
+                          <pic:cNvPicPr/>
+                        </pic:nvPicPr>
+                        <pic:blipFill>
+                          <a:blip r:embed="rId30"/>
+                          <a:stretch>
+                            <a:fillRect/>
+                          </a:stretch>
+                        </pic:blipFill>
+                        <pic:spPr>
+                          <a:xfrm>
+                            <a:off x="0" y="0"/>
+                            <a:ext cx="1691640" cy="14604492"/>
+                          </a:xfrm>
+                          <a:prstGeom prst="rect"/>
+                        </pic:spPr>
+                      </pic:pic>
+                    </a:graphicData>
+                  </a:graphic>
+                </wp:inline>
+              </w:drawing>
+            </w:r>
+          </w:p>
+          <w:p>
+            <w:pPr>
+              <w:spacing w:after="0"/>
+              <w:jc w:val="right"/>
+            </w:pPr>
+            <w:r>
+              <w:rPr>
+                <w:b w:val="0"/>
+                <w:i/>
+                <w:color w:val="556670"/>
+                <w:sz w:val="14"/>
+                <w:rtl/>
+                <w:cs w:val="Arial"/>
+              </w:rPr>
+              <w:t>القائمة — الإنجليزية، الجوال.</w:t>
+            </w:r>
+          </w:p>
+        </w:tc>
+        <w:tc>
+          <w:tcPr>
+            <w:tcW w:type="dxa" w:w="3153"/>
+            <w:tcMar>
+              <w:top w:w="60" w:type="dxa"/>
+              <w:start w:w="60" w:type="dxa"/>
+              <w:bottom w:w="60" w:type="dxa"/>
+              <w:end w:w="60" w:type="dxa"/>
+            </w:tcMar>
+          </w:tcPr>
+          <w:p>
+            <w:pPr>
+              <w:spacing w:after="20"/>
+              <w:jc w:val="center"/>
+            </w:pPr>
+            <w:r>
+              <w:drawing>
+                <wp:inline xmlns:a="http://schemas.openxmlformats.org/drawingml/2006/main" xmlns:pic="http://schemas.openxmlformats.org/drawingml/2006/picture">
+                  <wp:extent cx="1691640" cy="14175076"/>
+                  <wp:docPr id="19" name="Picture 19"/>
+                  <wp:cNvGraphicFramePr>
+                    <a:graphicFrameLocks noChangeAspect="1"/>
+                  </wp:cNvGraphicFramePr>
+                  <a:graphic>
+                    <a:graphicData uri="http://schemas.openxmlformats.org/drawingml/2006/picture">
+                      <pic:pic>
+                        <pic:nvPicPr>
+                          <pic:cNvPr id="0" name="phone-ar-menu-325465.jpg"/>
+                          <pic:cNvPicPr/>
+                        </pic:nvPicPr>
+                        <pic:blipFill>
+                          <a:blip r:embed="rId31"/>
+                          <a:stretch>
+                            <a:fillRect/>
+                          </a:stretch>
+                        </pic:blipFill>
+                        <pic:spPr>
+                          <a:xfrm>
+                            <a:off x="0" y="0"/>
+                            <a:ext cx="1691640" cy="14175076"/>
+                          </a:xfrm>
+                          <a:prstGeom prst="rect"/>
+                        </pic:spPr>
+                      </pic:pic>
+                    </a:graphicData>
+                  </a:graphic>
+                </wp:inline>
+              </w:drawing>
+            </w:r>
+          </w:p>
+          <w:p>
+            <w:pPr>
+              <w:spacing w:after="0"/>
+              <w:jc w:val="right"/>
+            </w:pPr>
+            <w:r>
+              <w:rPr>
+                <w:b w:val="0"/>
+                <w:i/>
+                <w:color w:val="556670"/>
+                <w:sz w:val="14"/>
+                <w:rtl/>
+                <w:cs w:val="Arial"/>
+              </w:rPr>
+              <w:t>القائمة — العربية، الجوال.</w:t>
+            </w:r>
+          </w:p>
+        </w:tc>
+        <w:tc>
+          <w:tcPr>
+            <w:tcW w:type="dxa" w:w="3153"/>
+            <w:tcMar>
+              <w:top w:w="60" w:type="dxa"/>
+              <w:start w:w="60" w:type="dxa"/>
+              <w:bottom w:w="60" w:type="dxa"/>
+              <w:end w:w="60" w:type="dxa"/>
+            </w:tcMar>
+          </w:tcPr>
+          <w:p>
+            <w:pPr>
+              <w:spacing w:after="20"/>
+              <w:jc w:val="center"/>
+            </w:pPr>
+            <w:r>
+              <w:drawing>
+                <wp:inline xmlns:a="http://schemas.openxmlformats.org/drawingml/2006/main" xmlns:pic="http://schemas.openxmlformats.org/drawingml/2006/picture">
+                  <wp:extent cx="1691640" cy="16699523"/>
+                  <wp:docPr id="20" name="Picture 20"/>
+                  <wp:cNvGraphicFramePr>
+                    <a:graphicFrameLocks noChangeAspect="1"/>
+                  </wp:cNvGraphicFramePr>
+                  <a:graphic>
+                    <a:graphicData uri="http://schemas.openxmlformats.org/drawingml/2006/picture">
+                      <pic:pic>
+                        <pic:nvPicPr>
+                          <pic:cNvPr id="0" name="phone-en-about-271476.jpg"/>
+                          <pic:cNvPicPr/>
+                        </pic:nvPicPr>
+                        <pic:blipFill>
+                          <a:blip r:embed="rId32"/>
+                          <a:stretch>
+                            <a:fillRect/>
+                          </a:stretch>
+                        </pic:blipFill>
+                        <pic:spPr>
+                          <a:xfrm>
+                            <a:off x="0" y="0"/>
+                            <a:ext cx="1691640" cy="16699523"/>
+                          </a:xfrm>
+                          <a:prstGeom prst="rect"/>
+                        </pic:spPr>
+                      </pic:pic>
+                    </a:graphicData>
+                  </a:graphic>
+                </wp:inline>
+              </w:drawing>
+            </w:r>
+          </w:p>
+          <w:p>
+            <w:pPr>
+              <w:spacing w:after="0"/>
+              <w:jc w:val="right"/>
+            </w:pPr>
+            <w:r>
+              <w:rPr>
+                <w:b w:val="0"/>
+                <w:i/>
+                <w:color w:val="556670"/>
+                <w:sz w:val="14"/>
+                <w:rtl/>
+                <w:cs w:val="Arial"/>
+              </w:rPr>
+              <w:t>من نحن — الإنجليزية، الجوال.</w:t>
+            </w:r>
+          </w:p>
+        </w:tc>
+      </w:tr>
+      <w:tr>
+        <w:tc>
+          <w:tcPr>
+            <w:tcW w:type="dxa" w:w="3153"/>
+            <w:tcMar>
+              <w:top w:w="60" w:type="dxa"/>
+              <w:start w:w="60" w:type="dxa"/>
+              <w:bottom w:w="60" w:type="dxa"/>
+              <w:end w:w="60" w:type="dxa"/>
+            </w:tcMar>
+          </w:tcPr>
+          <w:p>
+            <w:pPr>
+              <w:spacing w:after="20"/>
+              <w:jc w:val="center"/>
+            </w:pPr>
+            <w:r>
+              <w:drawing>
+                <wp:inline xmlns:a="http://schemas.openxmlformats.org/drawingml/2006/main" xmlns:pic="http://schemas.openxmlformats.org/drawingml/2006/picture">
+                  <wp:extent cx="1691640" cy="31217264"/>
+                  <wp:docPr id="21" name="Picture 21"/>
+                  <wp:cNvGraphicFramePr>
+                    <a:graphicFrameLocks noChangeAspect="1"/>
+                  </wp:cNvGraphicFramePr>
+                  <a:graphic>
+                    <a:graphicData uri="http://schemas.openxmlformats.org/drawingml/2006/picture">
+                      <pic:pic>
+                        <pic:nvPicPr>
+                          <pic:cNvPr id="0" name="phone-en-gallery-1266901.jpg"/>
+                          <pic:cNvPicPr/>
+                        </pic:nvPicPr>
+                        <pic:blipFill>
+                          <a:blip r:embed="rId33"/>
+                          <a:stretch>
+                            <a:fillRect/>
+                          </a:stretch>
+                        </pic:blipFill>
+                        <pic:spPr>
+                          <a:xfrm>
+                            <a:off x="0" y="0"/>
+                            <a:ext cx="1691640" cy="31217264"/>
+                          </a:xfrm>
+                          <a:prstGeom prst="rect"/>
+                        </pic:spPr>
+                      </pic:pic>
+                    </a:graphicData>
+                  </a:graphic>
+                </wp:inline>
+              </w:drawing>
+            </w:r>
+          </w:p>
+          <w:p>
+            <w:pPr>
+              <w:spacing w:after="0"/>
+              <w:jc w:val="right"/>
+            </w:pPr>
+            <w:r>
+              <w:rPr>
+                <w:b w:val="0"/>
+                <w:i/>
+                <w:color w:val="556670"/>
+                <w:sz w:val="14"/>
+                <w:rtl/>
+                <w:cs w:val="Arial"/>
+              </w:rPr>
+              <w:t>المعرض — الإنجليزية، الجوال.</w:t>
+            </w:r>
+          </w:p>
+        </w:tc>
+        <w:tc>
+          <w:tcPr>
+            <w:tcW w:type="dxa" w:w="3153"/>
+            <w:tcMar>
+              <w:top w:w="60" w:type="dxa"/>
+              <w:start w:w="60" w:type="dxa"/>
+              <w:bottom w:w="60" w:type="dxa"/>
+              <w:end w:w="60" w:type="dxa"/>
+            </w:tcMar>
+          </w:tcPr>
+          <w:p>
+            <w:pPr>
+              <w:spacing w:after="20"/>
+              <w:jc w:val="center"/>
+            </w:pPr>
+            <w:r>
+              <w:drawing>
+                <wp:inline xmlns:a="http://schemas.openxmlformats.org/drawingml/2006/main" xmlns:pic="http://schemas.openxmlformats.org/drawingml/2006/picture">
+                  <wp:extent cx="1691640" cy="14196763"/>
+                  <wp:docPr id="22" name="Picture 22"/>
+                  <wp:cNvGraphicFramePr>
+                    <a:graphicFrameLocks noChangeAspect="1"/>
+                  </wp:cNvGraphicFramePr>
+                  <a:graphic>
+                    <a:graphicData uri="http://schemas.openxmlformats.org/drawingml/2006/picture">
+                      <pic:pic>
+                        <pic:nvPicPr>
+                          <pic:cNvPr id="0" name="phone-en-location-256751.jpg"/>
+                          <pic:cNvPicPr/>
+                        </pic:nvPicPr>
+                        <pic:blipFill>
+                          <a:blip r:embed="rId34"/>
+                          <a:stretch>
+                            <a:fillRect/>
+                          </a:stretch>
+                        </pic:blipFill>
+                        <pic:spPr>
+                          <a:xfrm>
+                            <a:off x="0" y="0"/>
+                            <a:ext cx="1691640" cy="14196763"/>
+                          </a:xfrm>
+                          <a:prstGeom prst="rect"/>
+                        </pic:spPr>
+                      </pic:pic>
+                    </a:graphicData>
+                  </a:graphic>
+                </wp:inline>
+              </w:drawing>
+            </w:r>
+          </w:p>
+          <w:p>
+            <w:pPr>
+              <w:spacing w:after="0"/>
+              <w:jc w:val="right"/>
+            </w:pPr>
+            <w:r>
+              <w:rPr>
+                <w:b w:val="0"/>
+                <w:i/>
+                <w:color w:val="556670"/>
+                <w:sz w:val="14"/>
+                <w:rtl/>
+                <w:cs w:val="Arial"/>
+              </w:rPr>
+              <w:t>الموقع — الإنجليزية، الجوال.</w:t>
+            </w:r>
+          </w:p>
+        </w:tc>
+        <w:tc>
+          <w:tcPr>
+            <w:tcW w:type="dxa" w:w="3153"/>
+            <w:tcMar>
+              <w:top w:w="60" w:type="dxa"/>
+              <w:start w:w="60" w:type="dxa"/>
+              <w:bottom w:w="60" w:type="dxa"/>
+              <w:end w:w="60" w:type="dxa"/>
+            </w:tcMar>
+          </w:tcPr>
+          <w:p>
+            <w:pPr>
+              <w:spacing w:after="20"/>
+              <w:jc w:val="center"/>
+            </w:pPr>
+            <w:r>
+              <w:drawing>
+                <wp:inline xmlns:a="http://schemas.openxmlformats.org/drawingml/2006/main" xmlns:pic="http://schemas.openxmlformats.org/drawingml/2006/picture">
+                  <wp:extent cx="1691640" cy="12969240"/>
+                  <wp:docPr id="23" name="Picture 23"/>
+                  <wp:cNvGraphicFramePr>
+                    <a:graphicFrameLocks noChangeAspect="1"/>
+                  </wp:cNvGraphicFramePr>
+                  <a:graphic>
+                    <a:graphicData uri="http://schemas.openxmlformats.org/drawingml/2006/picture">
+                      <pic:pic>
+                        <pic:nvPicPr>
+                          <pic:cNvPr id="0" name="phone-en-contact-98953.jpg"/>
+                          <pic:cNvPicPr/>
+                        </pic:nvPicPr>
+                        <pic:blipFill>
+                          <a:blip r:embed="rId35"/>
+                          <a:stretch>
+                            <a:fillRect/>
+                          </a:stretch>
+                        </pic:blipFill>
+                        <pic:spPr>
+                          <a:xfrm>
+                            <a:off x="0" y="0"/>
+                            <a:ext cx="1691640" cy="12969240"/>
+                          </a:xfrm>
+                          <a:prstGeom prst="rect"/>
+                        </pic:spPr>
+                      </pic:pic>
+                    </a:graphicData>
+                  </a:graphic>
+                </wp:inline>
+              </w:drawing>
+            </w:r>
+          </w:p>
+          <w:p>
+            <w:pPr>
+              <w:spacing w:after="0"/>
+              <w:jc w:val="right"/>
+            </w:pPr>
+            <w:r>
+              <w:rPr>
+                <w:b w:val="0"/>
+                <w:i/>
+                <w:color w:val="556670"/>
+                <w:sz w:val="14"/>
+                <w:rtl/>
+                <w:cs w:val="Arial"/>
+              </w:rPr>
+              <w:t>التواصل — الإنجليزية، الجوال.</w:t>
+            </w:r>
+          </w:p>
+        </w:tc>
+      </w:tr>
+    </w:tbl>
+    <w:p>
+      <w:pPr>
+        <w:spacing w:after="40"/>
+      </w:pPr>
+    </w:p>
+    <w:p>
+      <w:pPr>
+        <w:spacing w:before="240" w:after="100"/>
+        <w:bidi/>
+        <w:jc w:val="right"/>
+      </w:pPr>
+      <w:r>
+        <w:rPr>
+          <w:b/>
+          <w:i w:val="0"/>
           <w:color w:val="0F2334"/>
           <w:sz w:val="23"/>
           <w:rtl/>
@@ -3118,82 +5648,394 @@
         <w:t>أوامر التحقّق</w:t>
       </w:r>
     </w:p>
+    <w:tbl>
+      <w:tblPr>
+        <w:tblStyle w:val="TableGrid"/>
+        <w:tblW w:type="auto" w:w="0"/>
+        <w:jc w:val="center"/>
+        <w:tblLook w:firstColumn="1" w:firstRow="1" w:lastColumn="0" w:lastRow="0" w:noHBand="0" w:noVBand="1" w:val="04A0"/>
+      </w:tblPr>
+      <w:tblGrid>
+        <w:gridCol w:w="4729"/>
+        <w:gridCol w:w="4729"/>
+      </w:tblGrid>
+      <w:tr>
+        <w:tc>
+          <w:tcPr>
+            <w:tcW w:type="dxa" w:w="4729"/>
+            <w:shd w:val="clear" w:fill="0F2334"/>
+          </w:tcPr>
+          <w:p>
+            <w:r>
+              <w:rPr>
+                <w:rFonts w:ascii="Consolas" w:hAnsi="Consolas"/>
+                <w:b/>
+                <w:i w:val="0"/>
+                <w:color w:val="FFFFFF"/>
+                <w:sz w:val="17"/>
+                <w:rtl/>
+                <w:cs w:val="Arial"/>
+              </w:rPr>
+              <w:t>npx tsc --noEmit</w:t>
+            </w:r>
+          </w:p>
+        </w:tc>
+        <w:tc>
+          <w:tcPr>
+            <w:tcW w:type="dxa" w:w="4729"/>
+            <w:shd w:val="clear" w:fill="F5F8FA"/>
+          </w:tcPr>
+          <w:p>
+            <w:r>
+              <w:rPr>
+                <w:b w:val="0"/>
+                <w:i/>
+                <w:color w:val="556670"/>
+                <w:sz w:val="17"/>
+                <w:rtl/>
+                <w:cs w:val="Arial"/>
+              </w:rPr>
+              <w:t>exit 0</w:t>
+            </w:r>
+          </w:p>
+        </w:tc>
+      </w:tr>
+      <w:tr>
+        <w:tc>
+          <w:tcPr>
+            <w:tcW w:type="dxa" w:w="4729"/>
+            <w:shd w:val="clear" w:fill="0F2334"/>
+          </w:tcPr>
+          <w:p>
+            <w:r>
+              <w:rPr>
+                <w:rFonts w:ascii="Consolas" w:hAnsi="Consolas"/>
+                <w:b/>
+                <w:i w:val="0"/>
+                <w:color w:val="FFFFFF"/>
+                <w:sz w:val="17"/>
+                <w:rtl/>
+                <w:cs w:val="Arial"/>
+              </w:rPr>
+              <w:t>npm run lint</w:t>
+            </w:r>
+          </w:p>
+        </w:tc>
+        <w:tc>
+          <w:tcPr>
+            <w:tcW w:type="dxa" w:w="4729"/>
+            <w:shd w:val="clear" w:fill="F5F8FA"/>
+          </w:tcPr>
+          <w:p>
+            <w:r>
+              <w:rPr>
+                <w:b w:val="0"/>
+                <w:i/>
+                <w:color w:val="556670"/>
+                <w:sz w:val="17"/>
+                <w:rtl/>
+                <w:cs w:val="Arial"/>
+              </w:rPr>
+              <w:t>exit 0, 0 errors</w:t>
+            </w:r>
+          </w:p>
+        </w:tc>
+      </w:tr>
+      <w:tr>
+        <w:tc>
+          <w:tcPr>
+            <w:tcW w:type="dxa" w:w="4729"/>
+            <w:shd w:val="clear" w:fill="0F2334"/>
+          </w:tcPr>
+          <w:p>
+            <w:r>
+              <w:rPr>
+                <w:rFonts w:ascii="Consolas" w:hAnsi="Consolas"/>
+                <w:b/>
+                <w:i w:val="0"/>
+                <w:color w:val="FFFFFF"/>
+                <w:sz w:val="17"/>
+                <w:rtl/>
+                <w:cs w:val="Arial"/>
+              </w:rPr>
+              <w:t>npm run build</w:t>
+            </w:r>
+          </w:p>
+        </w:tc>
+        <w:tc>
+          <w:tcPr>
+            <w:tcW w:type="dxa" w:w="4729"/>
+            <w:shd w:val="clear" w:fill="F5F8FA"/>
+          </w:tcPr>
+          <w:p>
+            <w:r>
+              <w:rPr>
+                <w:b w:val="0"/>
+                <w:i/>
+                <w:color w:val="556670"/>
+                <w:sz w:val="17"/>
+                <w:rtl/>
+                <w:cs w:val="Arial"/>
+              </w:rPr>
+              <w:t>exit 0</w:t>
+            </w:r>
+          </w:p>
+        </w:tc>
+      </w:tr>
+      <w:tr>
+        <w:tc>
+          <w:tcPr>
+            <w:tcW w:type="dxa" w:w="4729"/>
+            <w:shd w:val="clear" w:fill="0F2334"/>
+          </w:tcPr>
+          <w:p>
+            <w:r>
+              <w:rPr>
+                <w:rFonts w:ascii="Consolas" w:hAnsi="Consolas"/>
+                <w:b/>
+                <w:i w:val="0"/>
+                <w:color w:val="FFFFFF"/>
+                <w:sz w:val="17"/>
+                <w:rtl/>
+                <w:cs w:val="Arial"/>
+              </w:rPr>
+              <w:t>npm audit --audit-level=high</w:t>
+            </w:r>
+          </w:p>
+        </w:tc>
+        <w:tc>
+          <w:tcPr>
+            <w:tcW w:type="dxa" w:w="4729"/>
+            <w:shd w:val="clear" w:fill="F5F8FA"/>
+          </w:tcPr>
+          <w:p>
+            <w:r>
+              <w:rPr>
+                <w:b w:val="0"/>
+                <w:i/>
+                <w:color w:val="556670"/>
+                <w:sz w:val="17"/>
+                <w:rtl/>
+                <w:cs w:val="Arial"/>
+              </w:rPr>
+              <w:t>0 vulnerabilities</w:t>
+            </w:r>
+          </w:p>
+        </w:tc>
+      </w:tr>
+    </w:tbl>
     <w:p>
       <w:pPr>
-        <w:spacing w:after="20"/>
-        <w:jc w:val="left"/>
+        <w:spacing w:after="40"/>
       </w:pPr>
-      <w:r>
-        <w:rPr>
-          <w:rFonts w:ascii="Consolas" w:hAnsi="Consolas"/>
-          <w:sz w:val="17"/>
-        </w:rPr>
-        <w:t>npx tsc --noEmit             # exit 0</w:t>
-      </w:r>
     </w:p>
-    <w:p>
-      <w:pPr>
-        <w:spacing w:after="20"/>
-        <w:jc w:val="left"/>
-      </w:pPr>
-      <w:r>
-        <w:rPr>
-          <w:rFonts w:ascii="Consolas" w:hAnsi="Consolas"/>
-          <w:sz w:val="17"/>
-        </w:rPr>
-        <w:t>npm run lint                 # exit 0, 0 errors</w:t>
-      </w:r>
-    </w:p>
-    <w:p>
-      <w:pPr>
-        <w:spacing w:after="20"/>
-        <w:jc w:val="left"/>
-      </w:pPr>
-      <w:r>
-        <w:rPr>
-          <w:rFonts w:ascii="Consolas" w:hAnsi="Consolas"/>
-          <w:sz w:val="17"/>
-        </w:rPr>
-        <w:t>npm run build                # exit 0</w:t>
-      </w:r>
-    </w:p>
-    <w:p>
-      <w:pPr>
-        <w:spacing w:after="20"/>
-        <w:jc w:val="left"/>
-      </w:pPr>
-      <w:r>
-        <w:rPr>
-          <w:rFonts w:ascii="Consolas" w:hAnsi="Consolas"/>
-          <w:sz w:val="17"/>
-        </w:rPr>
-        <w:t>npm audit --audit-level=high # 0 vulnerabilities</w:t>
-      </w:r>
-    </w:p>
-    <w:p>
-      <w:pPr>
-        <w:spacing w:after="120" w:line="288" w:lineRule="auto"/>
-        <w:bidi/>
-        <w:jc w:val="right"/>
-      </w:pPr>
-      <w:r>
-        <w:rPr>
-          <w:i/>
-          <w:sz w:val="17"/>
-          <w:rtl/>
-          <w:cs w:val="Arial"/>
-        </w:rPr>
-        <w:t>جُمعت قياسات المتصفح المذكورة أعلاه بواسطة أداة Puppeteer مؤقتة غير مُودَعة في المستودع، لأن إيداعها سيضيف اعتمادية puppeteer-core غير معلنة من أجل مجرّد وثيقة تقرير. وقد قيست الأداة أول رسم، وهندسة كل قسم، وبنية العناوين، والتباين لكل بكسل، وحجم الأهداف، وإمكانية الوصول إلى الروابط، وأخطاء وحدة التحكم والسياسة عبر جميع اللغات والعروض.</w:t>
-      </w:r>
-    </w:p>
+    <w:tbl>
+      <w:tblPr>
+        <w:tblW w:type="auto" w:w="0"/>
+        <w:jc w:val="center"/>
+        <w:tblLayout w:type="fixed"/>
+        <w:tblLook w:firstColumn="1" w:firstRow="1" w:lastColumn="0" w:lastRow="0" w:noHBand="0" w:noVBand="1" w:val="04A0"/>
+        <w:tblBorders>
+          <w:top w:val="none" w:sz="0" w:space="0"/>
+          <w:left w:val="none" w:sz="0" w:space="0"/>
+          <w:bottom w:val="none" w:sz="0" w:space="0"/>
+          <w:right w:val="none" w:sz="0" w:space="0"/>
+          <w:insideH w:val="none" w:sz="0" w:space="0"/>
+          <w:insideV w:val="none" w:sz="0" w:space="0"/>
+        </w:tblBorders>
+      </w:tblPr>
+      <w:tblGrid>
+        <w:gridCol w:w="9458"/>
+      </w:tblGrid>
+      <w:tr>
+        <w:tc>
+          <w:tcPr>
+            <w:tcW w:type="dxa" w:w="9936"/>
+            <w:shd w:val="clear" w:fill="ECF5F9"/>
+            <w:tcMar>
+              <w:top w:w="90" w:type="dxa"/>
+              <w:start w:w="130" w:type="dxa"/>
+              <w:bottom w:w="90" w:type="dxa"/>
+              <w:end w:w="130" w:type="dxa"/>
+            </w:tcMar>
+          </w:tcPr>
+          <w:p>
+            <w:pPr>
+              <w:spacing w:after="0"/>
+              <w:bidi/>
+              <w:jc w:val="right"/>
+              <w:pBdr>
+                <w:right w:val="single" w:sz="18" w:color="2C7A9E"/>
+              </w:pBdr>
+            </w:pPr>
+            <w:r>
+              <w:rPr>
+                <w:b w:val="0"/>
+                <w:i/>
+                <w:color w:val="232B33"/>
+                <w:sz w:val="17"/>
+                <w:rtl/>
+                <w:cs w:val="Arial"/>
+              </w:rPr>
+              <w:t>جُمعت قياسات المتصفح المذكورة أعلاه بواسطة أداة Puppeteer مؤقتة غير مُودَعة في المستودع، لأن إيداعها سيضيف اعتمادية puppeteer-core غير معلنة من أجل مجرّد وثيقة تقرير. وقد قيست الأداة أول رسم، وهندسة كل قسم، وبنية العناوين، والتباين لكل بكسل، وحجم الأهداف، وإمكانية الوصول إلى الروابط، وأخطاء وحدة التحكم والسياسة عبر جميع اللغات والعروض.</w:t>
+            </w:r>
+          </w:p>
+        </w:tc>
+      </w:tr>
+    </w:tbl>
     <w:sectPr>
-      <w:pgSz w:w="12240" w:h="15840"/>
-      <w:pgMar w:top="1008" w:right="1080" w:bottom="1008" w:left="1080" w:header="720" w:footer="720" w:gutter="0"/>
+      <w:headerReference w:type="first" r:id="rId9"/>
+      <w:footerReference w:type="first" r:id="rId10"/>
+      <w:headerReference w:type="default" r:id="rId12"/>
+      <w:footerReference w:type="default" r:id="rId13"/>
+      <w:pgSz w:w="11906" w:h="16838"/>
+      <w:pgMar w:top="864" w:right="1224" w:bottom="936" w:left="1224" w:header="576" w:footer="576" w:gutter="0"/>
       <w:cols w:space="720"/>
+      <w:titlePg/>
       <w:docGrid w:linePitch="360"/>
+      <w:pgNumType w:start="0"/>
     </w:sectPr>
   </w:body>
 </w:document>
+</file>
+
+<file path=word/footer1.xml><?xml version="1.0" encoding="utf-8"?>
+<w:ftr xmlns:m="http://schemas.openxmlformats.org/officeDocument/2006/math" xmlns:mc="http://schemas.openxmlformats.org/markup-compatibility/2006" xmlns:mo="http://schemas.microsoft.com/office/mac/office/2008/main" xmlns:mv="urn:schemas-microsoft-com:mac:vml" xmlns:o="urn:schemas-microsoft-com:office:office" xmlns:r="http://schemas.openxmlformats.org/officeDocument/2006/relationships" xmlns:v="urn:schemas-microsoft-com:vml" xmlns:w10="urn:schemas-microsoft-com:office:word" xmlns:w14="http://schemas.microsoft.com/office/word/2010/wordml" xmlns:w="http://schemas.openxmlformats.org/wordprocessingml/2006/main" xmlns:wne="http://schemas.microsoft.com/office/word/2006/wordml" xmlns:wp14="http://schemas.microsoft.com/office/word/2010/wordprocessingDrawing" xmlns:wp="http://schemas.openxmlformats.org/drawingml/2006/wordprocessingDrawing" xmlns:wpc="http://schemas.microsoft.com/office/word/2010/wordprocessingCanvas" xmlns:wpg="http://schemas.microsoft.com/office/word/2010/wordprocessingGroup" xmlns:wpi="http://schemas.microsoft.com/office/word/2010/wordprocessingInk" xmlns:wps="http://schemas.microsoft.com/office/word/2010/wordprocessingShape" mc:Ignorable="w14 wp14">
+  <w:p>
+    <w:pPr>
+      <w:pStyle w:val="Footer"/>
+    </w:pPr>
+    <w:r/>
+  </w:p>
+</w:ftr>
+</file>
+
+<file path=word/footer2.xml><?xml version="1.0" encoding="utf-8"?>
+<w:ftr xmlns:m="http://schemas.openxmlformats.org/officeDocument/2006/math" xmlns:mc="http://schemas.openxmlformats.org/markup-compatibility/2006" xmlns:mo="http://schemas.microsoft.com/office/mac/office/2008/main" xmlns:mv="urn:schemas-microsoft-com:mac:vml" xmlns:o="urn:schemas-microsoft-com:office:office" xmlns:r="http://schemas.openxmlformats.org/officeDocument/2006/relationships" xmlns:v="urn:schemas-microsoft-com:vml" xmlns:w10="urn:schemas-microsoft-com:office:word" xmlns:w14="http://schemas.microsoft.com/office/word/2010/wordml" xmlns:w="http://schemas.openxmlformats.org/wordprocessingml/2006/main" xmlns:wne="http://schemas.microsoft.com/office/word/2006/wordml" xmlns:wp14="http://schemas.microsoft.com/office/word/2010/wordprocessingDrawing" xmlns:wp="http://schemas.openxmlformats.org/drawingml/2006/wordprocessingDrawing" xmlns:wpc="http://schemas.microsoft.com/office/word/2010/wordprocessingCanvas" xmlns:wpg="http://schemas.microsoft.com/office/word/2010/wordprocessingGroup" xmlns:wpi="http://schemas.microsoft.com/office/word/2010/wordprocessingInk" xmlns:wps="http://schemas.microsoft.com/office/word/2010/wordprocessingShape" mc:Ignorable="w14 wp14">
+  <w:p>
+    <w:pPr>
+      <w:pStyle w:val="Footer"/>
+      <w:tabs>
+        <w:tab w:pos="9072" w:val="left"/>
+      </w:tabs>
+      <w:spacing w:before="40"/>
+      <w:bidi/>
+      <w:jc w:val="right"/>
+      <w:bidi/>
+      <w:bidi/>
+    </w:pPr>
+    <w:r>
+      <w:rPr>
+        <w:b w:val="0"/>
+        <w:i w:val="0"/>
+        <w:color w:val="556670"/>
+        <w:sz w:val="16"/>
+        <w:rtl/>
+        <w:cs w:val="Arial"/>
+      </w:rPr>
+    </w:r>
+    <w:r>
+      <w:rPr>
+        <w:b w:val="0"/>
+        <w:i w:val="0"/>
+        <w:color w:val="556670"/>
+        <w:sz w:val="16"/>
+        <w:rtl/>
+        <w:cs w:val="Arial"/>
+      </w:rPr>
+      <w:t xml:space="preserve">  </w:t>
+    </w:r>
+    <w:r>
+      <w:rPr>
+        <w:b w:val="0"/>
+        <w:i w:val="0"/>
+        <w:color w:val="556670"/>
+        <w:sz w:val="16"/>
+        <w:rtl/>
+        <w:cs w:val="Arial"/>
+      </w:rPr>
+      <w:t>2026</w:t>
+    </w:r>
+  </w:p>
+  <w:p>
+    <w:pPr>
+      <w:spacing w:after="0"/>
+      <w:jc w:val="center"/>
+      <w:pBdr>
+        <w:top w:val="single" w:sz="6" w:space="2" w:color="C9D6DE"/>
+      </w:pBdr>
+    </w:pPr>
+    <w:r>
+      <w:rPr>
+        <w:b w:val="0"/>
+        <w:i w:val="0"/>
+        <w:color w:val="556670"/>
+        <w:sz w:val="16"/>
+        <w:rtl/>
+        <w:cs w:val="Arial"/>
+      </w:rPr>
+      <w:t xml:space="preserve">·  </w:t>
+    </w:r>
+    <w:r>
+      <w:rPr>
+        <w:sz w:val="16"/>
+        <w:rtl/>
+        <w:cs w:val="Arial"/>
+      </w:rPr>
+      <w:fldChar w:fldCharType="begin"/>
+      <w:instrText xml:space="preserve"> PAGE </w:instrText>
+      <w:fldChar w:fldCharType="end"/>
+    </w:r>
+    <w:r>
+      <w:rPr>
+        <w:b w:val="0"/>
+        <w:i w:val="0"/>
+        <w:color w:val="556670"/>
+        <w:sz w:val="16"/>
+        <w:rtl/>
+        <w:cs w:val="Arial"/>
+      </w:rPr>
+      <w:t xml:space="preserve">  ·</w:t>
+    </w:r>
+  </w:p>
+</w:ftr>
+</file>
+
+<file path=word/header1.xml><?xml version="1.0" encoding="utf-8"?>
+<w:hdr xmlns:m="http://schemas.openxmlformats.org/officeDocument/2006/math" xmlns:mc="http://schemas.openxmlformats.org/markup-compatibility/2006" xmlns:mo="http://schemas.microsoft.com/office/mac/office/2008/main" xmlns:mv="urn:schemas-microsoft-com:mac:vml" xmlns:o="urn:schemas-microsoft-com:office:office" xmlns:r="http://schemas.openxmlformats.org/officeDocument/2006/relationships" xmlns:v="urn:schemas-microsoft-com:vml" xmlns:w10="urn:schemas-microsoft-com:office:word" xmlns:w14="http://schemas.microsoft.com/office/word/2010/wordml" xmlns:w="http://schemas.openxmlformats.org/wordprocessingml/2006/main" xmlns:wne="http://schemas.microsoft.com/office/word/2006/wordml" xmlns:wp14="http://schemas.microsoft.com/office/word/2010/wordprocessingDrawing" xmlns:wp="http://schemas.openxmlformats.org/drawingml/2006/wordprocessingDrawing" xmlns:wpc="http://schemas.microsoft.com/office/word/2010/wordprocessingCanvas" xmlns:wpg="http://schemas.microsoft.com/office/word/2010/wordprocessingGroup" xmlns:wpi="http://schemas.microsoft.com/office/word/2010/wordprocessingInk" xmlns:wps="http://schemas.microsoft.com/office/word/2010/wordprocessingShape" mc:Ignorable="w14 wp14">
+  <w:p>
+    <w:pPr>
+      <w:pStyle w:val="Header"/>
+    </w:pPr>
+    <w:r/>
+  </w:p>
+</w:hdr>
+</file>
+
+<file path=word/header2.xml><?xml version="1.0" encoding="utf-8"?>
+<w:hdr xmlns:m="http://schemas.openxmlformats.org/officeDocument/2006/math" xmlns:mc="http://schemas.openxmlformats.org/markup-compatibility/2006" xmlns:mo="http://schemas.microsoft.com/office/mac/office/2008/main" xmlns:mv="urn:schemas-microsoft-com:mac:vml" xmlns:o="urn:schemas-microsoft-com:office:office" xmlns:r="http://schemas.openxmlformats.org/officeDocument/2006/relationships" xmlns:v="urn:schemas-microsoft-com:vml" xmlns:w10="urn:schemas-microsoft-com:office:word" xmlns:w14="http://schemas.microsoft.com/office/word/2010/wordml" xmlns:w="http://schemas.openxmlformats.org/wordprocessingml/2006/main" xmlns:wne="http://schemas.microsoft.com/office/word/2006/wordml" xmlns:wp14="http://schemas.microsoft.com/office/word/2010/wordprocessingDrawing" xmlns:wp="http://schemas.openxmlformats.org/drawingml/2006/wordprocessingDrawing" xmlns:wpc="http://schemas.microsoft.com/office/word/2010/wordprocessingCanvas" xmlns:wpg="http://schemas.microsoft.com/office/word/2010/wordprocessingGroup" xmlns:wpi="http://schemas.microsoft.com/office/word/2010/wordprocessingInk" xmlns:wps="http://schemas.microsoft.com/office/word/2010/wordprocessingShape" mc:Ignorable="w14 wp14">
+  <w:p>
+    <w:pPr>
+      <w:pStyle w:val="Header"/>
+      <w:jc w:val="right"/>
+      <w:pBdr>
+        <w:bottom w:val="single" w:sz="6" w:space="2" w:color="C9D6DE"/>
+      </w:pBdr>
+      <w:bidi/>
+    </w:pPr>
+    <w:r>
+      <w:rPr>
+        <w:b w:val="0"/>
+        <w:i/>
+        <w:color w:val="556670"/>
+        <w:sz w:val="16"/>
+        <w:rtl/>
+        <w:cs w:val="Arial"/>
+      </w:rPr>
+      <w:t>تدقيق الإنتاج والتحقّق — 2026</w:t>
+    </w:r>
+  </w:p>
+</w:hdr>
 </file>
 
 <file path=word/numbering.xml><?xml version="1.0" encoding="utf-8"?>
